--- a/Help.docx
+++ b/Help.docx
@@ -35,7 +35,7 @@
     <w:p>
       <w:r>
         <w:pict w14:anchorId="10DFF08B">
-          <v:rect id="_x0000_i1115" style="width:0;height:.75pt" o:hralign="center" o:hrstd="t" o:hr="t" fillcolor="#a0a0a0" stroked="f"/>
+          <v:rect id="_x0000_i1025" style="width:0;height:.75pt" o:hralign="center" o:hrstd="t" o:hr="t" fillcolor="#a0a0a0" stroked="f"/>
         </w:pict>
       </w:r>
     </w:p>
@@ -177,7 +177,7 @@
     <w:p>
       <w:r>
         <w:pict w14:anchorId="7A1BC980">
-          <v:rect id="_x0000_i1116" style="width:0;height:.75pt" o:hralign="center" o:hrstd="t" o:hr="t" fillcolor="#a0a0a0" stroked="f"/>
+          <v:rect id="_x0000_i1026" style="width:0;height:.75pt" o:hralign="center" o:hrstd="t" o:hr="t" fillcolor="#a0a0a0" stroked="f"/>
         </w:pict>
       </w:r>
     </w:p>
@@ -316,7 +316,7 @@
     <w:p>
       <w:r>
         <w:pict w14:anchorId="170E3EDF">
-          <v:rect id="_x0000_i1117" style="width:0;height:.75pt" o:hralign="center" o:hrstd="t" o:hr="t" fillcolor="#a0a0a0" stroked="f"/>
+          <v:rect id="_x0000_i1027" style="width:0;height:.75pt" o:hralign="center" o:hrstd="t" o:hr="t" fillcolor="#a0a0a0" stroked="f"/>
         </w:pict>
       </w:r>
     </w:p>
@@ -462,7 +462,7 @@
     <w:p>
       <w:r>
         <w:pict w14:anchorId="188E9ECC">
-          <v:rect id="_x0000_i1118" style="width:0;height:.75pt" o:hralign="center" o:hrstd="t" o:hr="t" fillcolor="#a0a0a0" stroked="f"/>
+          <v:rect id="_x0000_i1028" style="width:0;height:.75pt" o:hralign="center" o:hrstd="t" o:hr="t" fillcolor="#a0a0a0" stroked="f"/>
         </w:pict>
       </w:r>
     </w:p>
@@ -478,495 +478,61 @@
           <w:b/>
           <w:bCs/>
         </w:rPr>
-        <w:t>4. Architecture</w:t>
-      </w:r>
-    </w:p>
-    <w:p>
-      <w:pPr>
-        <w:rPr>
-          <w:b/>
-          <w:bCs/>
-        </w:rPr>
-      </w:pPr>
-      <w:r>
-        <w:rPr>
-          <w:b/>
-          <w:bCs/>
-        </w:rPr>
-        <w:t>4.1 High-Level Pipeline</w:t>
-      </w:r>
-    </w:p>
-    <w:p>
-      <w:r>
-        <w:t>text</w:t>
-      </w:r>
-    </w:p>
-    <w:p>
-      <w:r>
-        <w:t xml:space="preserve">                     ┌───────────────────── PROJECT 1 (The Brain) ─────────────────────┐</w:t>
-      </w:r>
-    </w:p>
-    <w:p>
-      <w:r>
-        <w:t xml:space="preserve">                     │                                                                 │</w:t>
-      </w:r>
-    </w:p>
-    <w:p>
-      <w:r>
-        <w:t xml:space="preserve"> Competitor ─────</w:t>
-      </w:r>
-      <w:r>
-        <w:rPr>
-          <w:rFonts w:ascii="Arial" w:hAnsi="Arial" w:cs="Arial"/>
-        </w:rPr>
-        <w:t>►</w:t>
-      </w:r>
-      <w:r>
-        <w:t xml:space="preserve">  Research </w:t>
-      </w:r>
-      <w:r>
-        <w:rPr>
-          <w:rFonts w:ascii="Aptos" w:hAnsi="Aptos" w:cs="Aptos"/>
-        </w:rPr>
-        <w:t>─</w:t>
-      </w:r>
-      <w:r>
-        <w:rPr>
-          <w:rFonts w:ascii="Arial" w:hAnsi="Arial" w:cs="Arial"/>
-        </w:rPr>
-        <w:t>►</w:t>
-      </w:r>
-      <w:r>
-        <w:t xml:space="preserve"> Content </w:t>
-      </w:r>
-      <w:r>
-        <w:rPr>
-          <w:rFonts w:ascii="Aptos" w:hAnsi="Aptos" w:cs="Aptos"/>
-        </w:rPr>
-        <w:t>─</w:t>
-      </w:r>
-      <w:r>
-        <w:rPr>
-          <w:rFonts w:ascii="Arial" w:hAnsi="Arial" w:cs="Arial"/>
-        </w:rPr>
-        <w:t>►</w:t>
-      </w:r>
-      <w:r>
-        <w:t xml:space="preserve"> Localise </w:t>
-      </w:r>
-      <w:r>
-        <w:rPr>
-          <w:rFonts w:ascii="Aptos" w:hAnsi="Aptos" w:cs="Aptos"/>
-        </w:rPr>
-        <w:t>─</w:t>
-      </w:r>
-      <w:r>
-        <w:rPr>
-          <w:rFonts w:ascii="Arial" w:hAnsi="Arial" w:cs="Arial"/>
-        </w:rPr>
-        <w:t>►</w:t>
-      </w:r>
-      <w:r>
-        <w:t xml:space="preserve"> Media </w:t>
-      </w:r>
-      <w:r>
-        <w:rPr>
-          <w:rFonts w:ascii="Aptos" w:hAnsi="Aptos" w:cs="Aptos"/>
-        </w:rPr>
-        <w:t>─</w:t>
-      </w:r>
-      <w:r>
-        <w:rPr>
-          <w:rFonts w:ascii="Arial" w:hAnsi="Arial" w:cs="Arial"/>
-        </w:rPr>
-        <w:t>►</w:t>
-      </w:r>
-      <w:r>
-        <w:t xml:space="preserve"> Compliance </w:t>
-      </w:r>
-      <w:r>
-        <w:rPr>
-          <w:rFonts w:ascii="Aptos" w:hAnsi="Aptos" w:cs="Aptos"/>
-        </w:rPr>
-        <w:t>─</w:t>
-      </w:r>
-      <w:r>
-        <w:rPr>
-          <w:rFonts w:ascii="Arial" w:hAnsi="Arial" w:cs="Arial"/>
-        </w:rPr>
-        <w:t>►</w:t>
-      </w:r>
-      <w:r>
-        <w:t xml:space="preserve"> Human     </w:t>
-      </w:r>
-      <w:r>
-        <w:rPr>
-          <w:rFonts w:ascii="Aptos" w:hAnsi="Aptos" w:cs="Aptos"/>
-        </w:rPr>
-        <w:t>│</w:t>
-      </w:r>
-    </w:p>
-    <w:p>
-      <w:r>
-        <w:lastRenderedPageBreak/>
-        <w:t xml:space="preserve"> intelligence       agent       </w:t>
-      </w:r>
-      <w:proofErr w:type="spellStart"/>
-      <w:r>
-        <w:t>agent</w:t>
-      </w:r>
-      <w:proofErr w:type="spellEnd"/>
-      <w:r>
-        <w:t xml:space="preserve">      </w:t>
-      </w:r>
-      <w:proofErr w:type="spellStart"/>
-      <w:r>
-        <w:t>agent</w:t>
-      </w:r>
-      <w:proofErr w:type="spellEnd"/>
-      <w:r>
-        <w:t xml:space="preserve">       node    gate           review    │</w:t>
-      </w:r>
-    </w:p>
-    <w:p>
-      <w:r>
-        <w:t xml:space="preserve">                     │             </w:t>
-      </w:r>
-      <w:r>
-        <w:rPr>
-          <w:rFonts w:ascii="Arial" w:hAnsi="Arial" w:cs="Arial"/>
-        </w:rPr>
-        <w:t>▲</w:t>
-      </w:r>
-      <w:r>
-        <w:t xml:space="preserve">                                            </w:t>
-      </w:r>
-      <w:r>
-        <w:rPr>
-          <w:rFonts w:ascii="Aptos" w:hAnsi="Aptos" w:cs="Aptos"/>
-        </w:rPr>
-        <w:t>│</w:t>
-      </w:r>
-      <w:r>
-        <w:t xml:space="preserve">      </w:t>
-      </w:r>
-      <w:r>
-        <w:rPr>
-          <w:rFonts w:ascii="Aptos" w:hAnsi="Aptos" w:cs="Aptos"/>
-        </w:rPr>
-        <w:t>│</w:t>
-      </w:r>
-    </w:p>
-    <w:p>
-      <w:r>
-        <w:t xml:space="preserve">                     │             │                                            </w:t>
-      </w:r>
-      <w:r>
-        <w:rPr>
-          <w:rFonts w:ascii="Arial" w:hAnsi="Arial" w:cs="Arial"/>
-        </w:rPr>
-        <w:t>▼</w:t>
-      </w:r>
-      <w:r>
-        <w:t xml:space="preserve">      </w:t>
-      </w:r>
-      <w:r>
-        <w:rPr>
-          <w:rFonts w:ascii="Aptos" w:hAnsi="Aptos" w:cs="Aptos"/>
-        </w:rPr>
-        <w:t>│</w:t>
-      </w:r>
-    </w:p>
-    <w:p>
-      <w:r>
-        <w:t xml:space="preserve">                     │      Lessons memory  </w:t>
-      </w:r>
-      <w:r>
-        <w:rPr>
-          <w:rFonts w:ascii="Arial" w:hAnsi="Arial" w:cs="Arial"/>
-        </w:rPr>
-        <w:t>◄</w:t>
-      </w:r>
-      <w:r>
-        <w:rPr>
-          <w:rFonts w:ascii="Aptos" w:hAnsi="Aptos" w:cs="Aptos"/>
-        </w:rPr>
-        <w:t>─────────</w:t>
-      </w:r>
-      <w:r>
-        <w:t xml:space="preserve"> reject/edit </w:t>
-      </w:r>
-      <w:r>
-        <w:rPr>
-          <w:rFonts w:ascii="Aptos" w:hAnsi="Aptos" w:cs="Aptos"/>
-        </w:rPr>
-        <w:t>────</w:t>
-      </w:r>
-      <w:r>
-        <w:t xml:space="preserve"> approved queue </w:t>
-      </w:r>
-      <w:r>
-        <w:rPr>
-          <w:rFonts w:ascii="Aptos" w:hAnsi="Aptos" w:cs="Aptos"/>
-        </w:rPr>
-        <w:t>│</w:t>
-      </w:r>
-    </w:p>
-    <w:p>
-      <w:r>
-        <w:t xml:space="preserve">                     │      (Feedback loop)                                                │</w:t>
-      </w:r>
-    </w:p>
-    <w:p>
-      <w:r>
-        <w:t xml:space="preserve">                     └─────────────────────────────────────────────────────────────────┘</w:t>
-      </w:r>
-    </w:p>
-    <w:p>
-      <w:r>
-        <w:t xml:space="preserve">                                                          │</w:t>
-      </w:r>
-    </w:p>
-    <w:p>
-      <w:r>
-        <w:t xml:space="preserve">                                                          │  </w:t>
-      </w:r>
-      <w:proofErr w:type="spellStart"/>
-      <w:r>
-        <w:t>content_assets</w:t>
-      </w:r>
-      <w:proofErr w:type="spellEnd"/>
-      <w:r>
-        <w:t xml:space="preserve"> (Postgres)</w:t>
-      </w:r>
-    </w:p>
-    <w:p>
-      <w:r>
-        <w:t xml:space="preserve">                                                          │  status = 'approved'</w:t>
-      </w:r>
-    </w:p>
-    <w:p>
-      <w:r>
-        <w:t xml:space="preserve">                                                          </w:t>
-      </w:r>
-      <w:r>
-        <w:rPr>
-          <w:rFonts w:ascii="Arial" w:hAnsi="Arial" w:cs="Arial"/>
-        </w:rPr>
-        <w:t>▼</w:t>
-      </w:r>
-    </w:p>
-    <w:p>
-      <w:r>
-        <w:t xml:space="preserve">                     ┌───────────────────── PROJECT 2 (The Hands) ─────────────────────┐</w:t>
-      </w:r>
-    </w:p>
-    <w:p>
-      <w:r>
-        <w:t xml:space="preserve">                     │                                                                 │</w:t>
-      </w:r>
-    </w:p>
-    <w:p>
-      <w:r>
-        <w:t xml:space="preserve">                     │  </w:t>
-      </w:r>
-      <w:proofErr w:type="spellStart"/>
-      <w:r>
-        <w:t>APScheduler</w:t>
-      </w:r>
-      <w:proofErr w:type="spellEnd"/>
-      <w:r>
-        <w:t xml:space="preserve"> ──</w:t>
-      </w:r>
-      <w:r>
-        <w:rPr>
-          <w:rFonts w:ascii="Arial" w:hAnsi="Arial" w:cs="Arial"/>
-        </w:rPr>
-        <w:t>►</w:t>
-      </w:r>
-      <w:r>
-        <w:t xml:space="preserve"> Publisher </w:t>
-      </w:r>
-      <w:r>
-        <w:rPr>
-          <w:rFonts w:ascii="Aptos" w:hAnsi="Aptos" w:cs="Aptos"/>
-        </w:rPr>
-        <w:t>──</w:t>
-      </w:r>
-      <w:r>
-        <w:rPr>
-          <w:rFonts w:ascii="Arial" w:hAnsi="Arial" w:cs="Arial"/>
-        </w:rPr>
-        <w:t>►</w:t>
-      </w:r>
-      <w:r>
-        <w:t xml:space="preserve"> Buffer </w:t>
-      </w:r>
-      <w:proofErr w:type="spellStart"/>
-      <w:r>
-        <w:t>GraphQL</w:t>
-      </w:r>
-      <w:proofErr w:type="spellEnd"/>
-      <w:r>
-        <w:t xml:space="preserve"> API </w:t>
-      </w:r>
-      <w:r>
-        <w:rPr>
-          <w:rFonts w:ascii="Aptos" w:hAnsi="Aptos" w:cs="Aptos"/>
-        </w:rPr>
-        <w:t>──</w:t>
-      </w:r>
-      <w:r>
-        <w:rPr>
-          <w:rFonts w:ascii="Arial" w:hAnsi="Arial" w:cs="Arial"/>
-        </w:rPr>
-        <w:t>►</w:t>
-      </w:r>
-      <w:r>
-        <w:t xml:space="preserve"> LinkedIn / </w:t>
-      </w:r>
-      <w:r>
-        <w:rPr>
-          <w:rFonts w:ascii="Aptos" w:hAnsi="Aptos" w:cs="Aptos"/>
-        </w:rPr>
-        <w:t>│</w:t>
-      </w:r>
-    </w:p>
-    <w:p>
-      <w:r>
-        <w:t xml:space="preserve">                     │      │             (buffer)                          Instagram  │</w:t>
-      </w:r>
-    </w:p>
-    <w:p>
-      <w:r>
-        <w:t xml:space="preserve">                     │      │                │                                         │</w:t>
-      </w:r>
-    </w:p>
-    <w:p>
-      <w:r>
-        <w:t xml:space="preserve">                     │      </w:t>
-      </w:r>
-      <w:r>
-        <w:rPr>
-          <w:rFonts w:ascii="Arial" w:hAnsi="Arial" w:cs="Arial"/>
-        </w:rPr>
-        <w:t>▼</w:t>
-      </w:r>
-      <w:r>
-        <w:t xml:space="preserve">                </w:t>
-      </w:r>
-      <w:r>
-        <w:rPr>
-          <w:rFonts w:ascii="Arial" w:hAnsi="Arial" w:cs="Arial"/>
-        </w:rPr>
-        <w:t>▼</w:t>
-      </w:r>
-      <w:r>
-        <w:t xml:space="preserve">                                         </w:t>
-      </w:r>
-      <w:r>
-        <w:rPr>
-          <w:rFonts w:ascii="Aptos" w:hAnsi="Aptos" w:cs="Aptos"/>
-        </w:rPr>
-        <w:t>│</w:t>
-      </w:r>
-    </w:p>
-    <w:p>
-      <w:r>
-        <w:t xml:space="preserve">                     │  </w:t>
-      </w:r>
-      <w:proofErr w:type="spellStart"/>
-      <w:r>
-        <w:t>post_results</w:t>
-      </w:r>
-      <w:proofErr w:type="spellEnd"/>
-      <w:r>
-        <w:t xml:space="preserve">  ─</w:t>
-      </w:r>
-      <w:r>
-        <w:rPr>
-          <w:rFonts w:ascii="Arial" w:hAnsi="Arial" w:cs="Arial"/>
-        </w:rPr>
-        <w:t>►</w:t>
-      </w:r>
-      <w:r>
-        <w:t xml:space="preserve">  Analytics pull  </w:t>
-      </w:r>
-      <w:r>
-        <w:rPr>
-          <w:rFonts w:ascii="Aptos" w:hAnsi="Aptos" w:cs="Aptos"/>
-        </w:rPr>
-        <w:t>─</w:t>
-      </w:r>
-      <w:r>
-        <w:rPr>
-          <w:rFonts w:ascii="Arial" w:hAnsi="Arial" w:cs="Arial"/>
-        </w:rPr>
-        <w:t>►</w:t>
-      </w:r>
-      <w:r>
-        <w:t xml:space="preserve">  Dashboard charts         </w:t>
-      </w:r>
-      <w:r>
-        <w:rPr>
-          <w:rFonts w:ascii="Aptos" w:hAnsi="Aptos" w:cs="Aptos"/>
-        </w:rPr>
-        <w:t>│</w:t>
-      </w:r>
-    </w:p>
-    <w:p>
-      <w:r>
-        <w:t xml:space="preserve">                     └─────────────────────────────────────────────────────────────────┘</w:t>
-      </w:r>
-    </w:p>
-    <w:p>
-      <w:pPr>
-        <w:rPr>
-          <w:b/>
-          <w:bCs/>
-        </w:rPr>
-      </w:pPr>
-      <w:r>
-        <w:rPr>
-          <w:b/>
-          <w:bCs/>
-        </w:rPr>
-        <w:t>4.2 Agent Responsibilities</w:t>
+        <w:t>4. A</w:t>
+      </w:r>
+      <w:r>
+        <w:rPr>
+          <w:b/>
+          <w:bCs/>
+        </w:rPr>
+        <w:t>gents</w:t>
+      </w:r>
+    </w:p>
+    <w:p>
+      <w:pPr>
+        <w:rPr>
+          <w:b/>
+          <w:bCs/>
+        </w:rPr>
+      </w:pPr>
+      <w:r>
+        <w:rPr>
+          <w:b/>
+          <w:bCs/>
+        </w:rPr>
+        <w:t>4.</w:t>
+      </w:r>
+      <w:r>
+        <w:rPr>
+          <w:b/>
+          <w:bCs/>
+        </w:rPr>
+        <w:t>1</w:t>
+      </w:r>
+      <w:r>
+        <w:rPr>
+          <w:b/>
+          <w:bCs/>
+        </w:rPr>
+        <w:t xml:space="preserve"> Agent Responsibilities</w:t>
       </w:r>
     </w:p>
     <w:tbl>
       <w:tblPr>
-        <w:tblW w:w="11280" w:type="dxa"/>
-        <w:tblCellMar>
-          <w:top w:w="15" w:type="dxa"/>
-          <w:left w:w="15" w:type="dxa"/>
-          <w:bottom w:w="15" w:type="dxa"/>
-          <w:right w:w="15" w:type="dxa"/>
-        </w:tblCellMar>
+        <w:tblStyle w:val="TableGrid"/>
+        <w:tblW w:w="9072" w:type="dxa"/>
+        <w:tblInd w:w="-5" w:type="dxa"/>
         <w:tblLook w:val="04A0" w:firstRow="1" w:lastRow="0" w:firstColumn="1" w:lastColumn="0" w:noHBand="0" w:noVBand="1"/>
       </w:tblPr>
       <w:tblGrid>
-        <w:gridCol w:w="1668"/>
-        <w:gridCol w:w="3468"/>
-        <w:gridCol w:w="6144"/>
+        <w:gridCol w:w="1644"/>
+        <w:gridCol w:w="3204"/>
+        <w:gridCol w:w="4224"/>
       </w:tblGrid>
       <w:tr>
-        <w:trPr>
-          <w:tblHeader/>
-        </w:trPr>
-        <w:tc>
-          <w:tcPr>
-            <w:tcW w:w="0" w:type="auto"/>
-            <w:tcBorders>
-              <w:top w:val="nil"/>
-            </w:tcBorders>
-            <w:tcMar>
-              <w:top w:w="150" w:type="dxa"/>
-              <w:left w:w="0" w:type="dxa"/>
-              <w:bottom w:w="150" w:type="dxa"/>
-              <w:right w:w="240" w:type="dxa"/>
-            </w:tcMar>
-            <w:vAlign w:val="center"/>
+        <w:tc>
+          <w:tcPr>
+            <w:tcW w:w="1644" w:type="dxa"/>
             <w:hideMark/>
           </w:tcPr>
           <w:p>
@@ -977,17 +543,7 @@
         </w:tc>
         <w:tc>
           <w:tcPr>
-            <w:tcW w:w="0" w:type="auto"/>
-            <w:tcBorders>
-              <w:top w:val="nil"/>
-            </w:tcBorders>
-            <w:tcMar>
-              <w:top w:w="150" w:type="dxa"/>
-              <w:left w:w="240" w:type="dxa"/>
-              <w:bottom w:w="150" w:type="dxa"/>
-              <w:right w:w="240" w:type="dxa"/>
-            </w:tcMar>
-            <w:vAlign w:val="center"/>
+            <w:tcW w:w="3204" w:type="dxa"/>
             <w:hideMark/>
           </w:tcPr>
           <w:p>
@@ -998,17 +554,7 @@
         </w:tc>
         <w:tc>
           <w:tcPr>
-            <w:tcW w:w="0" w:type="auto"/>
-            <w:tcBorders>
-              <w:top w:val="nil"/>
-            </w:tcBorders>
-            <w:tcMar>
-              <w:top w:w="150" w:type="dxa"/>
-              <w:left w:w="240" w:type="dxa"/>
-              <w:bottom w:w="150" w:type="dxa"/>
-              <w:right w:w="240" w:type="dxa"/>
-            </w:tcMar>
-            <w:vAlign w:val="center"/>
+            <w:tcW w:w="4224" w:type="dxa"/>
             <w:hideMark/>
           </w:tcPr>
           <w:p>
@@ -1021,14 +567,7 @@
       <w:tr>
         <w:tc>
           <w:tcPr>
-            <w:tcW w:w="0" w:type="auto"/>
-            <w:tcMar>
-              <w:top w:w="150" w:type="dxa"/>
-              <w:left w:w="0" w:type="dxa"/>
-              <w:bottom w:w="150" w:type="dxa"/>
-              <w:right w:w="240" w:type="dxa"/>
-            </w:tcMar>
-            <w:vAlign w:val="center"/>
+            <w:tcW w:w="1644" w:type="dxa"/>
             <w:hideMark/>
           </w:tcPr>
           <w:p>
@@ -1039,14 +578,7 @@
         </w:tc>
         <w:tc>
           <w:tcPr>
-            <w:tcW w:w="0" w:type="auto"/>
-            <w:tcMar>
-              <w:top w:w="150" w:type="dxa"/>
-              <w:left w:w="240" w:type="dxa"/>
-              <w:bottom w:w="150" w:type="dxa"/>
-              <w:right w:w="240" w:type="dxa"/>
-            </w:tcMar>
-            <w:vAlign w:val="center"/>
+            <w:tcW w:w="3204" w:type="dxa"/>
             <w:hideMark/>
           </w:tcPr>
           <w:p>
@@ -1057,14 +589,7 @@
         </w:tc>
         <w:tc>
           <w:tcPr>
-            <w:tcW w:w="0" w:type="auto"/>
-            <w:tcMar>
-              <w:top w:w="150" w:type="dxa"/>
-              <w:left w:w="240" w:type="dxa"/>
-              <w:bottom w:w="150" w:type="dxa"/>
-              <w:right w:w="0" w:type="dxa"/>
-            </w:tcMar>
-            <w:vAlign w:val="center"/>
+            <w:tcW w:w="4224" w:type="dxa"/>
             <w:hideMark/>
           </w:tcPr>
           <w:p>
@@ -1077,32 +602,19 @@
       <w:tr>
         <w:tc>
           <w:tcPr>
-            <w:tcW w:w="0" w:type="auto"/>
-            <w:tcMar>
-              <w:top w:w="150" w:type="dxa"/>
-              <w:left w:w="0" w:type="dxa"/>
-              <w:bottom w:w="150" w:type="dxa"/>
-              <w:right w:w="240" w:type="dxa"/>
-            </w:tcMar>
-            <w:vAlign w:val="center"/>
-            <w:hideMark/>
-          </w:tcPr>
-          <w:p>
-            <w:r>
+            <w:tcW w:w="1644" w:type="dxa"/>
+            <w:hideMark/>
+          </w:tcPr>
+          <w:p>
+            <w:r>
+              <w:lastRenderedPageBreak/>
               <w:t>Content</w:t>
             </w:r>
           </w:p>
         </w:tc>
         <w:tc>
           <w:tcPr>
-            <w:tcW w:w="0" w:type="auto"/>
-            <w:tcMar>
-              <w:top w:w="150" w:type="dxa"/>
-              <w:left w:w="240" w:type="dxa"/>
-              <w:bottom w:w="150" w:type="dxa"/>
-              <w:right w:w="240" w:type="dxa"/>
-            </w:tcMar>
-            <w:vAlign w:val="center"/>
+            <w:tcW w:w="3204" w:type="dxa"/>
             <w:hideMark/>
           </w:tcPr>
           <w:p>
@@ -1113,14 +625,7 @@
         </w:tc>
         <w:tc>
           <w:tcPr>
-            <w:tcW w:w="0" w:type="auto"/>
-            <w:tcMar>
-              <w:top w:w="150" w:type="dxa"/>
-              <w:left w:w="240" w:type="dxa"/>
-              <w:bottom w:w="150" w:type="dxa"/>
-              <w:right w:w="0" w:type="dxa"/>
-            </w:tcMar>
-            <w:vAlign w:val="center"/>
+            <w:tcW w:w="4224" w:type="dxa"/>
             <w:hideMark/>
           </w:tcPr>
           <w:p>
@@ -1133,33 +638,18 @@
       <w:tr>
         <w:tc>
           <w:tcPr>
-            <w:tcW w:w="0" w:type="auto"/>
-            <w:tcMar>
-              <w:top w:w="150" w:type="dxa"/>
-              <w:left w:w="0" w:type="dxa"/>
-              <w:bottom w:w="150" w:type="dxa"/>
-              <w:right w:w="240" w:type="dxa"/>
-            </w:tcMar>
-            <w:vAlign w:val="center"/>
-            <w:hideMark/>
-          </w:tcPr>
-          <w:p>
-            <w:r>
-              <w:lastRenderedPageBreak/>
+            <w:tcW w:w="1644" w:type="dxa"/>
+            <w:hideMark/>
+          </w:tcPr>
+          <w:p>
+            <w:r>
               <w:t>Localisation</w:t>
             </w:r>
           </w:p>
         </w:tc>
         <w:tc>
           <w:tcPr>
-            <w:tcW w:w="0" w:type="auto"/>
-            <w:tcMar>
-              <w:top w:w="150" w:type="dxa"/>
-              <w:left w:w="240" w:type="dxa"/>
-              <w:bottom w:w="150" w:type="dxa"/>
-              <w:right w:w="240" w:type="dxa"/>
-            </w:tcMar>
-            <w:vAlign w:val="center"/>
+            <w:tcW w:w="3204" w:type="dxa"/>
             <w:hideMark/>
           </w:tcPr>
           <w:p>
@@ -1170,14 +660,7 @@
         </w:tc>
         <w:tc>
           <w:tcPr>
-            <w:tcW w:w="0" w:type="auto"/>
-            <w:tcMar>
-              <w:top w:w="150" w:type="dxa"/>
-              <w:left w:w="240" w:type="dxa"/>
-              <w:bottom w:w="150" w:type="dxa"/>
-              <w:right w:w="0" w:type="dxa"/>
-            </w:tcMar>
-            <w:vAlign w:val="center"/>
+            <w:tcW w:w="4224" w:type="dxa"/>
             <w:hideMark/>
           </w:tcPr>
           <w:p>
@@ -1195,14 +678,7 @@
       <w:tr>
         <w:tc>
           <w:tcPr>
-            <w:tcW w:w="0" w:type="auto"/>
-            <w:tcMar>
-              <w:top w:w="150" w:type="dxa"/>
-              <w:left w:w="0" w:type="dxa"/>
-              <w:bottom w:w="150" w:type="dxa"/>
-              <w:right w:w="240" w:type="dxa"/>
-            </w:tcMar>
-            <w:vAlign w:val="center"/>
+            <w:tcW w:w="1644" w:type="dxa"/>
             <w:hideMark/>
           </w:tcPr>
           <w:p>
@@ -1213,14 +689,7 @@
         </w:tc>
         <w:tc>
           <w:tcPr>
-            <w:tcW w:w="0" w:type="auto"/>
-            <w:tcMar>
-              <w:top w:w="150" w:type="dxa"/>
-              <w:left w:w="240" w:type="dxa"/>
-              <w:bottom w:w="150" w:type="dxa"/>
-              <w:right w:w="240" w:type="dxa"/>
-            </w:tcMar>
-            <w:vAlign w:val="center"/>
+            <w:tcW w:w="3204" w:type="dxa"/>
             <w:hideMark/>
           </w:tcPr>
           <w:p>
@@ -1231,14 +700,7 @@
         </w:tc>
         <w:tc>
           <w:tcPr>
-            <w:tcW w:w="0" w:type="auto"/>
-            <w:tcMar>
-              <w:top w:w="150" w:type="dxa"/>
-              <w:left w:w="240" w:type="dxa"/>
-              <w:bottom w:w="150" w:type="dxa"/>
-              <w:right w:w="0" w:type="dxa"/>
-            </w:tcMar>
-            <w:vAlign w:val="center"/>
+            <w:tcW w:w="4224" w:type="dxa"/>
             <w:hideMark/>
           </w:tcPr>
           <w:p>
@@ -1259,14 +721,7 @@
       <w:tr>
         <w:tc>
           <w:tcPr>
-            <w:tcW w:w="0" w:type="auto"/>
-            <w:tcMar>
-              <w:top w:w="150" w:type="dxa"/>
-              <w:left w:w="0" w:type="dxa"/>
-              <w:bottom w:w="150" w:type="dxa"/>
-              <w:right w:w="240" w:type="dxa"/>
-            </w:tcMar>
-            <w:vAlign w:val="center"/>
+            <w:tcW w:w="1644" w:type="dxa"/>
             <w:hideMark/>
           </w:tcPr>
           <w:p>
@@ -1277,14 +732,7 @@
         </w:tc>
         <w:tc>
           <w:tcPr>
-            <w:tcW w:w="0" w:type="auto"/>
-            <w:tcMar>
-              <w:top w:w="150" w:type="dxa"/>
-              <w:left w:w="240" w:type="dxa"/>
-              <w:bottom w:w="150" w:type="dxa"/>
-              <w:right w:w="240" w:type="dxa"/>
-            </w:tcMar>
-            <w:vAlign w:val="center"/>
+            <w:tcW w:w="3204" w:type="dxa"/>
             <w:hideMark/>
           </w:tcPr>
           <w:p>
@@ -1295,14 +743,7 @@
         </w:tc>
         <w:tc>
           <w:tcPr>
-            <w:tcW w:w="0" w:type="auto"/>
-            <w:tcMar>
-              <w:top w:w="150" w:type="dxa"/>
-              <w:left w:w="240" w:type="dxa"/>
-              <w:bottom w:w="150" w:type="dxa"/>
-              <w:right w:w="0" w:type="dxa"/>
-            </w:tcMar>
-            <w:vAlign w:val="center"/>
+            <w:tcW w:w="4224" w:type="dxa"/>
             <w:hideMark/>
           </w:tcPr>
           <w:p>
@@ -1315,14 +756,7 @@
       <w:tr>
         <w:tc>
           <w:tcPr>
-            <w:tcW w:w="0" w:type="auto"/>
-            <w:tcMar>
-              <w:top w:w="150" w:type="dxa"/>
-              <w:left w:w="0" w:type="dxa"/>
-              <w:bottom w:w="150" w:type="dxa"/>
-              <w:right w:w="240" w:type="dxa"/>
-            </w:tcMar>
-            <w:vAlign w:val="center"/>
+            <w:tcW w:w="1644" w:type="dxa"/>
             <w:hideMark/>
           </w:tcPr>
           <w:p>
@@ -1333,14 +767,7 @@
         </w:tc>
         <w:tc>
           <w:tcPr>
-            <w:tcW w:w="0" w:type="auto"/>
-            <w:tcMar>
-              <w:top w:w="150" w:type="dxa"/>
-              <w:left w:w="240" w:type="dxa"/>
-              <w:bottom w:w="150" w:type="dxa"/>
-              <w:right w:w="240" w:type="dxa"/>
-            </w:tcMar>
-            <w:vAlign w:val="center"/>
+            <w:tcW w:w="3204" w:type="dxa"/>
             <w:hideMark/>
           </w:tcPr>
           <w:p>
@@ -1351,14 +778,7 @@
         </w:tc>
         <w:tc>
           <w:tcPr>
-            <w:tcW w:w="0" w:type="auto"/>
-            <w:tcMar>
-              <w:top w:w="150" w:type="dxa"/>
-              <w:left w:w="240" w:type="dxa"/>
-              <w:bottom w:w="150" w:type="dxa"/>
-              <w:right w:w="0" w:type="dxa"/>
-            </w:tcMar>
-            <w:vAlign w:val="center"/>
+            <w:tcW w:w="4224" w:type="dxa"/>
             <w:hideMark/>
           </w:tcPr>
           <w:p>
@@ -1371,14 +791,7 @@
       <w:tr>
         <w:tc>
           <w:tcPr>
-            <w:tcW w:w="0" w:type="auto"/>
-            <w:tcMar>
-              <w:top w:w="150" w:type="dxa"/>
-              <w:left w:w="0" w:type="dxa"/>
-              <w:bottom w:w="150" w:type="dxa"/>
-              <w:right w:w="240" w:type="dxa"/>
-            </w:tcMar>
-            <w:vAlign w:val="center"/>
+            <w:tcW w:w="1644" w:type="dxa"/>
             <w:hideMark/>
           </w:tcPr>
           <w:p>
@@ -1389,14 +802,7 @@
         </w:tc>
         <w:tc>
           <w:tcPr>
-            <w:tcW w:w="0" w:type="auto"/>
-            <w:tcMar>
-              <w:top w:w="150" w:type="dxa"/>
-              <w:left w:w="240" w:type="dxa"/>
-              <w:bottom w:w="150" w:type="dxa"/>
-              <w:right w:w="240" w:type="dxa"/>
-            </w:tcMar>
-            <w:vAlign w:val="center"/>
+            <w:tcW w:w="3204" w:type="dxa"/>
             <w:hideMark/>
           </w:tcPr>
           <w:p>
@@ -1407,14 +813,7 @@
         </w:tc>
         <w:tc>
           <w:tcPr>
-            <w:tcW w:w="0" w:type="auto"/>
-            <w:tcMar>
-              <w:top w:w="150" w:type="dxa"/>
-              <w:left w:w="240" w:type="dxa"/>
-              <w:bottom w:w="150" w:type="dxa"/>
-              <w:right w:w="0" w:type="dxa"/>
-            </w:tcMar>
-            <w:vAlign w:val="center"/>
+            <w:tcW w:w="4224" w:type="dxa"/>
             <w:hideMark/>
           </w:tcPr>
           <w:p>
@@ -1427,14 +826,7 @@
       <w:tr>
         <w:tc>
           <w:tcPr>
-            <w:tcW w:w="0" w:type="auto"/>
-            <w:tcMar>
-              <w:top w:w="150" w:type="dxa"/>
-              <w:left w:w="0" w:type="dxa"/>
-              <w:bottom w:w="150" w:type="dxa"/>
-              <w:right w:w="240" w:type="dxa"/>
-            </w:tcMar>
-            <w:vAlign w:val="center"/>
+            <w:tcW w:w="1644" w:type="dxa"/>
             <w:hideMark/>
           </w:tcPr>
           <w:p>
@@ -1445,14 +837,7 @@
         </w:tc>
         <w:tc>
           <w:tcPr>
-            <w:tcW w:w="0" w:type="auto"/>
-            <w:tcMar>
-              <w:top w:w="150" w:type="dxa"/>
-              <w:left w:w="240" w:type="dxa"/>
-              <w:bottom w:w="150" w:type="dxa"/>
-              <w:right w:w="240" w:type="dxa"/>
-            </w:tcMar>
-            <w:vAlign w:val="center"/>
+            <w:tcW w:w="3204" w:type="dxa"/>
             <w:hideMark/>
           </w:tcPr>
           <w:p>
@@ -1463,14 +848,7 @@
         </w:tc>
         <w:tc>
           <w:tcPr>
-            <w:tcW w:w="0" w:type="auto"/>
-            <w:tcMar>
-              <w:top w:w="150" w:type="dxa"/>
-              <w:left w:w="240" w:type="dxa"/>
-              <w:bottom w:w="150" w:type="dxa"/>
-              <w:right w:w="0" w:type="dxa"/>
-            </w:tcMar>
-            <w:vAlign w:val="center"/>
+            <w:tcW w:w="4224" w:type="dxa"/>
             <w:hideMark/>
           </w:tcPr>
           <w:p>
@@ -1493,12 +871,34 @@
           <w:bCs/>
         </w:rPr>
       </w:pPr>
-      <w:r>
-        <w:rPr>
-          <w:b/>
-          <w:bCs/>
-        </w:rPr>
-        <w:t>4.3 The Shared Queue (Contract Between Projects)</w:t>
+    </w:p>
+    <w:p>
+      <w:pPr>
+        <w:rPr>
+          <w:b/>
+          <w:bCs/>
+        </w:rPr>
+      </w:pPr>
+      <w:r>
+        <w:rPr>
+          <w:b/>
+          <w:bCs/>
+        </w:rPr>
+        <w:t>4.</w:t>
+      </w:r>
+      <w:r>
+        <w:rPr>
+          <w:b/>
+          <w:bCs/>
+        </w:rPr>
+        <w:t>2</w:t>
+      </w:r>
+      <w:r>
+        <w:rPr>
+          <w:b/>
+          <w:bCs/>
+        </w:rPr>
+        <w:t xml:space="preserve"> The Shared Queue (Contract Between Projects)</w:t>
       </w:r>
     </w:p>
     <w:p>
@@ -1545,7 +945,7 @@
     <w:p>
       <w:r>
         <w:pict w14:anchorId="326EAAE9">
-          <v:rect id="_x0000_i1119" style="width:0;height:.75pt" o:hralign="center" o:hrstd="t" o:hr="t" fillcolor="#a0a0a0" stroked="f"/>
+          <v:rect id="_x0000_i1029" style="width:0;height:.75pt" o:hralign="center" o:hrstd="t" o:hr="t" fillcolor="#a0a0a0" stroked="f"/>
         </w:pict>
       </w:r>
     </w:p>
@@ -1581,43 +981,24 @@
     </w:p>
     <w:tbl>
       <w:tblPr>
+        <w:tblStyle w:val="TableGrid"/>
         <w:tblW w:w="0" w:type="auto"/>
-        <w:tblCellMar>
-          <w:top w:w="15" w:type="dxa"/>
-          <w:left w:w="15" w:type="dxa"/>
-          <w:bottom w:w="15" w:type="dxa"/>
-          <w:right w:w="15" w:type="dxa"/>
-        </w:tblCellMar>
         <w:tblLook w:val="04A0" w:firstRow="1" w:lastRow="0" w:firstColumn="1" w:lastColumn="0" w:noHBand="0" w:noVBand="1"/>
       </w:tblPr>
       <w:tblGrid>
-        <w:gridCol w:w="1938"/>
-        <w:gridCol w:w="2327"/>
-        <w:gridCol w:w="1776"/>
-        <w:gridCol w:w="2985"/>
+        <w:gridCol w:w="1939"/>
+        <w:gridCol w:w="2182"/>
+        <w:gridCol w:w="1548"/>
+        <w:gridCol w:w="3347"/>
       </w:tblGrid>
       <w:tr>
-        <w:trPr>
-          <w:tblHeader/>
-        </w:trPr>
-        <w:tc>
-          <w:tcPr>
-            <w:tcW w:w="0" w:type="auto"/>
-            <w:tcBorders>
-              <w:top w:val="nil"/>
-            </w:tcBorders>
-            <w:tcMar>
-              <w:top w:w="150" w:type="dxa"/>
-              <w:left w:w="0" w:type="dxa"/>
-              <w:bottom w:w="150" w:type="dxa"/>
-              <w:right w:w="240" w:type="dxa"/>
-            </w:tcMar>
-            <w:vAlign w:val="center"/>
-            <w:hideMark/>
-          </w:tcPr>
-          <w:p>
-            <w:r>
-              <w:lastRenderedPageBreak/>
+        <w:tc>
+          <w:tcPr>
+            <w:tcW w:w="0" w:type="auto"/>
+            <w:hideMark/>
+          </w:tcPr>
+          <w:p>
+            <w:r>
               <w:t>Layer</w:t>
             </w:r>
           </w:p>
@@ -1625,16 +1006,6 @@
         <w:tc>
           <w:tcPr>
             <w:tcW w:w="0" w:type="auto"/>
-            <w:tcBorders>
-              <w:top w:val="nil"/>
-            </w:tcBorders>
-            <w:tcMar>
-              <w:top w:w="150" w:type="dxa"/>
-              <w:left w:w="240" w:type="dxa"/>
-              <w:bottom w:w="150" w:type="dxa"/>
-              <w:right w:w="240" w:type="dxa"/>
-            </w:tcMar>
-            <w:vAlign w:val="center"/>
             <w:hideMark/>
           </w:tcPr>
           <w:p>
@@ -1646,16 +1017,6 @@
         <w:tc>
           <w:tcPr>
             <w:tcW w:w="0" w:type="auto"/>
-            <w:tcBorders>
-              <w:top w:val="nil"/>
-            </w:tcBorders>
-            <w:tcMar>
-              <w:top w:w="150" w:type="dxa"/>
-              <w:left w:w="240" w:type="dxa"/>
-              <w:bottom w:w="150" w:type="dxa"/>
-              <w:right w:w="240" w:type="dxa"/>
-            </w:tcMar>
-            <w:vAlign w:val="center"/>
             <w:hideMark/>
           </w:tcPr>
           <w:p>
@@ -1667,16 +1028,6 @@
         <w:tc>
           <w:tcPr>
             <w:tcW w:w="0" w:type="auto"/>
-            <w:tcBorders>
-              <w:top w:val="nil"/>
-            </w:tcBorders>
-            <w:tcMar>
-              <w:top w:w="150" w:type="dxa"/>
-              <w:left w:w="240" w:type="dxa"/>
-              <w:bottom w:w="150" w:type="dxa"/>
-              <w:right w:w="240" w:type="dxa"/>
-            </w:tcMar>
-            <w:vAlign w:val="center"/>
             <w:hideMark/>
           </w:tcPr>
           <w:p>
@@ -1690,13 +1041,6 @@
         <w:tc>
           <w:tcPr>
             <w:tcW w:w="0" w:type="auto"/>
-            <w:tcMar>
-              <w:top w:w="150" w:type="dxa"/>
-              <w:left w:w="0" w:type="dxa"/>
-              <w:bottom w:w="150" w:type="dxa"/>
-              <w:right w:w="240" w:type="dxa"/>
-            </w:tcMar>
-            <w:vAlign w:val="center"/>
             <w:hideMark/>
           </w:tcPr>
           <w:p>
@@ -1712,13 +1056,6 @@
         <w:tc>
           <w:tcPr>
             <w:tcW w:w="0" w:type="auto"/>
-            <w:tcMar>
-              <w:top w:w="150" w:type="dxa"/>
-              <w:left w:w="240" w:type="dxa"/>
-              <w:bottom w:w="150" w:type="dxa"/>
-              <w:right w:w="240" w:type="dxa"/>
-            </w:tcMar>
-            <w:vAlign w:val="center"/>
             <w:hideMark/>
           </w:tcPr>
           <w:p>
@@ -1730,13 +1067,6 @@
         <w:tc>
           <w:tcPr>
             <w:tcW w:w="0" w:type="auto"/>
-            <w:tcMar>
-              <w:top w:w="150" w:type="dxa"/>
-              <w:left w:w="240" w:type="dxa"/>
-              <w:bottom w:w="150" w:type="dxa"/>
-              <w:right w:w="240" w:type="dxa"/>
-            </w:tcMar>
-            <w:vAlign w:val="center"/>
             <w:hideMark/>
           </w:tcPr>
           <w:p>
@@ -1748,13 +1078,6 @@
         <w:tc>
           <w:tcPr>
             <w:tcW w:w="0" w:type="auto"/>
-            <w:tcMar>
-              <w:top w:w="150" w:type="dxa"/>
-              <w:left w:w="240" w:type="dxa"/>
-              <w:bottom w:w="150" w:type="dxa"/>
-              <w:right w:w="0" w:type="dxa"/>
-            </w:tcMar>
-            <w:vAlign w:val="center"/>
             <w:hideMark/>
           </w:tcPr>
           <w:p>
@@ -1768,13 +1091,6 @@
         <w:tc>
           <w:tcPr>
             <w:tcW w:w="0" w:type="auto"/>
-            <w:tcMar>
-              <w:top w:w="150" w:type="dxa"/>
-              <w:left w:w="0" w:type="dxa"/>
-              <w:bottom w:w="150" w:type="dxa"/>
-              <w:right w:w="240" w:type="dxa"/>
-            </w:tcMar>
-            <w:vAlign w:val="center"/>
             <w:hideMark/>
           </w:tcPr>
           <w:p>
@@ -1790,13 +1106,6 @@
         <w:tc>
           <w:tcPr>
             <w:tcW w:w="0" w:type="auto"/>
-            <w:tcMar>
-              <w:top w:w="150" w:type="dxa"/>
-              <w:left w:w="240" w:type="dxa"/>
-              <w:bottom w:w="150" w:type="dxa"/>
-              <w:right w:w="240" w:type="dxa"/>
-            </w:tcMar>
-            <w:vAlign w:val="center"/>
             <w:hideMark/>
           </w:tcPr>
           <w:p>
@@ -1810,13 +1119,6 @@
         <w:tc>
           <w:tcPr>
             <w:tcW w:w="0" w:type="auto"/>
-            <w:tcMar>
-              <w:top w:w="150" w:type="dxa"/>
-              <w:left w:w="240" w:type="dxa"/>
-              <w:bottom w:w="150" w:type="dxa"/>
-              <w:right w:w="240" w:type="dxa"/>
-            </w:tcMar>
-            <w:vAlign w:val="center"/>
             <w:hideMark/>
           </w:tcPr>
           <w:p>
@@ -1828,13 +1130,6 @@
         <w:tc>
           <w:tcPr>
             <w:tcW w:w="0" w:type="auto"/>
-            <w:tcMar>
-              <w:top w:w="150" w:type="dxa"/>
-              <w:left w:w="240" w:type="dxa"/>
-              <w:bottom w:w="150" w:type="dxa"/>
-              <w:right w:w="0" w:type="dxa"/>
-            </w:tcMar>
-            <w:vAlign w:val="center"/>
             <w:hideMark/>
           </w:tcPr>
           <w:p>
@@ -1864,13 +1159,6 @@
         <w:tc>
           <w:tcPr>
             <w:tcW w:w="0" w:type="auto"/>
-            <w:tcMar>
-              <w:top w:w="150" w:type="dxa"/>
-              <w:left w:w="0" w:type="dxa"/>
-              <w:bottom w:w="150" w:type="dxa"/>
-              <w:right w:w="240" w:type="dxa"/>
-            </w:tcMar>
-            <w:vAlign w:val="center"/>
             <w:hideMark/>
           </w:tcPr>
           <w:p>
@@ -1886,13 +1174,6 @@
         <w:tc>
           <w:tcPr>
             <w:tcW w:w="0" w:type="auto"/>
-            <w:tcMar>
-              <w:top w:w="150" w:type="dxa"/>
-              <w:left w:w="240" w:type="dxa"/>
-              <w:bottom w:w="150" w:type="dxa"/>
-              <w:right w:w="240" w:type="dxa"/>
-            </w:tcMar>
-            <w:vAlign w:val="center"/>
             <w:hideMark/>
           </w:tcPr>
           <w:p>
@@ -1906,13 +1187,6 @@
         <w:tc>
           <w:tcPr>
             <w:tcW w:w="0" w:type="auto"/>
-            <w:tcMar>
-              <w:top w:w="150" w:type="dxa"/>
-              <w:left w:w="240" w:type="dxa"/>
-              <w:bottom w:w="150" w:type="dxa"/>
-              <w:right w:w="240" w:type="dxa"/>
-            </w:tcMar>
-            <w:vAlign w:val="center"/>
             <w:hideMark/>
           </w:tcPr>
           <w:p>
@@ -1924,13 +1198,6 @@
         <w:tc>
           <w:tcPr>
             <w:tcW w:w="0" w:type="auto"/>
-            <w:tcMar>
-              <w:top w:w="150" w:type="dxa"/>
-              <w:left w:w="240" w:type="dxa"/>
-              <w:bottom w:w="150" w:type="dxa"/>
-              <w:right w:w="0" w:type="dxa"/>
-            </w:tcMar>
-            <w:vAlign w:val="center"/>
             <w:hideMark/>
           </w:tcPr>
           <w:p>
@@ -1944,13 +1211,6 @@
         <w:tc>
           <w:tcPr>
             <w:tcW w:w="0" w:type="auto"/>
-            <w:tcMar>
-              <w:top w:w="150" w:type="dxa"/>
-              <w:left w:w="0" w:type="dxa"/>
-              <w:bottom w:w="150" w:type="dxa"/>
-              <w:right w:w="240" w:type="dxa"/>
-            </w:tcMar>
-            <w:vAlign w:val="center"/>
             <w:hideMark/>
           </w:tcPr>
           <w:p>
@@ -1959,6 +1219,7 @@
                 <w:b/>
                 <w:bCs/>
               </w:rPr>
+              <w:lastRenderedPageBreak/>
               <w:t>LLM Provider</w:t>
             </w:r>
           </w:p>
@@ -1966,13 +1227,6 @@
         <w:tc>
           <w:tcPr>
             <w:tcW w:w="0" w:type="auto"/>
-            <w:tcMar>
-              <w:top w:w="150" w:type="dxa"/>
-              <w:left w:w="240" w:type="dxa"/>
-              <w:bottom w:w="150" w:type="dxa"/>
-              <w:right w:w="240" w:type="dxa"/>
-            </w:tcMar>
-            <w:vAlign w:val="center"/>
             <w:hideMark/>
           </w:tcPr>
           <w:p>
@@ -1989,13 +1243,6 @@
         <w:tc>
           <w:tcPr>
             <w:tcW w:w="0" w:type="auto"/>
-            <w:tcMar>
-              <w:top w:w="150" w:type="dxa"/>
-              <w:left w:w="240" w:type="dxa"/>
-              <w:bottom w:w="150" w:type="dxa"/>
-              <w:right w:w="240" w:type="dxa"/>
-            </w:tcMar>
-            <w:vAlign w:val="center"/>
             <w:hideMark/>
           </w:tcPr>
           <w:p>
@@ -2007,13 +1254,6 @@
         <w:tc>
           <w:tcPr>
             <w:tcW w:w="0" w:type="auto"/>
-            <w:tcMar>
-              <w:top w:w="150" w:type="dxa"/>
-              <w:left w:w="240" w:type="dxa"/>
-              <w:bottom w:w="150" w:type="dxa"/>
-              <w:right w:w="0" w:type="dxa"/>
-            </w:tcMar>
-            <w:vAlign w:val="center"/>
             <w:hideMark/>
           </w:tcPr>
           <w:p>
@@ -2027,13 +1267,6 @@
         <w:tc>
           <w:tcPr>
             <w:tcW w:w="0" w:type="auto"/>
-            <w:tcMar>
-              <w:top w:w="150" w:type="dxa"/>
-              <w:left w:w="0" w:type="dxa"/>
-              <w:bottom w:w="150" w:type="dxa"/>
-              <w:right w:w="240" w:type="dxa"/>
-            </w:tcMar>
-            <w:vAlign w:val="center"/>
             <w:hideMark/>
           </w:tcPr>
           <w:p>
@@ -2049,13 +1282,6 @@
         <w:tc>
           <w:tcPr>
             <w:tcW w:w="0" w:type="auto"/>
-            <w:tcMar>
-              <w:top w:w="150" w:type="dxa"/>
-              <w:left w:w="240" w:type="dxa"/>
-              <w:bottom w:w="150" w:type="dxa"/>
-              <w:right w:w="240" w:type="dxa"/>
-            </w:tcMar>
-            <w:vAlign w:val="center"/>
             <w:hideMark/>
           </w:tcPr>
           <w:p>
@@ -2080,13 +1306,6 @@
         <w:tc>
           <w:tcPr>
             <w:tcW w:w="0" w:type="auto"/>
-            <w:tcMar>
-              <w:top w:w="150" w:type="dxa"/>
-              <w:left w:w="240" w:type="dxa"/>
-              <w:bottom w:w="150" w:type="dxa"/>
-              <w:right w:w="240" w:type="dxa"/>
-            </w:tcMar>
-            <w:vAlign w:val="center"/>
             <w:hideMark/>
           </w:tcPr>
           <w:p>
@@ -2098,13 +1317,6 @@
         <w:tc>
           <w:tcPr>
             <w:tcW w:w="0" w:type="auto"/>
-            <w:tcMar>
-              <w:top w:w="150" w:type="dxa"/>
-              <w:left w:w="240" w:type="dxa"/>
-              <w:bottom w:w="150" w:type="dxa"/>
-              <w:right w:w="0" w:type="dxa"/>
-            </w:tcMar>
-            <w:vAlign w:val="center"/>
             <w:hideMark/>
           </w:tcPr>
           <w:p>
@@ -2123,13 +1335,6 @@
         <w:tc>
           <w:tcPr>
             <w:tcW w:w="0" w:type="auto"/>
-            <w:tcMar>
-              <w:top w:w="150" w:type="dxa"/>
-              <w:left w:w="0" w:type="dxa"/>
-              <w:bottom w:w="150" w:type="dxa"/>
-              <w:right w:w="240" w:type="dxa"/>
-            </w:tcMar>
-            <w:vAlign w:val="center"/>
             <w:hideMark/>
           </w:tcPr>
           <w:p>
@@ -2145,13 +1350,6 @@
         <w:tc>
           <w:tcPr>
             <w:tcW w:w="0" w:type="auto"/>
-            <w:tcMar>
-              <w:top w:w="150" w:type="dxa"/>
-              <w:left w:w="240" w:type="dxa"/>
-              <w:bottom w:w="150" w:type="dxa"/>
-              <w:right w:w="240" w:type="dxa"/>
-            </w:tcMar>
-            <w:vAlign w:val="center"/>
             <w:hideMark/>
           </w:tcPr>
           <w:p>
@@ -2168,13 +1366,6 @@
         <w:tc>
           <w:tcPr>
             <w:tcW w:w="0" w:type="auto"/>
-            <w:tcMar>
-              <w:top w:w="150" w:type="dxa"/>
-              <w:left w:w="240" w:type="dxa"/>
-              <w:bottom w:w="150" w:type="dxa"/>
-              <w:right w:w="240" w:type="dxa"/>
-            </w:tcMar>
-            <w:vAlign w:val="center"/>
             <w:hideMark/>
           </w:tcPr>
           <w:p>
@@ -2186,13 +1377,6 @@
         <w:tc>
           <w:tcPr>
             <w:tcW w:w="0" w:type="auto"/>
-            <w:tcMar>
-              <w:top w:w="150" w:type="dxa"/>
-              <w:left w:w="240" w:type="dxa"/>
-              <w:bottom w:w="150" w:type="dxa"/>
-              <w:right w:w="0" w:type="dxa"/>
-            </w:tcMar>
-            <w:vAlign w:val="center"/>
             <w:hideMark/>
           </w:tcPr>
           <w:p>
@@ -2206,13 +1390,6 @@
         <w:tc>
           <w:tcPr>
             <w:tcW w:w="0" w:type="auto"/>
-            <w:tcMar>
-              <w:top w:w="150" w:type="dxa"/>
-              <w:left w:w="0" w:type="dxa"/>
-              <w:bottom w:w="150" w:type="dxa"/>
-              <w:right w:w="240" w:type="dxa"/>
-            </w:tcMar>
-            <w:vAlign w:val="center"/>
             <w:hideMark/>
           </w:tcPr>
           <w:p>
@@ -2228,13 +1405,6 @@
         <w:tc>
           <w:tcPr>
             <w:tcW w:w="0" w:type="auto"/>
-            <w:tcMar>
-              <w:top w:w="150" w:type="dxa"/>
-              <w:left w:w="240" w:type="dxa"/>
-              <w:bottom w:w="150" w:type="dxa"/>
-              <w:right w:w="240" w:type="dxa"/>
-            </w:tcMar>
-            <w:vAlign w:val="center"/>
             <w:hideMark/>
           </w:tcPr>
           <w:p>
@@ -2251,13 +1421,6 @@
         <w:tc>
           <w:tcPr>
             <w:tcW w:w="0" w:type="auto"/>
-            <w:tcMar>
-              <w:top w:w="150" w:type="dxa"/>
-              <w:left w:w="240" w:type="dxa"/>
-              <w:bottom w:w="150" w:type="dxa"/>
-              <w:right w:w="240" w:type="dxa"/>
-            </w:tcMar>
-            <w:vAlign w:val="center"/>
             <w:hideMark/>
           </w:tcPr>
           <w:p>
@@ -2269,13 +1432,6 @@
         <w:tc>
           <w:tcPr>
             <w:tcW w:w="0" w:type="auto"/>
-            <w:tcMar>
-              <w:top w:w="150" w:type="dxa"/>
-              <w:left w:w="240" w:type="dxa"/>
-              <w:bottom w:w="150" w:type="dxa"/>
-              <w:right w:w="0" w:type="dxa"/>
-            </w:tcMar>
-            <w:vAlign w:val="center"/>
             <w:hideMark/>
           </w:tcPr>
           <w:p>
@@ -2294,13 +1450,6 @@
         <w:tc>
           <w:tcPr>
             <w:tcW w:w="0" w:type="auto"/>
-            <w:tcMar>
-              <w:top w:w="150" w:type="dxa"/>
-              <w:left w:w="0" w:type="dxa"/>
-              <w:bottom w:w="150" w:type="dxa"/>
-              <w:right w:w="240" w:type="dxa"/>
-            </w:tcMar>
-            <w:vAlign w:val="center"/>
             <w:hideMark/>
           </w:tcPr>
           <w:p>
@@ -2316,13 +1465,6 @@
         <w:tc>
           <w:tcPr>
             <w:tcW w:w="0" w:type="auto"/>
-            <w:tcMar>
-              <w:top w:w="150" w:type="dxa"/>
-              <w:left w:w="240" w:type="dxa"/>
-              <w:bottom w:w="150" w:type="dxa"/>
-              <w:right w:w="240" w:type="dxa"/>
-            </w:tcMar>
-            <w:vAlign w:val="center"/>
             <w:hideMark/>
           </w:tcPr>
           <w:p>
@@ -2344,13 +1486,6 @@
         <w:tc>
           <w:tcPr>
             <w:tcW w:w="0" w:type="auto"/>
-            <w:tcMar>
-              <w:top w:w="150" w:type="dxa"/>
-              <w:left w:w="240" w:type="dxa"/>
-              <w:bottom w:w="150" w:type="dxa"/>
-              <w:right w:w="240" w:type="dxa"/>
-            </w:tcMar>
-            <w:vAlign w:val="center"/>
             <w:hideMark/>
           </w:tcPr>
           <w:p>
@@ -2362,13 +1497,6 @@
         <w:tc>
           <w:tcPr>
             <w:tcW w:w="0" w:type="auto"/>
-            <w:tcMar>
-              <w:top w:w="150" w:type="dxa"/>
-              <w:left w:w="240" w:type="dxa"/>
-              <w:bottom w:w="150" w:type="dxa"/>
-              <w:right w:w="0" w:type="dxa"/>
-            </w:tcMar>
-            <w:vAlign w:val="center"/>
             <w:hideMark/>
           </w:tcPr>
           <w:p>
@@ -2382,13 +1510,6 @@
         <w:tc>
           <w:tcPr>
             <w:tcW w:w="0" w:type="auto"/>
-            <w:tcMar>
-              <w:top w:w="150" w:type="dxa"/>
-              <w:left w:w="0" w:type="dxa"/>
-              <w:bottom w:w="150" w:type="dxa"/>
-              <w:right w:w="240" w:type="dxa"/>
-            </w:tcMar>
-            <w:vAlign w:val="center"/>
             <w:hideMark/>
           </w:tcPr>
           <w:p>
@@ -2397,7 +1518,6 @@
                 <w:b/>
                 <w:bCs/>
               </w:rPr>
-              <w:lastRenderedPageBreak/>
               <w:t>Text-to-Speech</w:t>
             </w:r>
           </w:p>
@@ -2405,13 +1525,6 @@
         <w:tc>
           <w:tcPr>
             <w:tcW w:w="0" w:type="auto"/>
-            <w:tcMar>
-              <w:top w:w="150" w:type="dxa"/>
-              <w:left w:w="240" w:type="dxa"/>
-              <w:bottom w:w="150" w:type="dxa"/>
-              <w:right w:w="240" w:type="dxa"/>
-            </w:tcMar>
-            <w:vAlign w:val="center"/>
             <w:hideMark/>
           </w:tcPr>
           <w:p>
@@ -2425,13 +1538,6 @@
         <w:tc>
           <w:tcPr>
             <w:tcW w:w="0" w:type="auto"/>
-            <w:tcMar>
-              <w:top w:w="150" w:type="dxa"/>
-              <w:left w:w="240" w:type="dxa"/>
-              <w:bottom w:w="150" w:type="dxa"/>
-              <w:right w:w="240" w:type="dxa"/>
-            </w:tcMar>
-            <w:vAlign w:val="center"/>
             <w:hideMark/>
           </w:tcPr>
           <w:p>
@@ -2443,13 +1549,6 @@
         <w:tc>
           <w:tcPr>
             <w:tcW w:w="0" w:type="auto"/>
-            <w:tcMar>
-              <w:top w:w="150" w:type="dxa"/>
-              <w:left w:w="240" w:type="dxa"/>
-              <w:bottom w:w="150" w:type="dxa"/>
-              <w:right w:w="0" w:type="dxa"/>
-            </w:tcMar>
-            <w:vAlign w:val="center"/>
             <w:hideMark/>
           </w:tcPr>
           <w:p>
@@ -2463,13 +1562,6 @@
         <w:tc>
           <w:tcPr>
             <w:tcW w:w="0" w:type="auto"/>
-            <w:tcMar>
-              <w:top w:w="150" w:type="dxa"/>
-              <w:left w:w="0" w:type="dxa"/>
-              <w:bottom w:w="150" w:type="dxa"/>
-              <w:right w:w="240" w:type="dxa"/>
-            </w:tcMar>
-            <w:vAlign w:val="center"/>
             <w:hideMark/>
           </w:tcPr>
           <w:p>
@@ -2485,13 +1577,6 @@
         <w:tc>
           <w:tcPr>
             <w:tcW w:w="0" w:type="auto"/>
-            <w:tcMar>
-              <w:top w:w="150" w:type="dxa"/>
-              <w:left w:w="240" w:type="dxa"/>
-              <w:bottom w:w="150" w:type="dxa"/>
-              <w:right w:w="240" w:type="dxa"/>
-            </w:tcMar>
-            <w:vAlign w:val="center"/>
             <w:hideMark/>
           </w:tcPr>
           <w:p>
@@ -2503,13 +1588,6 @@
         <w:tc>
           <w:tcPr>
             <w:tcW w:w="0" w:type="auto"/>
-            <w:tcMar>
-              <w:top w:w="150" w:type="dxa"/>
-              <w:left w:w="240" w:type="dxa"/>
-              <w:bottom w:w="150" w:type="dxa"/>
-              <w:right w:w="240" w:type="dxa"/>
-            </w:tcMar>
-            <w:vAlign w:val="center"/>
             <w:hideMark/>
           </w:tcPr>
           <w:p>
@@ -2521,13 +1599,6 @@
         <w:tc>
           <w:tcPr>
             <w:tcW w:w="0" w:type="auto"/>
-            <w:tcMar>
-              <w:top w:w="150" w:type="dxa"/>
-              <w:left w:w="240" w:type="dxa"/>
-              <w:bottom w:w="150" w:type="dxa"/>
-              <w:right w:w="0" w:type="dxa"/>
-            </w:tcMar>
-            <w:vAlign w:val="center"/>
             <w:hideMark/>
           </w:tcPr>
           <w:p>
@@ -2541,13 +1612,6 @@
         <w:tc>
           <w:tcPr>
             <w:tcW w:w="0" w:type="auto"/>
-            <w:tcMar>
-              <w:top w:w="150" w:type="dxa"/>
-              <w:left w:w="0" w:type="dxa"/>
-              <w:bottom w:w="150" w:type="dxa"/>
-              <w:right w:w="240" w:type="dxa"/>
-            </w:tcMar>
-            <w:vAlign w:val="center"/>
             <w:hideMark/>
           </w:tcPr>
           <w:p>
@@ -2563,13 +1627,6 @@
         <w:tc>
           <w:tcPr>
             <w:tcW w:w="0" w:type="auto"/>
-            <w:tcMar>
-              <w:top w:w="150" w:type="dxa"/>
-              <w:left w:w="240" w:type="dxa"/>
-              <w:bottom w:w="150" w:type="dxa"/>
-              <w:right w:w="240" w:type="dxa"/>
-            </w:tcMar>
-            <w:vAlign w:val="center"/>
             <w:hideMark/>
           </w:tcPr>
           <w:p>
@@ -2581,13 +1638,6 @@
         <w:tc>
           <w:tcPr>
             <w:tcW w:w="0" w:type="auto"/>
-            <w:tcMar>
-              <w:top w:w="150" w:type="dxa"/>
-              <w:left w:w="240" w:type="dxa"/>
-              <w:bottom w:w="150" w:type="dxa"/>
-              <w:right w:w="240" w:type="dxa"/>
-            </w:tcMar>
-            <w:vAlign w:val="center"/>
             <w:hideMark/>
           </w:tcPr>
           <w:p>
@@ -2599,13 +1649,6 @@
         <w:tc>
           <w:tcPr>
             <w:tcW w:w="0" w:type="auto"/>
-            <w:tcMar>
-              <w:top w:w="150" w:type="dxa"/>
-              <w:left w:w="240" w:type="dxa"/>
-              <w:bottom w:w="150" w:type="dxa"/>
-              <w:right w:w="0" w:type="dxa"/>
-            </w:tcMar>
-            <w:vAlign w:val="center"/>
             <w:hideMark/>
           </w:tcPr>
           <w:p>
@@ -2619,13 +1662,6 @@
         <w:tc>
           <w:tcPr>
             <w:tcW w:w="0" w:type="auto"/>
-            <w:tcMar>
-              <w:top w:w="150" w:type="dxa"/>
-              <w:left w:w="0" w:type="dxa"/>
-              <w:bottom w:w="150" w:type="dxa"/>
-              <w:right w:w="240" w:type="dxa"/>
-            </w:tcMar>
-            <w:vAlign w:val="center"/>
             <w:hideMark/>
           </w:tcPr>
           <w:p>
@@ -2641,13 +1677,6 @@
         <w:tc>
           <w:tcPr>
             <w:tcW w:w="0" w:type="auto"/>
-            <w:tcMar>
-              <w:top w:w="150" w:type="dxa"/>
-              <w:left w:w="240" w:type="dxa"/>
-              <w:bottom w:w="150" w:type="dxa"/>
-              <w:right w:w="240" w:type="dxa"/>
-            </w:tcMar>
-            <w:vAlign w:val="center"/>
             <w:hideMark/>
           </w:tcPr>
           <w:p>
@@ -2661,13 +1690,6 @@
         <w:tc>
           <w:tcPr>
             <w:tcW w:w="0" w:type="auto"/>
-            <w:tcMar>
-              <w:top w:w="150" w:type="dxa"/>
-              <w:left w:w="240" w:type="dxa"/>
-              <w:bottom w:w="150" w:type="dxa"/>
-              <w:right w:w="240" w:type="dxa"/>
-            </w:tcMar>
-            <w:vAlign w:val="center"/>
             <w:hideMark/>
           </w:tcPr>
           <w:p>
@@ -2679,13 +1701,6 @@
         <w:tc>
           <w:tcPr>
             <w:tcW w:w="0" w:type="auto"/>
-            <w:tcMar>
-              <w:top w:w="150" w:type="dxa"/>
-              <w:left w:w="240" w:type="dxa"/>
-              <w:bottom w:w="150" w:type="dxa"/>
-              <w:right w:w="0" w:type="dxa"/>
-            </w:tcMar>
-            <w:vAlign w:val="center"/>
             <w:hideMark/>
           </w:tcPr>
           <w:p>
@@ -2699,13 +1714,6 @@
         <w:tc>
           <w:tcPr>
             <w:tcW w:w="0" w:type="auto"/>
-            <w:tcMar>
-              <w:top w:w="150" w:type="dxa"/>
-              <w:left w:w="0" w:type="dxa"/>
-              <w:bottom w:w="150" w:type="dxa"/>
-              <w:right w:w="240" w:type="dxa"/>
-            </w:tcMar>
-            <w:vAlign w:val="center"/>
             <w:hideMark/>
           </w:tcPr>
           <w:p>
@@ -2721,13 +1729,6 @@
         <w:tc>
           <w:tcPr>
             <w:tcW w:w="0" w:type="auto"/>
-            <w:tcMar>
-              <w:top w:w="150" w:type="dxa"/>
-              <w:left w:w="240" w:type="dxa"/>
-              <w:bottom w:w="150" w:type="dxa"/>
-              <w:right w:w="240" w:type="dxa"/>
-            </w:tcMar>
-            <w:vAlign w:val="center"/>
             <w:hideMark/>
           </w:tcPr>
           <w:p>
@@ -2741,13 +1742,6 @@
         <w:tc>
           <w:tcPr>
             <w:tcW w:w="0" w:type="auto"/>
-            <w:tcMar>
-              <w:top w:w="150" w:type="dxa"/>
-              <w:left w:w="240" w:type="dxa"/>
-              <w:bottom w:w="150" w:type="dxa"/>
-              <w:right w:w="240" w:type="dxa"/>
-            </w:tcMar>
-            <w:vAlign w:val="center"/>
             <w:hideMark/>
           </w:tcPr>
           <w:p>
@@ -2759,13 +1753,6 @@
         <w:tc>
           <w:tcPr>
             <w:tcW w:w="0" w:type="auto"/>
-            <w:tcMar>
-              <w:top w:w="150" w:type="dxa"/>
-              <w:left w:w="240" w:type="dxa"/>
-              <w:bottom w:w="150" w:type="dxa"/>
-              <w:right w:w="0" w:type="dxa"/>
-            </w:tcMar>
-            <w:vAlign w:val="center"/>
             <w:hideMark/>
           </w:tcPr>
           <w:p>
@@ -2779,13 +1766,6 @@
         <w:tc>
           <w:tcPr>
             <w:tcW w:w="0" w:type="auto"/>
-            <w:tcMar>
-              <w:top w:w="150" w:type="dxa"/>
-              <w:left w:w="0" w:type="dxa"/>
-              <w:bottom w:w="150" w:type="dxa"/>
-              <w:right w:w="240" w:type="dxa"/>
-            </w:tcMar>
-            <w:vAlign w:val="center"/>
             <w:hideMark/>
           </w:tcPr>
           <w:p>
@@ -2801,13 +1781,6 @@
         <w:tc>
           <w:tcPr>
             <w:tcW w:w="0" w:type="auto"/>
-            <w:tcMar>
-              <w:top w:w="150" w:type="dxa"/>
-              <w:left w:w="240" w:type="dxa"/>
-              <w:bottom w:w="150" w:type="dxa"/>
-              <w:right w:w="240" w:type="dxa"/>
-            </w:tcMar>
-            <w:vAlign w:val="center"/>
             <w:hideMark/>
           </w:tcPr>
           <w:p>
@@ -2832,13 +1805,6 @@
         <w:tc>
           <w:tcPr>
             <w:tcW w:w="0" w:type="auto"/>
-            <w:tcMar>
-              <w:top w:w="150" w:type="dxa"/>
-              <w:left w:w="240" w:type="dxa"/>
-              <w:bottom w:w="150" w:type="dxa"/>
-              <w:right w:w="240" w:type="dxa"/>
-            </w:tcMar>
-            <w:vAlign w:val="center"/>
             <w:hideMark/>
           </w:tcPr>
           <w:p>
@@ -2850,13 +1816,6 @@
         <w:tc>
           <w:tcPr>
             <w:tcW w:w="0" w:type="auto"/>
-            <w:tcMar>
-              <w:top w:w="150" w:type="dxa"/>
-              <w:left w:w="240" w:type="dxa"/>
-              <w:bottom w:w="150" w:type="dxa"/>
-              <w:right w:w="0" w:type="dxa"/>
-            </w:tcMar>
-            <w:vAlign w:val="center"/>
             <w:hideMark/>
           </w:tcPr>
           <w:p>
@@ -2878,13 +1837,6 @@
         <w:tc>
           <w:tcPr>
             <w:tcW w:w="0" w:type="auto"/>
-            <w:tcMar>
-              <w:top w:w="150" w:type="dxa"/>
-              <w:left w:w="0" w:type="dxa"/>
-              <w:bottom w:w="150" w:type="dxa"/>
-              <w:right w:w="240" w:type="dxa"/>
-            </w:tcMar>
-            <w:vAlign w:val="center"/>
             <w:hideMark/>
           </w:tcPr>
           <w:p>
@@ -2900,13 +1852,6 @@
         <w:tc>
           <w:tcPr>
             <w:tcW w:w="0" w:type="auto"/>
-            <w:tcMar>
-              <w:top w:w="150" w:type="dxa"/>
-              <w:left w:w="240" w:type="dxa"/>
-              <w:bottom w:w="150" w:type="dxa"/>
-              <w:right w:w="240" w:type="dxa"/>
-            </w:tcMar>
-            <w:vAlign w:val="center"/>
             <w:hideMark/>
           </w:tcPr>
           <w:p>
@@ -2920,13 +1865,6 @@
         <w:tc>
           <w:tcPr>
             <w:tcW w:w="0" w:type="auto"/>
-            <w:tcMar>
-              <w:top w:w="150" w:type="dxa"/>
-              <w:left w:w="240" w:type="dxa"/>
-              <w:bottom w:w="150" w:type="dxa"/>
-              <w:right w:w="240" w:type="dxa"/>
-            </w:tcMar>
-            <w:vAlign w:val="center"/>
             <w:hideMark/>
           </w:tcPr>
           <w:p>
@@ -2938,13 +1876,6 @@
         <w:tc>
           <w:tcPr>
             <w:tcW w:w="0" w:type="auto"/>
-            <w:tcMar>
-              <w:top w:w="150" w:type="dxa"/>
-              <w:left w:w="240" w:type="dxa"/>
-              <w:bottom w:w="150" w:type="dxa"/>
-              <w:right w:w="0" w:type="dxa"/>
-            </w:tcMar>
-            <w:vAlign w:val="center"/>
             <w:hideMark/>
           </w:tcPr>
           <w:p>
@@ -2958,13 +1889,6 @@
         <w:tc>
           <w:tcPr>
             <w:tcW w:w="0" w:type="auto"/>
-            <w:tcMar>
-              <w:top w:w="150" w:type="dxa"/>
-              <w:left w:w="0" w:type="dxa"/>
-              <w:bottom w:w="150" w:type="dxa"/>
-              <w:right w:w="240" w:type="dxa"/>
-            </w:tcMar>
-            <w:vAlign w:val="center"/>
             <w:hideMark/>
           </w:tcPr>
           <w:p>
@@ -2980,13 +1904,6 @@
         <w:tc>
           <w:tcPr>
             <w:tcW w:w="0" w:type="auto"/>
-            <w:tcMar>
-              <w:top w:w="150" w:type="dxa"/>
-              <w:left w:w="240" w:type="dxa"/>
-              <w:bottom w:w="150" w:type="dxa"/>
-              <w:right w:w="240" w:type="dxa"/>
-            </w:tcMar>
-            <w:vAlign w:val="center"/>
             <w:hideMark/>
           </w:tcPr>
           <w:p>
@@ -3000,13 +1917,6 @@
         <w:tc>
           <w:tcPr>
             <w:tcW w:w="0" w:type="auto"/>
-            <w:tcMar>
-              <w:top w:w="150" w:type="dxa"/>
-              <w:left w:w="240" w:type="dxa"/>
-              <w:bottom w:w="150" w:type="dxa"/>
-              <w:right w:w="240" w:type="dxa"/>
-            </w:tcMar>
-            <w:vAlign w:val="center"/>
             <w:hideMark/>
           </w:tcPr>
           <w:p>
@@ -3018,13 +1928,6 @@
         <w:tc>
           <w:tcPr>
             <w:tcW w:w="0" w:type="auto"/>
-            <w:tcMar>
-              <w:top w:w="150" w:type="dxa"/>
-              <w:left w:w="240" w:type="dxa"/>
-              <w:bottom w:w="150" w:type="dxa"/>
-              <w:right w:w="0" w:type="dxa"/>
-            </w:tcMar>
-            <w:vAlign w:val="center"/>
             <w:hideMark/>
           </w:tcPr>
           <w:p>
@@ -3051,13 +1954,6 @@
         <w:tc>
           <w:tcPr>
             <w:tcW w:w="0" w:type="auto"/>
-            <w:tcMar>
-              <w:top w:w="150" w:type="dxa"/>
-              <w:left w:w="0" w:type="dxa"/>
-              <w:bottom w:w="150" w:type="dxa"/>
-              <w:right w:w="240" w:type="dxa"/>
-            </w:tcMar>
-            <w:vAlign w:val="center"/>
             <w:hideMark/>
           </w:tcPr>
           <w:p>
@@ -3073,13 +1969,6 @@
         <w:tc>
           <w:tcPr>
             <w:tcW w:w="0" w:type="auto"/>
-            <w:tcMar>
-              <w:top w:w="150" w:type="dxa"/>
-              <w:left w:w="240" w:type="dxa"/>
-              <w:bottom w:w="150" w:type="dxa"/>
-              <w:right w:w="240" w:type="dxa"/>
-            </w:tcMar>
-            <w:vAlign w:val="center"/>
             <w:hideMark/>
           </w:tcPr>
           <w:p>
@@ -3096,13 +1985,6 @@
         <w:tc>
           <w:tcPr>
             <w:tcW w:w="0" w:type="auto"/>
-            <w:tcMar>
-              <w:top w:w="150" w:type="dxa"/>
-              <w:left w:w="240" w:type="dxa"/>
-              <w:bottom w:w="150" w:type="dxa"/>
-              <w:right w:w="240" w:type="dxa"/>
-            </w:tcMar>
-            <w:vAlign w:val="center"/>
             <w:hideMark/>
           </w:tcPr>
           <w:p>
@@ -3114,13 +1996,6 @@
         <w:tc>
           <w:tcPr>
             <w:tcW w:w="0" w:type="auto"/>
-            <w:tcMar>
-              <w:top w:w="150" w:type="dxa"/>
-              <w:left w:w="240" w:type="dxa"/>
-              <w:bottom w:w="150" w:type="dxa"/>
-              <w:right w:w="0" w:type="dxa"/>
-            </w:tcMar>
-            <w:vAlign w:val="center"/>
             <w:hideMark/>
           </w:tcPr>
           <w:p>
@@ -3134,13 +2009,6 @@
         <w:tc>
           <w:tcPr>
             <w:tcW w:w="0" w:type="auto"/>
-            <w:tcMar>
-              <w:top w:w="150" w:type="dxa"/>
-              <w:left w:w="0" w:type="dxa"/>
-              <w:bottom w:w="150" w:type="dxa"/>
-              <w:right w:w="240" w:type="dxa"/>
-            </w:tcMar>
-            <w:vAlign w:val="center"/>
             <w:hideMark/>
           </w:tcPr>
           <w:p>
@@ -3156,13 +2024,6 @@
         <w:tc>
           <w:tcPr>
             <w:tcW w:w="0" w:type="auto"/>
-            <w:tcMar>
-              <w:top w:w="150" w:type="dxa"/>
-              <w:left w:w="240" w:type="dxa"/>
-              <w:bottom w:w="150" w:type="dxa"/>
-              <w:right w:w="240" w:type="dxa"/>
-            </w:tcMar>
-            <w:vAlign w:val="center"/>
             <w:hideMark/>
           </w:tcPr>
           <w:p>
@@ -3174,13 +2035,6 @@
         <w:tc>
           <w:tcPr>
             <w:tcW w:w="0" w:type="auto"/>
-            <w:tcMar>
-              <w:top w:w="150" w:type="dxa"/>
-              <w:left w:w="240" w:type="dxa"/>
-              <w:bottom w:w="150" w:type="dxa"/>
-              <w:right w:w="240" w:type="dxa"/>
-            </w:tcMar>
-            <w:vAlign w:val="center"/>
             <w:hideMark/>
           </w:tcPr>
           <w:p>
@@ -3192,13 +2046,6 @@
         <w:tc>
           <w:tcPr>
             <w:tcW w:w="0" w:type="auto"/>
-            <w:tcMar>
-              <w:top w:w="150" w:type="dxa"/>
-              <w:left w:w="240" w:type="dxa"/>
-              <w:bottom w:w="150" w:type="dxa"/>
-              <w:right w:w="0" w:type="dxa"/>
-            </w:tcMar>
-            <w:vAlign w:val="center"/>
             <w:hideMark/>
           </w:tcPr>
           <w:p>
@@ -3212,13 +2059,6 @@
         <w:tc>
           <w:tcPr>
             <w:tcW w:w="0" w:type="auto"/>
-            <w:tcMar>
-              <w:top w:w="150" w:type="dxa"/>
-              <w:left w:w="0" w:type="dxa"/>
-              <w:bottom w:w="150" w:type="dxa"/>
-              <w:right w:w="240" w:type="dxa"/>
-            </w:tcMar>
-            <w:vAlign w:val="center"/>
             <w:hideMark/>
           </w:tcPr>
           <w:p>
@@ -3234,13 +2074,6 @@
         <w:tc>
           <w:tcPr>
             <w:tcW w:w="0" w:type="auto"/>
-            <w:tcMar>
-              <w:top w:w="150" w:type="dxa"/>
-              <w:left w:w="240" w:type="dxa"/>
-              <w:bottom w:w="150" w:type="dxa"/>
-              <w:right w:w="240" w:type="dxa"/>
-            </w:tcMar>
-            <w:vAlign w:val="center"/>
             <w:hideMark/>
           </w:tcPr>
           <w:p>
@@ -3252,13 +2085,6 @@
         <w:tc>
           <w:tcPr>
             <w:tcW w:w="0" w:type="auto"/>
-            <w:tcMar>
-              <w:top w:w="150" w:type="dxa"/>
-              <w:left w:w="240" w:type="dxa"/>
-              <w:bottom w:w="150" w:type="dxa"/>
-              <w:right w:w="240" w:type="dxa"/>
-            </w:tcMar>
-            <w:vAlign w:val="center"/>
             <w:hideMark/>
           </w:tcPr>
           <w:p>
@@ -3270,13 +2096,6 @@
         <w:tc>
           <w:tcPr>
             <w:tcW w:w="0" w:type="auto"/>
-            <w:tcMar>
-              <w:top w:w="150" w:type="dxa"/>
-              <w:left w:w="240" w:type="dxa"/>
-              <w:bottom w:w="150" w:type="dxa"/>
-              <w:right w:w="0" w:type="dxa"/>
-            </w:tcMar>
-            <w:vAlign w:val="center"/>
             <w:hideMark/>
           </w:tcPr>
           <w:p>
@@ -3290,13 +2109,6 @@
         <w:tc>
           <w:tcPr>
             <w:tcW w:w="0" w:type="auto"/>
-            <w:tcMar>
-              <w:top w:w="150" w:type="dxa"/>
-              <w:left w:w="0" w:type="dxa"/>
-              <w:bottom w:w="150" w:type="dxa"/>
-              <w:right w:w="240" w:type="dxa"/>
-            </w:tcMar>
-            <w:vAlign w:val="center"/>
             <w:hideMark/>
           </w:tcPr>
           <w:p>
@@ -3305,7 +2117,6 @@
                 <w:b/>
                 <w:bCs/>
               </w:rPr>
-              <w:lastRenderedPageBreak/>
               <w:t>Styling</w:t>
             </w:r>
           </w:p>
@@ -3313,13 +2124,6 @@
         <w:tc>
           <w:tcPr>
             <w:tcW w:w="0" w:type="auto"/>
-            <w:tcMar>
-              <w:top w:w="150" w:type="dxa"/>
-              <w:left w:w="240" w:type="dxa"/>
-              <w:bottom w:w="150" w:type="dxa"/>
-              <w:right w:w="240" w:type="dxa"/>
-            </w:tcMar>
-            <w:vAlign w:val="center"/>
             <w:hideMark/>
           </w:tcPr>
           <w:p>
@@ -3331,13 +2135,6 @@
         <w:tc>
           <w:tcPr>
             <w:tcW w:w="0" w:type="auto"/>
-            <w:tcMar>
-              <w:top w:w="150" w:type="dxa"/>
-              <w:left w:w="240" w:type="dxa"/>
-              <w:bottom w:w="150" w:type="dxa"/>
-              <w:right w:w="240" w:type="dxa"/>
-            </w:tcMar>
-            <w:vAlign w:val="center"/>
             <w:hideMark/>
           </w:tcPr>
           <w:p>
@@ -3349,13 +2146,6 @@
         <w:tc>
           <w:tcPr>
             <w:tcW w:w="0" w:type="auto"/>
-            <w:tcMar>
-              <w:top w:w="150" w:type="dxa"/>
-              <w:left w:w="240" w:type="dxa"/>
-              <w:bottom w:w="150" w:type="dxa"/>
-              <w:right w:w="0" w:type="dxa"/>
-            </w:tcMar>
-            <w:vAlign w:val="center"/>
             <w:hideMark/>
           </w:tcPr>
           <w:p>
@@ -3369,13 +2159,6 @@
         <w:tc>
           <w:tcPr>
             <w:tcW w:w="0" w:type="auto"/>
-            <w:tcMar>
-              <w:top w:w="150" w:type="dxa"/>
-              <w:left w:w="0" w:type="dxa"/>
-              <w:bottom w:w="150" w:type="dxa"/>
-              <w:right w:w="240" w:type="dxa"/>
-            </w:tcMar>
-            <w:vAlign w:val="center"/>
             <w:hideMark/>
           </w:tcPr>
           <w:p>
@@ -3391,13 +2174,6 @@
         <w:tc>
           <w:tcPr>
             <w:tcW w:w="0" w:type="auto"/>
-            <w:tcMar>
-              <w:top w:w="150" w:type="dxa"/>
-              <w:left w:w="240" w:type="dxa"/>
-              <w:bottom w:w="150" w:type="dxa"/>
-              <w:right w:w="240" w:type="dxa"/>
-            </w:tcMar>
-            <w:vAlign w:val="center"/>
             <w:hideMark/>
           </w:tcPr>
           <w:p>
@@ -3409,13 +2185,6 @@
         <w:tc>
           <w:tcPr>
             <w:tcW w:w="0" w:type="auto"/>
-            <w:tcMar>
-              <w:top w:w="150" w:type="dxa"/>
-              <w:left w:w="240" w:type="dxa"/>
-              <w:bottom w:w="150" w:type="dxa"/>
-              <w:right w:w="240" w:type="dxa"/>
-            </w:tcMar>
-            <w:vAlign w:val="center"/>
             <w:hideMark/>
           </w:tcPr>
           <w:p>
@@ -3427,13 +2196,6 @@
         <w:tc>
           <w:tcPr>
             <w:tcW w:w="0" w:type="auto"/>
-            <w:tcMar>
-              <w:top w:w="150" w:type="dxa"/>
-              <w:left w:w="240" w:type="dxa"/>
-              <w:bottom w:w="150" w:type="dxa"/>
-              <w:right w:w="0" w:type="dxa"/>
-            </w:tcMar>
-            <w:vAlign w:val="center"/>
             <w:hideMark/>
           </w:tcPr>
           <w:p>
@@ -3447,13 +2209,6 @@
         <w:tc>
           <w:tcPr>
             <w:tcW w:w="0" w:type="auto"/>
-            <w:tcMar>
-              <w:top w:w="150" w:type="dxa"/>
-              <w:left w:w="0" w:type="dxa"/>
-              <w:bottom w:w="150" w:type="dxa"/>
-              <w:right w:w="240" w:type="dxa"/>
-            </w:tcMar>
-            <w:vAlign w:val="center"/>
             <w:hideMark/>
           </w:tcPr>
           <w:p>
@@ -3469,13 +2224,6 @@
         <w:tc>
           <w:tcPr>
             <w:tcW w:w="0" w:type="auto"/>
-            <w:tcMar>
-              <w:top w:w="150" w:type="dxa"/>
-              <w:left w:w="240" w:type="dxa"/>
-              <w:bottom w:w="150" w:type="dxa"/>
-              <w:right w:w="240" w:type="dxa"/>
-            </w:tcMar>
-            <w:vAlign w:val="center"/>
             <w:hideMark/>
           </w:tcPr>
           <w:p>
@@ -3489,13 +2237,6 @@
         <w:tc>
           <w:tcPr>
             <w:tcW w:w="0" w:type="auto"/>
-            <w:tcMar>
-              <w:top w:w="150" w:type="dxa"/>
-              <w:left w:w="240" w:type="dxa"/>
-              <w:bottom w:w="150" w:type="dxa"/>
-              <w:right w:w="240" w:type="dxa"/>
-            </w:tcMar>
-            <w:vAlign w:val="center"/>
             <w:hideMark/>
           </w:tcPr>
           <w:p>
@@ -3507,13 +2248,6 @@
         <w:tc>
           <w:tcPr>
             <w:tcW w:w="0" w:type="auto"/>
-            <w:tcMar>
-              <w:top w:w="150" w:type="dxa"/>
-              <w:left w:w="240" w:type="dxa"/>
-              <w:bottom w:w="150" w:type="dxa"/>
-              <w:right w:w="0" w:type="dxa"/>
-            </w:tcMar>
-            <w:vAlign w:val="center"/>
             <w:hideMark/>
           </w:tcPr>
           <w:p>
@@ -3527,13 +2261,6 @@
         <w:tc>
           <w:tcPr>
             <w:tcW w:w="0" w:type="auto"/>
-            <w:tcMar>
-              <w:top w:w="150" w:type="dxa"/>
-              <w:left w:w="0" w:type="dxa"/>
-              <w:bottom w:w="150" w:type="dxa"/>
-              <w:right w:w="240" w:type="dxa"/>
-            </w:tcMar>
-            <w:vAlign w:val="center"/>
             <w:hideMark/>
           </w:tcPr>
           <w:p>
@@ -3549,13 +2276,6 @@
         <w:tc>
           <w:tcPr>
             <w:tcW w:w="0" w:type="auto"/>
-            <w:tcMar>
-              <w:top w:w="150" w:type="dxa"/>
-              <w:left w:w="240" w:type="dxa"/>
-              <w:bottom w:w="150" w:type="dxa"/>
-              <w:right w:w="240" w:type="dxa"/>
-            </w:tcMar>
-            <w:vAlign w:val="center"/>
             <w:hideMark/>
           </w:tcPr>
           <w:p>
@@ -3575,13 +2295,6 @@
         <w:tc>
           <w:tcPr>
             <w:tcW w:w="0" w:type="auto"/>
-            <w:tcMar>
-              <w:top w:w="150" w:type="dxa"/>
-              <w:left w:w="240" w:type="dxa"/>
-              <w:bottom w:w="150" w:type="dxa"/>
-              <w:right w:w="240" w:type="dxa"/>
-            </w:tcMar>
-            <w:vAlign w:val="center"/>
             <w:hideMark/>
           </w:tcPr>
           <w:p>
@@ -3593,13 +2306,6 @@
         <w:tc>
           <w:tcPr>
             <w:tcW w:w="0" w:type="auto"/>
-            <w:tcMar>
-              <w:top w:w="150" w:type="dxa"/>
-              <w:left w:w="240" w:type="dxa"/>
-              <w:bottom w:w="150" w:type="dxa"/>
-              <w:right w:w="0" w:type="dxa"/>
-            </w:tcMar>
-            <w:vAlign w:val="center"/>
             <w:hideMark/>
           </w:tcPr>
           <w:p>
@@ -3613,13 +2319,6 @@
         <w:tc>
           <w:tcPr>
             <w:tcW w:w="0" w:type="auto"/>
-            <w:tcMar>
-              <w:top w:w="150" w:type="dxa"/>
-              <w:left w:w="0" w:type="dxa"/>
-              <w:bottom w:w="150" w:type="dxa"/>
-              <w:right w:w="240" w:type="dxa"/>
-            </w:tcMar>
-            <w:vAlign w:val="center"/>
             <w:hideMark/>
           </w:tcPr>
           <w:p>
@@ -3635,13 +2334,6 @@
         <w:tc>
           <w:tcPr>
             <w:tcW w:w="0" w:type="auto"/>
-            <w:tcMar>
-              <w:top w:w="150" w:type="dxa"/>
-              <w:left w:w="240" w:type="dxa"/>
-              <w:bottom w:w="150" w:type="dxa"/>
-              <w:right w:w="240" w:type="dxa"/>
-            </w:tcMar>
-            <w:vAlign w:val="center"/>
             <w:hideMark/>
           </w:tcPr>
           <w:p>
@@ -3653,13 +2345,6 @@
         <w:tc>
           <w:tcPr>
             <w:tcW w:w="0" w:type="auto"/>
-            <w:tcMar>
-              <w:top w:w="150" w:type="dxa"/>
-              <w:left w:w="240" w:type="dxa"/>
-              <w:bottom w:w="150" w:type="dxa"/>
-              <w:right w:w="240" w:type="dxa"/>
-            </w:tcMar>
-            <w:vAlign w:val="center"/>
             <w:hideMark/>
           </w:tcPr>
           <w:p>
@@ -3671,13 +2356,6 @@
         <w:tc>
           <w:tcPr>
             <w:tcW w:w="0" w:type="auto"/>
-            <w:tcMar>
-              <w:top w:w="150" w:type="dxa"/>
-              <w:left w:w="240" w:type="dxa"/>
-              <w:bottom w:w="150" w:type="dxa"/>
-              <w:right w:w="0" w:type="dxa"/>
-            </w:tcMar>
-            <w:vAlign w:val="center"/>
             <w:hideMark/>
           </w:tcPr>
           <w:p>
@@ -3695,6 +2373,14 @@
           <w:bCs/>
         </w:rPr>
       </w:pPr>
+    </w:p>
+    <w:p>
+      <w:pPr>
+        <w:rPr>
+          <w:b/>
+          <w:bCs/>
+        </w:rPr>
+      </w:pPr>
       <w:r>
         <w:rPr>
           <w:b/>
@@ -3737,6 +2423,7 @@
     </w:p>
     <w:p>
       <w:r>
+        <w:lastRenderedPageBreak/>
         <w:t>The brief suggested "</w:t>
       </w:r>
       <w:proofErr w:type="spellStart"/>
@@ -3927,7 +2614,6 @@
         </w:numPr>
       </w:pPr>
       <w:r>
-        <w:lastRenderedPageBreak/>
         <w:t>Very fast inference (tokens/second is the highest among free providers)</w:t>
       </w:r>
     </w:p>
@@ -4012,7 +2698,7 @@
     <w:p>
       <w:r>
         <w:pict w14:anchorId="5A9F8C54">
-          <v:rect id="_x0000_i1120" style="width:0;height:.75pt" o:hralign="center" o:hrstd="t" o:hr="t" fillcolor="#a0a0a0" stroked="f"/>
+          <v:rect id="_x0000_i1030" style="width:0;height:.75pt" o:hralign="center" o:hrstd="t" o:hr="t" fillcolor="#a0a0a0" stroked="f"/>
         </w:pict>
       </w:r>
     </w:p>
@@ -4069,38 +2755,21 @@
     </w:p>
     <w:tbl>
       <w:tblPr>
+        <w:tblStyle w:val="TableGrid"/>
         <w:tblW w:w="0" w:type="auto"/>
-        <w:tblCellMar>
-          <w:top w:w="15" w:type="dxa"/>
-          <w:left w:w="15" w:type="dxa"/>
-          <w:bottom w:w="15" w:type="dxa"/>
-          <w:right w:w="15" w:type="dxa"/>
-        </w:tblCellMar>
+        <w:tblLayout w:type="fixed"/>
         <w:tblLook w:val="04A0" w:firstRow="1" w:lastRow="0" w:firstColumn="1" w:lastColumn="0" w:noHBand="0" w:noVBand="1"/>
       </w:tblPr>
       <w:tblGrid>
-        <w:gridCol w:w="2772"/>
-        <w:gridCol w:w="3136"/>
-        <w:gridCol w:w="1938"/>
-        <w:gridCol w:w="1180"/>
+        <w:gridCol w:w="2957"/>
+        <w:gridCol w:w="2425"/>
+        <w:gridCol w:w="1559"/>
+        <w:gridCol w:w="2075"/>
       </w:tblGrid>
       <w:tr>
-        <w:trPr>
-          <w:tblHeader/>
-        </w:trPr>
-        <w:tc>
-          <w:tcPr>
-            <w:tcW w:w="0" w:type="auto"/>
-            <w:tcBorders>
-              <w:top w:val="nil"/>
-            </w:tcBorders>
-            <w:tcMar>
-              <w:top w:w="150" w:type="dxa"/>
-              <w:left w:w="0" w:type="dxa"/>
-              <w:bottom w:w="150" w:type="dxa"/>
-              <w:right w:w="240" w:type="dxa"/>
-            </w:tcMar>
-            <w:vAlign w:val="center"/>
+        <w:tc>
+          <w:tcPr>
+            <w:tcW w:w="2957" w:type="dxa"/>
             <w:hideMark/>
           </w:tcPr>
           <w:p>
@@ -4111,17 +2780,7 @@
         </w:tc>
         <w:tc>
           <w:tcPr>
-            <w:tcW w:w="0" w:type="auto"/>
-            <w:tcBorders>
-              <w:top w:val="nil"/>
-            </w:tcBorders>
-            <w:tcMar>
-              <w:top w:w="150" w:type="dxa"/>
-              <w:left w:w="240" w:type="dxa"/>
-              <w:bottom w:w="150" w:type="dxa"/>
-              <w:right w:w="240" w:type="dxa"/>
-            </w:tcMar>
-            <w:vAlign w:val="center"/>
+            <w:tcW w:w="2425" w:type="dxa"/>
             <w:hideMark/>
           </w:tcPr>
           <w:p>
@@ -4132,17 +2791,7 @@
         </w:tc>
         <w:tc>
           <w:tcPr>
-            <w:tcW w:w="0" w:type="auto"/>
-            <w:tcBorders>
-              <w:top w:val="nil"/>
-            </w:tcBorders>
-            <w:tcMar>
-              <w:top w:w="150" w:type="dxa"/>
-              <w:left w:w="240" w:type="dxa"/>
-              <w:bottom w:w="150" w:type="dxa"/>
-              <w:right w:w="240" w:type="dxa"/>
-            </w:tcMar>
-            <w:vAlign w:val="center"/>
+            <w:tcW w:w="1559" w:type="dxa"/>
             <w:hideMark/>
           </w:tcPr>
           <w:p>
@@ -4153,17 +2802,7 @@
         </w:tc>
         <w:tc>
           <w:tcPr>
-            <w:tcW w:w="0" w:type="auto"/>
-            <w:tcBorders>
-              <w:top w:val="nil"/>
-            </w:tcBorders>
-            <w:tcMar>
-              <w:top w:w="150" w:type="dxa"/>
-              <w:left w:w="240" w:type="dxa"/>
-              <w:bottom w:w="150" w:type="dxa"/>
-              <w:right w:w="240" w:type="dxa"/>
-            </w:tcMar>
-            <w:vAlign w:val="center"/>
+            <w:tcW w:w="2075" w:type="dxa"/>
             <w:hideMark/>
           </w:tcPr>
           <w:p>
@@ -4176,14 +2815,7 @@
       <w:tr>
         <w:tc>
           <w:tcPr>
-            <w:tcW w:w="0" w:type="auto"/>
-            <w:tcMar>
-              <w:top w:w="150" w:type="dxa"/>
-              <w:left w:w="0" w:type="dxa"/>
-              <w:bottom w:w="150" w:type="dxa"/>
-              <w:right w:w="240" w:type="dxa"/>
-            </w:tcMar>
-            <w:vAlign w:val="center"/>
+            <w:tcW w:w="2957" w:type="dxa"/>
             <w:hideMark/>
           </w:tcPr>
           <w:p>
@@ -4194,14 +2826,7 @@
         </w:tc>
         <w:tc>
           <w:tcPr>
-            <w:tcW w:w="0" w:type="auto"/>
-            <w:tcMar>
-              <w:top w:w="150" w:type="dxa"/>
-              <w:left w:w="240" w:type="dxa"/>
-              <w:bottom w:w="150" w:type="dxa"/>
-              <w:right w:w="240" w:type="dxa"/>
-            </w:tcMar>
-            <w:vAlign w:val="center"/>
+            <w:tcW w:w="2425" w:type="dxa"/>
             <w:hideMark/>
           </w:tcPr>
           <w:p>
@@ -4217,14 +2842,7 @@
         </w:tc>
         <w:tc>
           <w:tcPr>
-            <w:tcW w:w="0" w:type="auto"/>
-            <w:tcMar>
-              <w:top w:w="150" w:type="dxa"/>
-              <w:left w:w="240" w:type="dxa"/>
-              <w:bottom w:w="150" w:type="dxa"/>
-              <w:right w:w="240" w:type="dxa"/>
-            </w:tcMar>
-            <w:vAlign w:val="center"/>
+            <w:tcW w:w="1559" w:type="dxa"/>
             <w:hideMark/>
           </w:tcPr>
           <w:p>
@@ -4235,14 +2853,7 @@
         </w:tc>
         <w:tc>
           <w:tcPr>
-            <w:tcW w:w="0" w:type="auto"/>
-            <w:tcMar>
-              <w:top w:w="150" w:type="dxa"/>
-              <w:left w:w="240" w:type="dxa"/>
-              <w:bottom w:w="150" w:type="dxa"/>
-              <w:right w:w="0" w:type="dxa"/>
-            </w:tcMar>
-            <w:vAlign w:val="center"/>
+            <w:tcW w:w="2075" w:type="dxa"/>
             <w:hideMark/>
           </w:tcPr>
           <w:p>
@@ -4255,32 +2866,19 @@
       <w:tr>
         <w:tc>
           <w:tcPr>
-            <w:tcW w:w="0" w:type="auto"/>
-            <w:tcMar>
-              <w:top w:w="150" w:type="dxa"/>
-              <w:left w:w="0" w:type="dxa"/>
-              <w:bottom w:w="150" w:type="dxa"/>
-              <w:right w:w="240" w:type="dxa"/>
-            </w:tcMar>
-            <w:vAlign w:val="center"/>
-            <w:hideMark/>
-          </w:tcPr>
-          <w:p>
-            <w:r>
+            <w:tcW w:w="2957" w:type="dxa"/>
+            <w:hideMark/>
+          </w:tcPr>
+          <w:p>
+            <w:r>
+              <w:lastRenderedPageBreak/>
               <w:t>GROQ_API_KEY_SECONDARY</w:t>
             </w:r>
           </w:p>
         </w:tc>
         <w:tc>
           <w:tcPr>
-            <w:tcW w:w="0" w:type="auto"/>
-            <w:tcMar>
-              <w:top w:w="150" w:type="dxa"/>
-              <w:left w:w="240" w:type="dxa"/>
-              <w:bottom w:w="150" w:type="dxa"/>
-              <w:right w:w="240" w:type="dxa"/>
-            </w:tcMar>
-            <w:vAlign w:val="center"/>
+            <w:tcW w:w="2425" w:type="dxa"/>
             <w:hideMark/>
           </w:tcPr>
           <w:p>
@@ -4299,14 +2897,7 @@
         </w:tc>
         <w:tc>
           <w:tcPr>
-            <w:tcW w:w="0" w:type="auto"/>
-            <w:tcMar>
-              <w:top w:w="150" w:type="dxa"/>
-              <w:left w:w="240" w:type="dxa"/>
-              <w:bottom w:w="150" w:type="dxa"/>
-              <w:right w:w="240" w:type="dxa"/>
-            </w:tcMar>
-            <w:vAlign w:val="center"/>
+            <w:tcW w:w="1559" w:type="dxa"/>
             <w:hideMark/>
           </w:tcPr>
           <w:p>
@@ -4317,14 +2908,7 @@
         </w:tc>
         <w:tc>
           <w:tcPr>
-            <w:tcW w:w="0" w:type="auto"/>
-            <w:tcMar>
-              <w:top w:w="150" w:type="dxa"/>
-              <w:left w:w="240" w:type="dxa"/>
-              <w:bottom w:w="150" w:type="dxa"/>
-              <w:right w:w="0" w:type="dxa"/>
-            </w:tcMar>
-            <w:vAlign w:val="center"/>
+            <w:tcW w:w="2075" w:type="dxa"/>
             <w:hideMark/>
           </w:tcPr>
           <w:p>
@@ -4337,14 +2921,7 @@
       <w:tr>
         <w:tc>
           <w:tcPr>
-            <w:tcW w:w="0" w:type="auto"/>
-            <w:tcMar>
-              <w:top w:w="150" w:type="dxa"/>
-              <w:left w:w="0" w:type="dxa"/>
-              <w:bottom w:w="150" w:type="dxa"/>
-              <w:right w:w="240" w:type="dxa"/>
-            </w:tcMar>
-            <w:vAlign w:val="center"/>
+            <w:tcW w:w="2957" w:type="dxa"/>
             <w:hideMark/>
           </w:tcPr>
           <w:p>
@@ -4355,14 +2932,7 @@
         </w:tc>
         <w:tc>
           <w:tcPr>
-            <w:tcW w:w="0" w:type="auto"/>
-            <w:tcMar>
-              <w:top w:w="150" w:type="dxa"/>
-              <w:left w:w="240" w:type="dxa"/>
-              <w:bottom w:w="150" w:type="dxa"/>
-              <w:right w:w="240" w:type="dxa"/>
-            </w:tcMar>
-            <w:vAlign w:val="center"/>
+            <w:tcW w:w="2425" w:type="dxa"/>
             <w:hideMark/>
           </w:tcPr>
           <w:p>
@@ -4378,14 +2948,7 @@
         </w:tc>
         <w:tc>
           <w:tcPr>
-            <w:tcW w:w="0" w:type="auto"/>
-            <w:tcMar>
-              <w:top w:w="150" w:type="dxa"/>
-              <w:left w:w="240" w:type="dxa"/>
-              <w:bottom w:w="150" w:type="dxa"/>
-              <w:right w:w="240" w:type="dxa"/>
-            </w:tcMar>
-            <w:vAlign w:val="center"/>
+            <w:tcW w:w="1559" w:type="dxa"/>
             <w:hideMark/>
           </w:tcPr>
           <w:p>
@@ -4396,14 +2959,7 @@
         </w:tc>
         <w:tc>
           <w:tcPr>
-            <w:tcW w:w="0" w:type="auto"/>
-            <w:tcMar>
-              <w:top w:w="150" w:type="dxa"/>
-              <w:left w:w="240" w:type="dxa"/>
-              <w:bottom w:w="150" w:type="dxa"/>
-              <w:right w:w="0" w:type="dxa"/>
-            </w:tcMar>
-            <w:vAlign w:val="center"/>
+            <w:tcW w:w="2075" w:type="dxa"/>
             <w:hideMark/>
           </w:tcPr>
           <w:p>
@@ -4416,14 +2972,7 @@
       <w:tr>
         <w:tc>
           <w:tcPr>
-            <w:tcW w:w="0" w:type="auto"/>
-            <w:tcMar>
-              <w:top w:w="150" w:type="dxa"/>
-              <w:left w:w="0" w:type="dxa"/>
-              <w:bottom w:w="150" w:type="dxa"/>
-              <w:right w:w="240" w:type="dxa"/>
-            </w:tcMar>
-            <w:vAlign w:val="center"/>
+            <w:tcW w:w="2957" w:type="dxa"/>
             <w:hideMark/>
           </w:tcPr>
           <w:p>
@@ -4434,14 +2983,7 @@
         </w:tc>
         <w:tc>
           <w:tcPr>
-            <w:tcW w:w="0" w:type="auto"/>
-            <w:tcMar>
-              <w:top w:w="150" w:type="dxa"/>
-              <w:left w:w="240" w:type="dxa"/>
-              <w:bottom w:w="150" w:type="dxa"/>
-              <w:right w:w="240" w:type="dxa"/>
-            </w:tcMar>
-            <w:vAlign w:val="center"/>
+            <w:tcW w:w="2425" w:type="dxa"/>
             <w:hideMark/>
           </w:tcPr>
           <w:p>
@@ -4465,14 +3007,7 @@
         </w:tc>
         <w:tc>
           <w:tcPr>
-            <w:tcW w:w="0" w:type="auto"/>
-            <w:tcMar>
-              <w:top w:w="150" w:type="dxa"/>
-              <w:left w:w="240" w:type="dxa"/>
-              <w:bottom w:w="150" w:type="dxa"/>
-              <w:right w:w="240" w:type="dxa"/>
-            </w:tcMar>
-            <w:vAlign w:val="center"/>
+            <w:tcW w:w="1559" w:type="dxa"/>
             <w:hideMark/>
           </w:tcPr>
           <w:p>
@@ -4483,14 +3018,7 @@
         </w:tc>
         <w:tc>
           <w:tcPr>
-            <w:tcW w:w="0" w:type="auto"/>
-            <w:tcMar>
-              <w:top w:w="150" w:type="dxa"/>
-              <w:left w:w="240" w:type="dxa"/>
-              <w:bottom w:w="150" w:type="dxa"/>
-              <w:right w:w="0" w:type="dxa"/>
-            </w:tcMar>
-            <w:vAlign w:val="center"/>
+            <w:tcW w:w="2075" w:type="dxa"/>
             <w:hideMark/>
           </w:tcPr>
           <w:p>
@@ -4503,33 +3031,18 @@
       <w:tr>
         <w:tc>
           <w:tcPr>
-            <w:tcW w:w="0" w:type="auto"/>
-            <w:tcMar>
-              <w:top w:w="150" w:type="dxa"/>
-              <w:left w:w="0" w:type="dxa"/>
-              <w:bottom w:w="150" w:type="dxa"/>
-              <w:right w:w="240" w:type="dxa"/>
-            </w:tcMar>
-            <w:vAlign w:val="center"/>
-            <w:hideMark/>
-          </w:tcPr>
-          <w:p>
-            <w:r>
-              <w:lastRenderedPageBreak/>
+            <w:tcW w:w="2957" w:type="dxa"/>
+            <w:hideMark/>
+          </w:tcPr>
+          <w:p>
+            <w:r>
               <w:t>BUFFER_API_KEY</w:t>
             </w:r>
           </w:p>
         </w:tc>
         <w:tc>
           <w:tcPr>
-            <w:tcW w:w="0" w:type="auto"/>
-            <w:tcMar>
-              <w:top w:w="150" w:type="dxa"/>
-              <w:left w:w="240" w:type="dxa"/>
-              <w:bottom w:w="150" w:type="dxa"/>
-              <w:right w:w="240" w:type="dxa"/>
-            </w:tcMar>
-            <w:vAlign w:val="center"/>
+            <w:tcW w:w="2425" w:type="dxa"/>
             <w:hideMark/>
           </w:tcPr>
           <w:p>
@@ -4553,14 +3066,7 @@
         </w:tc>
         <w:tc>
           <w:tcPr>
-            <w:tcW w:w="0" w:type="auto"/>
-            <w:tcMar>
-              <w:top w:w="150" w:type="dxa"/>
-              <w:left w:w="240" w:type="dxa"/>
-              <w:bottom w:w="150" w:type="dxa"/>
-              <w:right w:w="240" w:type="dxa"/>
-            </w:tcMar>
-            <w:vAlign w:val="center"/>
+            <w:tcW w:w="1559" w:type="dxa"/>
             <w:hideMark/>
           </w:tcPr>
           <w:p>
@@ -4571,14 +3077,7 @@
         </w:tc>
         <w:tc>
           <w:tcPr>
-            <w:tcW w:w="0" w:type="auto"/>
-            <w:tcMar>
-              <w:top w:w="150" w:type="dxa"/>
-              <w:left w:w="240" w:type="dxa"/>
-              <w:bottom w:w="150" w:type="dxa"/>
-              <w:right w:w="0" w:type="dxa"/>
-            </w:tcMar>
-            <w:vAlign w:val="center"/>
+            <w:tcW w:w="2075" w:type="dxa"/>
             <w:hideMark/>
           </w:tcPr>
           <w:p>
@@ -4591,14 +3090,7 @@
       <w:tr>
         <w:tc>
           <w:tcPr>
-            <w:tcW w:w="0" w:type="auto"/>
-            <w:tcMar>
-              <w:top w:w="150" w:type="dxa"/>
-              <w:left w:w="0" w:type="dxa"/>
-              <w:bottom w:w="150" w:type="dxa"/>
-              <w:right w:w="240" w:type="dxa"/>
-            </w:tcMar>
-            <w:vAlign w:val="center"/>
+            <w:tcW w:w="2957" w:type="dxa"/>
             <w:hideMark/>
           </w:tcPr>
           <w:p>
@@ -4609,14 +3101,7 @@
         </w:tc>
         <w:tc>
           <w:tcPr>
-            <w:tcW w:w="0" w:type="auto"/>
-            <w:tcMar>
-              <w:top w:w="150" w:type="dxa"/>
-              <w:left w:w="240" w:type="dxa"/>
-              <w:bottom w:w="150" w:type="dxa"/>
-              <w:right w:w="240" w:type="dxa"/>
-            </w:tcMar>
-            <w:vAlign w:val="center"/>
+            <w:tcW w:w="2425" w:type="dxa"/>
             <w:hideMark/>
           </w:tcPr>
           <w:p>
@@ -4632,14 +3117,7 @@
         </w:tc>
         <w:tc>
           <w:tcPr>
-            <w:tcW w:w="0" w:type="auto"/>
-            <w:tcMar>
-              <w:top w:w="150" w:type="dxa"/>
-              <w:left w:w="240" w:type="dxa"/>
-              <w:bottom w:w="150" w:type="dxa"/>
-              <w:right w:w="240" w:type="dxa"/>
-            </w:tcMar>
-            <w:vAlign w:val="center"/>
+            <w:tcW w:w="1559" w:type="dxa"/>
             <w:hideMark/>
           </w:tcPr>
           <w:p>
@@ -4650,14 +3128,7 @@
         </w:tc>
         <w:tc>
           <w:tcPr>
-            <w:tcW w:w="0" w:type="auto"/>
-            <w:tcMar>
-              <w:top w:w="150" w:type="dxa"/>
-              <w:left w:w="240" w:type="dxa"/>
-              <w:bottom w:w="150" w:type="dxa"/>
-              <w:right w:w="0" w:type="dxa"/>
-            </w:tcMar>
-            <w:vAlign w:val="center"/>
+            <w:tcW w:w="2075" w:type="dxa"/>
             <w:hideMark/>
           </w:tcPr>
           <w:p>
@@ -4670,14 +3141,7 @@
       <w:tr>
         <w:tc>
           <w:tcPr>
-            <w:tcW w:w="0" w:type="auto"/>
-            <w:tcMar>
-              <w:top w:w="150" w:type="dxa"/>
-              <w:left w:w="0" w:type="dxa"/>
-              <w:bottom w:w="150" w:type="dxa"/>
-              <w:right w:w="240" w:type="dxa"/>
-            </w:tcMar>
-            <w:vAlign w:val="center"/>
+            <w:tcW w:w="2957" w:type="dxa"/>
             <w:hideMark/>
           </w:tcPr>
           <w:p>
@@ -4688,14 +3152,7 @@
         </w:tc>
         <w:tc>
           <w:tcPr>
-            <w:tcW w:w="0" w:type="auto"/>
-            <w:tcMar>
-              <w:top w:w="150" w:type="dxa"/>
-              <w:left w:w="240" w:type="dxa"/>
-              <w:bottom w:w="150" w:type="dxa"/>
-              <w:right w:w="240" w:type="dxa"/>
-            </w:tcMar>
-            <w:vAlign w:val="center"/>
+            <w:tcW w:w="2425" w:type="dxa"/>
             <w:hideMark/>
           </w:tcPr>
           <w:p>
@@ -4711,14 +3168,7 @@
         </w:tc>
         <w:tc>
           <w:tcPr>
-            <w:tcW w:w="0" w:type="auto"/>
-            <w:tcMar>
-              <w:top w:w="150" w:type="dxa"/>
-              <w:left w:w="240" w:type="dxa"/>
-              <w:bottom w:w="150" w:type="dxa"/>
-              <w:right w:w="240" w:type="dxa"/>
-            </w:tcMar>
-            <w:vAlign w:val="center"/>
+            <w:tcW w:w="1559" w:type="dxa"/>
             <w:hideMark/>
           </w:tcPr>
           <w:p>
@@ -4729,14 +3179,7 @@
         </w:tc>
         <w:tc>
           <w:tcPr>
-            <w:tcW w:w="0" w:type="auto"/>
-            <w:tcMar>
-              <w:top w:w="150" w:type="dxa"/>
-              <w:left w:w="240" w:type="dxa"/>
-              <w:bottom w:w="150" w:type="dxa"/>
-              <w:right w:w="0" w:type="dxa"/>
-            </w:tcMar>
-            <w:vAlign w:val="center"/>
+            <w:tcW w:w="2075" w:type="dxa"/>
             <w:hideMark/>
           </w:tcPr>
           <w:p>
@@ -4754,6 +3197,14 @@
           <w:bCs/>
         </w:rPr>
       </w:pPr>
+    </w:p>
+    <w:p>
+      <w:pPr>
+        <w:rPr>
+          <w:b/>
+          <w:bCs/>
+        </w:rPr>
+      </w:pPr>
       <w:r>
         <w:rPr>
           <w:b/>
@@ -4764,37 +3215,19 @@
     </w:p>
     <w:tbl>
       <w:tblPr>
-        <w:tblW w:w="11280" w:type="dxa"/>
-        <w:tblCellMar>
-          <w:top w:w="15" w:type="dxa"/>
-          <w:left w:w="15" w:type="dxa"/>
-          <w:bottom w:w="15" w:type="dxa"/>
-          <w:right w:w="15" w:type="dxa"/>
-        </w:tblCellMar>
+        <w:tblStyle w:val="TableGrid"/>
+        <w:tblW w:w="9067" w:type="dxa"/>
         <w:tblLook w:val="04A0" w:firstRow="1" w:lastRow="0" w:firstColumn="1" w:lastColumn="0" w:noHBand="0" w:noVBand="1"/>
       </w:tblPr>
       <w:tblGrid>
-        <w:gridCol w:w="3641"/>
-        <w:gridCol w:w="2952"/>
-        <w:gridCol w:w="4687"/>
+        <w:gridCol w:w="2405"/>
+        <w:gridCol w:w="1701"/>
+        <w:gridCol w:w="4961"/>
       </w:tblGrid>
       <w:tr>
-        <w:trPr>
-          <w:tblHeader/>
-        </w:trPr>
-        <w:tc>
-          <w:tcPr>
-            <w:tcW w:w="0" w:type="auto"/>
-            <w:tcBorders>
-              <w:top w:val="nil"/>
-            </w:tcBorders>
-            <w:tcMar>
-              <w:top w:w="150" w:type="dxa"/>
-              <w:left w:w="0" w:type="dxa"/>
-              <w:bottom w:w="150" w:type="dxa"/>
-              <w:right w:w="240" w:type="dxa"/>
-            </w:tcMar>
-            <w:vAlign w:val="center"/>
+        <w:tc>
+          <w:tcPr>
+            <w:tcW w:w="2405" w:type="dxa"/>
             <w:hideMark/>
           </w:tcPr>
           <w:p>
@@ -4805,17 +3238,7 @@
         </w:tc>
         <w:tc>
           <w:tcPr>
-            <w:tcW w:w="0" w:type="auto"/>
-            <w:tcBorders>
-              <w:top w:val="nil"/>
-            </w:tcBorders>
-            <w:tcMar>
-              <w:top w:w="150" w:type="dxa"/>
-              <w:left w:w="240" w:type="dxa"/>
-              <w:bottom w:w="150" w:type="dxa"/>
-              <w:right w:w="240" w:type="dxa"/>
-            </w:tcMar>
-            <w:vAlign w:val="center"/>
+            <w:tcW w:w="1701" w:type="dxa"/>
             <w:hideMark/>
           </w:tcPr>
           <w:p>
@@ -4826,17 +3249,7 @@
         </w:tc>
         <w:tc>
           <w:tcPr>
-            <w:tcW w:w="0" w:type="auto"/>
-            <w:tcBorders>
-              <w:top w:val="nil"/>
-            </w:tcBorders>
-            <w:tcMar>
-              <w:top w:w="150" w:type="dxa"/>
-              <w:left w:w="240" w:type="dxa"/>
-              <w:bottom w:w="150" w:type="dxa"/>
-              <w:right w:w="240" w:type="dxa"/>
-            </w:tcMar>
-            <w:vAlign w:val="center"/>
+            <w:tcW w:w="4961" w:type="dxa"/>
             <w:hideMark/>
           </w:tcPr>
           <w:p>
@@ -4849,14 +3262,7 @@
       <w:tr>
         <w:tc>
           <w:tcPr>
-            <w:tcW w:w="0" w:type="auto"/>
-            <w:tcMar>
-              <w:top w:w="150" w:type="dxa"/>
-              <w:left w:w="0" w:type="dxa"/>
-              <w:bottom w:w="150" w:type="dxa"/>
-              <w:right w:w="240" w:type="dxa"/>
-            </w:tcMar>
-            <w:vAlign w:val="center"/>
+            <w:tcW w:w="2405" w:type="dxa"/>
             <w:hideMark/>
           </w:tcPr>
           <w:p>
@@ -4867,14 +3273,7 @@
         </w:tc>
         <w:tc>
           <w:tcPr>
-            <w:tcW w:w="0" w:type="auto"/>
-            <w:tcMar>
-              <w:top w:w="150" w:type="dxa"/>
-              <w:left w:w="240" w:type="dxa"/>
-              <w:bottom w:w="150" w:type="dxa"/>
-              <w:right w:w="240" w:type="dxa"/>
-            </w:tcMar>
-            <w:vAlign w:val="center"/>
+            <w:tcW w:w="1701" w:type="dxa"/>
             <w:hideMark/>
           </w:tcPr>
           <w:p>
@@ -4892,14 +3291,7 @@
         </w:tc>
         <w:tc>
           <w:tcPr>
-            <w:tcW w:w="0" w:type="auto"/>
-            <w:tcMar>
-              <w:top w:w="150" w:type="dxa"/>
-              <w:left w:w="240" w:type="dxa"/>
-              <w:bottom w:w="150" w:type="dxa"/>
-              <w:right w:w="0" w:type="dxa"/>
-            </w:tcMar>
-            <w:vAlign w:val="center"/>
+            <w:tcW w:w="4961" w:type="dxa"/>
             <w:hideMark/>
           </w:tcPr>
           <w:p>
@@ -4912,14 +3304,7 @@
       <w:tr>
         <w:tc>
           <w:tcPr>
-            <w:tcW w:w="0" w:type="auto"/>
-            <w:tcMar>
-              <w:top w:w="150" w:type="dxa"/>
-              <w:left w:w="0" w:type="dxa"/>
-              <w:bottom w:w="150" w:type="dxa"/>
-              <w:right w:w="240" w:type="dxa"/>
-            </w:tcMar>
-            <w:vAlign w:val="center"/>
+            <w:tcW w:w="2405" w:type="dxa"/>
             <w:hideMark/>
           </w:tcPr>
           <w:p>
@@ -4930,14 +3315,7 @@
         </w:tc>
         <w:tc>
           <w:tcPr>
-            <w:tcW w:w="0" w:type="auto"/>
-            <w:tcMar>
-              <w:top w:w="150" w:type="dxa"/>
-              <w:left w:w="240" w:type="dxa"/>
-              <w:bottom w:w="150" w:type="dxa"/>
-              <w:right w:w="240" w:type="dxa"/>
-            </w:tcMar>
-            <w:vAlign w:val="center"/>
+            <w:tcW w:w="1701" w:type="dxa"/>
             <w:hideMark/>
           </w:tcPr>
           <w:p>
@@ -4953,14 +3331,7 @@
         </w:tc>
         <w:tc>
           <w:tcPr>
-            <w:tcW w:w="0" w:type="auto"/>
-            <w:tcMar>
-              <w:top w:w="150" w:type="dxa"/>
-              <w:left w:w="240" w:type="dxa"/>
-              <w:bottom w:w="150" w:type="dxa"/>
-              <w:right w:w="0" w:type="dxa"/>
-            </w:tcMar>
-            <w:vAlign w:val="center"/>
+            <w:tcW w:w="4961" w:type="dxa"/>
             <w:hideMark/>
           </w:tcPr>
           <w:p>
@@ -4978,6 +3349,14 @@
           <w:bCs/>
         </w:rPr>
       </w:pPr>
+    </w:p>
+    <w:p>
+      <w:pPr>
+        <w:rPr>
+          <w:b/>
+          <w:bCs/>
+        </w:rPr>
+      </w:pPr>
       <w:r>
         <w:rPr>
           <w:b/>
@@ -5080,30 +3459,51 @@
           <w:bCs/>
         </w:rPr>
       </w:pPr>
-      <w:r>
-        <w:rPr>
-          <w:b/>
-          <w:bCs/>
-        </w:rPr>
+    </w:p>
+    <w:p>
+      <w:pPr>
+        <w:rPr>
+          <w:b/>
+          <w:bCs/>
+        </w:rPr>
+      </w:pPr>
+      <w:r>
+        <w:rPr>
+          <w:b/>
+          <w:bCs/>
+        </w:rPr>
+        <w:t>6.4 Other Settings</w:t>
+      </w:r>
+    </w:p>
+    <w:p>
+      <w:proofErr w:type="spellStart"/>
+      <w:r>
+        <w:t>dotenv</w:t>
+      </w:r>
+      <w:proofErr w:type="spellEnd"/>
+    </w:p>
+    <w:p>
+      <w:r>
+        <w:t># LLM tuning</w:t>
+      </w:r>
+    </w:p>
+    <w:p>
+      <w:r>
         <w:lastRenderedPageBreak/>
-        <w:t>6.4 Other Settings</w:t>
-      </w:r>
-    </w:p>
-    <w:p>
+        <w:t>LLM_MODEL=</w:t>
+      </w:r>
       <w:proofErr w:type="spellStart"/>
       <w:r>
-        <w:t>dotenv</w:t>
+        <w:t>openai</w:t>
       </w:r>
       <w:proofErr w:type="spellEnd"/>
-    </w:p>
-    <w:p>
-      <w:r>
-        <w:t># LLM tuning</w:t>
-      </w:r>
-    </w:p>
-    <w:p>
-      <w:r>
-        <w:t>LLM_MODEL=</w:t>
+      <w:r>
+        <w:t>/gpt-oss-120b</w:t>
+      </w:r>
+    </w:p>
+    <w:p>
+      <w:r>
+        <w:t>LLM_FAST_MODEL=</w:t>
       </w:r>
       <w:proofErr w:type="spellStart"/>
       <w:r>
@@ -5111,141 +3511,151 @@
       </w:r>
       <w:proofErr w:type="spellEnd"/>
       <w:r>
-        <w:t>/gpt-oss-120b</w:t>
-      </w:r>
-    </w:p>
-    <w:p>
-      <w:r>
-        <w:t>LLM_FAST_MODEL=</w:t>
+        <w:t>/gpt-oss-20b</w:t>
+      </w:r>
+    </w:p>
+    <w:p>
+      <w:r>
+        <w:t>LLM_MAX_TOKENS=1500</w:t>
+      </w:r>
+    </w:p>
+    <w:p/>
+    <w:p>
+      <w:r>
+        <w:t># Media</w:t>
+      </w:r>
+    </w:p>
+    <w:p>
+      <w:r>
+        <w:t>ENABLE_VIDEO_RENDER=true</w:t>
+      </w:r>
+    </w:p>
+    <w:p>
+      <w:r>
+        <w:t>PUBLIC_MEDIA_BASE_URL=https://&lt;ngrok-url&gt;/media</w:t>
+      </w:r>
+    </w:p>
+    <w:p/>
+    <w:p>
+      <w:r>
+        <w:t># Publishing</w:t>
+      </w:r>
+    </w:p>
+    <w:p>
+      <w:r>
+        <w:t>PUBLISHER_BACKEND=buffer</w:t>
+      </w:r>
+    </w:p>
+    <w:p/>
+    <w:p>
+      <w:r>
+        <w:t># Worker</w:t>
+      </w:r>
+    </w:p>
+    <w:p>
+      <w:r>
+        <w:t>ENABLE_SCHEDULER=true</w:t>
+      </w:r>
+    </w:p>
+    <w:p>
+      <w:r>
+        <w:t>PUBLISH_POLL_SECONDS=60</w:t>
+      </w:r>
+    </w:p>
+    <w:p>
+      <w:r>
+        <w:t>ANALYTICS_POLL_SECONDS=600</w:t>
+      </w:r>
+    </w:p>
+    <w:p>
+      <w:r>
+        <w:pict w14:anchorId="35D74AA2">
+          <v:rect id="_x0000_i1031" style="width:0;height:.75pt" o:hralign="center" o:hrstd="t" o:hr="t" fillcolor="#a0a0a0" stroked="f"/>
+        </w:pict>
+      </w:r>
+    </w:p>
+    <w:p>
+      <w:pPr>
+        <w:rPr>
+          <w:b/>
+          <w:bCs/>
+        </w:rPr>
+      </w:pPr>
+      <w:r>
+        <w:rPr>
+          <w:b/>
+          <w:bCs/>
+        </w:rPr>
+        <w:t>7. Multi-Agent Pipeline in Detail</w:t>
+      </w:r>
+    </w:p>
+    <w:p>
+      <w:pPr>
+        <w:rPr>
+          <w:b/>
+          <w:bCs/>
+        </w:rPr>
+      </w:pPr>
+      <w:r>
+        <w:rPr>
+          <w:b/>
+          <w:bCs/>
+        </w:rPr>
+        <w:t>7.1 Content Graph (</w:t>
       </w:r>
       <w:proofErr w:type="spellStart"/>
       <w:r>
-        <w:t>openai</w:t>
+        <w:rPr>
+          <w:b/>
+          <w:bCs/>
+        </w:rPr>
+        <w:t>LangGraph</w:t>
       </w:r>
       <w:proofErr w:type="spellEnd"/>
       <w:r>
-        <w:t>/gpt-oss-20b</w:t>
-      </w:r>
-    </w:p>
-    <w:p>
-      <w:r>
-        <w:t>LLM_MAX_TOKENS=1500</w:t>
-      </w:r>
-    </w:p>
-    <w:p/>
-    <w:p>
-      <w:r>
-        <w:t># Media</w:t>
-      </w:r>
-    </w:p>
-    <w:p>
-      <w:r>
-        <w:t>ENABLE_VIDEO_RENDER=true</w:t>
-      </w:r>
-    </w:p>
-    <w:p>
-      <w:r>
-        <w:t>PUBLIC_MEDIA_BASE_URL=https://&lt;ngrok-url&gt;/media</w:t>
-      </w:r>
-    </w:p>
-    <w:p/>
-    <w:p>
-      <w:r>
-        <w:t># Publishing</w:t>
-      </w:r>
-    </w:p>
-    <w:p>
-      <w:r>
-        <w:t>PUBLISHER_BACKEND=buffer</w:t>
-      </w:r>
-    </w:p>
-    <w:p/>
-    <w:p>
-      <w:r>
-        <w:t># Worker</w:t>
-      </w:r>
-    </w:p>
-    <w:p>
-      <w:r>
-        <w:t>ENABLE_SCHEDULER=true</w:t>
-      </w:r>
-    </w:p>
-    <w:p>
-      <w:r>
-        <w:t>PUBLISH_POLL_SECONDS=60</w:t>
-      </w:r>
-    </w:p>
-    <w:p>
-      <w:r>
-        <w:t>ANALYTICS_POLL_SECONDS=600</w:t>
-      </w:r>
-    </w:p>
-    <w:p>
-      <w:r>
-        <w:pict w14:anchorId="35D74AA2">
-          <v:rect id="_x0000_i1121" style="width:0;height:.75pt" o:hralign="center" o:hrstd="t" o:hr="t" fillcolor="#a0a0a0" stroked="f"/>
-        </w:pict>
-      </w:r>
-    </w:p>
-    <w:p>
-      <w:pPr>
-        <w:rPr>
-          <w:b/>
-          <w:bCs/>
-        </w:rPr>
-      </w:pPr>
-      <w:r>
-        <w:rPr>
-          <w:b/>
-          <w:bCs/>
-        </w:rPr>
-        <w:t>7. Multi-Agent Pipeline in Detail</w:t>
-      </w:r>
-    </w:p>
-    <w:p>
-      <w:pPr>
-        <w:rPr>
-          <w:b/>
-          <w:bCs/>
-        </w:rPr>
-      </w:pPr>
-      <w:r>
-        <w:rPr>
-          <w:b/>
-          <w:bCs/>
-        </w:rPr>
-        <w:t>7.1 Content Graph (</w:t>
-      </w:r>
+        <w:rPr>
+          <w:b/>
+          <w:bCs/>
+        </w:rPr>
+        <w:t>)</w:t>
+      </w:r>
+    </w:p>
+    <w:p>
+      <w:r>
+        <w:t>text</w:t>
+      </w:r>
+    </w:p>
+    <w:p>
       <w:proofErr w:type="spellStart"/>
       <w:r>
-        <w:rPr>
-          <w:b/>
-          <w:bCs/>
-        </w:rPr>
-        <w:t>LangGraph</w:t>
+        <w:t>do_research</w:t>
       </w:r>
       <w:proofErr w:type="spellEnd"/>
       <w:r>
-        <w:rPr>
-          <w:b/>
-          <w:bCs/>
-        </w:rPr>
-        <w:t>)</w:t>
-      </w:r>
-    </w:p>
-    <w:p>
-      <w:r>
-        <w:t>text</w:t>
-      </w:r>
-    </w:p>
-    <w:p>
+        <w:t xml:space="preserve"> ──</w:t>
+      </w:r>
+      <w:r>
+        <w:rPr>
+          <w:rFonts w:ascii="Arial" w:hAnsi="Arial" w:cs="Arial"/>
+        </w:rPr>
+        <w:t>►</w:t>
+      </w:r>
+      <w:r>
+        <w:t xml:space="preserve"> </w:t>
+      </w:r>
       <w:proofErr w:type="spellStart"/>
       <w:r>
-        <w:t>do_research</w:t>
+        <w:t>draft_content</w:t>
       </w:r>
       <w:proofErr w:type="spellEnd"/>
       <w:r>
-        <w:t xml:space="preserve"> ──</w:t>
+        <w:t xml:space="preserve"> </w:t>
+      </w:r>
+      <w:r>
+        <w:rPr>
+          <w:rFonts w:ascii="Aptos" w:hAnsi="Aptos" w:cs="Aptos"/>
+        </w:rPr>
+        <w:t>──</w:t>
       </w:r>
       <w:r>
         <w:rPr>
@@ -5258,7 +3668,7 @@
       </w:r>
       <w:proofErr w:type="spellStart"/>
       <w:r>
-        <w:t>draft_content</w:t>
+        <w:t>localize_content</w:t>
       </w:r>
       <w:proofErr w:type="spellEnd"/>
       <w:r>
@@ -5281,30 +3691,33 @@
       </w:r>
       <w:proofErr w:type="spellStart"/>
       <w:r>
-        <w:t>localize_content</w:t>
+        <w:t>resolve_media</w:t>
       </w:r>
       <w:proofErr w:type="spellEnd"/>
-      <w:r>
-        <w:t xml:space="preserve"> </w:t>
-      </w:r>
-      <w:r>
-        <w:rPr>
-          <w:rFonts w:ascii="Aptos" w:hAnsi="Aptos" w:cs="Aptos"/>
-        </w:rPr>
-        <w:t>──</w:t>
+    </w:p>
+    <w:p>
+      <w:r>
+        <w:t xml:space="preserve">                                                            │</w:t>
+      </w:r>
+    </w:p>
+    <w:p>
+      <w:r>
+        <w:t xml:space="preserve">                                                            </w:t>
       </w:r>
       <w:r>
         <w:rPr>
           <w:rFonts w:ascii="Arial" w:hAnsi="Arial" w:cs="Arial"/>
         </w:rPr>
-        <w:t>►</w:t>
-      </w:r>
-      <w:r>
-        <w:t xml:space="preserve"> </w:t>
+        <w:t>▼</w:t>
+      </w:r>
+    </w:p>
+    <w:p>
+      <w:r>
+        <w:t xml:space="preserve">                                                    </w:t>
       </w:r>
       <w:proofErr w:type="spellStart"/>
       <w:r>
-        <w:t>resolve_media</w:t>
+        <w:t>check_compliance</w:t>
       </w:r>
       <w:proofErr w:type="spellEnd"/>
     </w:p>
@@ -5315,32 +3728,6 @@
     </w:p>
     <w:p>
       <w:r>
-        <w:t xml:space="preserve">                                                            </w:t>
-      </w:r>
-      <w:r>
-        <w:rPr>
-          <w:rFonts w:ascii="Arial" w:hAnsi="Arial" w:cs="Arial"/>
-        </w:rPr>
-        <w:t>▼</w:t>
-      </w:r>
-    </w:p>
-    <w:p>
-      <w:r>
-        <w:t xml:space="preserve">                                                    </w:t>
-      </w:r>
-      <w:proofErr w:type="spellStart"/>
-      <w:r>
-        <w:t>check_compliance</w:t>
-      </w:r>
-      <w:proofErr w:type="spellEnd"/>
-    </w:p>
-    <w:p>
-      <w:r>
-        <w:t xml:space="preserve">                                                            │</w:t>
-      </w:r>
-    </w:p>
-    <w:p>
-      <w:r>
         <w:t xml:space="preserve">                              ┌─────────────────────────────</w:t>
       </w:r>
       <w:r>
@@ -5348,6 +3735,29 @@
           <w:rFonts w:ascii="MS Gothic" w:eastAsia="MS Gothic" w:hAnsi="MS Gothic" w:cs="MS Gothic" w:hint="eastAsia"/>
         </w:rPr>
         <w:t>┤</w:t>
+      </w:r>
+    </w:p>
+    <w:p>
+      <w:r>
+        <w:t xml:space="preserve">                              │                             │</w:t>
+      </w:r>
+    </w:p>
+    <w:p>
+      <w:r>
+        <w:t xml:space="preserve">                       (</w:t>
+      </w:r>
+      <w:proofErr w:type="gramStart"/>
+      <w:r>
+        <w:t>if</w:t>
+      </w:r>
+      <w:proofErr w:type="gramEnd"/>
+      <w:r>
+        <w:t xml:space="preserve"> fails and                 (if passes or</w:t>
+      </w:r>
+    </w:p>
+    <w:p>
+      <w:r>
+        <w:t xml:space="preserve">                        retries left)                 retries exhausted)</w:t>
       </w:r>
     </w:p>
     <w:p>
@@ -5358,29 +3768,6 @@
     </w:p>
     <w:p>
       <w:r>
-        <w:t xml:space="preserve">                       (</w:t>
-      </w:r>
-      <w:proofErr w:type="gramStart"/>
-      <w:r>
-        <w:t>if</w:t>
-      </w:r>
-      <w:proofErr w:type="gramEnd"/>
-      <w:r>
-        <w:t xml:space="preserve"> fails and                 (if passes or</w:t>
-      </w:r>
-    </w:p>
-    <w:p>
-      <w:r>
-        <w:t xml:space="preserve">                        retries left)                 retries exhausted)</w:t>
-      </w:r>
-    </w:p>
-    <w:p>
-      <w:r>
-        <w:t xml:space="preserve">                              │                             │</w:t>
-      </w:r>
-    </w:p>
-    <w:p>
-      <w:r>
         <w:t xml:space="preserve">                              </w:t>
       </w:r>
       <w:r>
@@ -5667,33 +4054,33 @@
           <w:b/>
           <w:bCs/>
         </w:rPr>
+        <w:t>Layer 1 — Deterministic regex pre-screen</w:t>
+      </w:r>
+      <w:r>
+        <w:t xml:space="preserve"> (</w:t>
+      </w:r>
+      <w:proofErr w:type="spellStart"/>
+      <w:r>
+        <w:t>deterministic_screen</w:t>
+      </w:r>
+      <w:proofErr w:type="spellEnd"/>
+      <w:r>
+        <w:t>):</w:t>
+      </w:r>
+    </w:p>
+    <w:p>
+      <w:r>
+        <w:t>Fifteen banned patterns covering guarantees, misleading absolutes, and superlatives:</w:t>
+      </w:r>
+    </w:p>
+    <w:p>
+      <w:r>
+        <w:t>python</w:t>
+      </w:r>
+    </w:p>
+    <w:p>
+      <w:r>
         <w:lastRenderedPageBreak/>
-        <w:t>Layer 1 — Deterministic regex pre-screen</w:t>
-      </w:r>
-      <w:r>
-        <w:t xml:space="preserve"> (</w:t>
-      </w:r>
-      <w:proofErr w:type="spellStart"/>
-      <w:r>
-        <w:t>deterministic_screen</w:t>
-      </w:r>
-      <w:proofErr w:type="spellEnd"/>
-      <w:r>
-        <w:t>):</w:t>
-      </w:r>
-    </w:p>
-    <w:p>
-      <w:r>
-        <w:t>Fifteen banned patterns covering guarantees, misleading absolutes, and superlatives:</w:t>
-      </w:r>
-    </w:p>
-    <w:p>
-      <w:r>
-        <w:t>python</w:t>
-      </w:r>
-    </w:p>
-    <w:p>
-      <w:r>
         <w:t>BANNED_PATTERNS = [</w:t>
       </w:r>
     </w:p>
@@ -5840,36 +4227,18 @@
     </w:p>
     <w:tbl>
       <w:tblPr>
-        <w:tblW w:w="11280" w:type="dxa"/>
-        <w:tblCellMar>
-          <w:top w:w="15" w:type="dxa"/>
-          <w:left w:w="15" w:type="dxa"/>
-          <w:bottom w:w="15" w:type="dxa"/>
-          <w:right w:w="15" w:type="dxa"/>
-        </w:tblCellMar>
+        <w:tblStyle w:val="TableGrid"/>
+        <w:tblW w:w="8642" w:type="dxa"/>
         <w:tblLook w:val="04A0" w:firstRow="1" w:lastRow="0" w:firstColumn="1" w:lastColumn="0" w:noHBand="0" w:noVBand="1"/>
       </w:tblPr>
       <w:tblGrid>
-        <w:gridCol w:w="1381"/>
-        <w:gridCol w:w="9899"/>
+        <w:gridCol w:w="1343"/>
+        <w:gridCol w:w="7299"/>
       </w:tblGrid>
       <w:tr>
-        <w:trPr>
-          <w:tblHeader/>
-        </w:trPr>
-        <w:tc>
-          <w:tcPr>
-            <w:tcW w:w="0" w:type="auto"/>
-            <w:tcBorders>
-              <w:top w:val="nil"/>
-            </w:tcBorders>
-            <w:tcMar>
-              <w:top w:w="150" w:type="dxa"/>
-              <w:left w:w="0" w:type="dxa"/>
-              <w:bottom w:w="150" w:type="dxa"/>
-              <w:right w:w="240" w:type="dxa"/>
-            </w:tcMar>
-            <w:vAlign w:val="center"/>
+        <w:tc>
+          <w:tcPr>
+            <w:tcW w:w="0" w:type="auto"/>
             <w:hideMark/>
           </w:tcPr>
           <w:p>
@@ -5880,17 +4249,7 @@
         </w:tc>
         <w:tc>
           <w:tcPr>
-            <w:tcW w:w="0" w:type="auto"/>
-            <w:tcBorders>
-              <w:top w:val="nil"/>
-            </w:tcBorders>
-            <w:tcMar>
-              <w:top w:w="150" w:type="dxa"/>
-              <w:left w:w="240" w:type="dxa"/>
-              <w:bottom w:w="150" w:type="dxa"/>
-              <w:right w:w="240" w:type="dxa"/>
-            </w:tcMar>
-            <w:vAlign w:val="center"/>
+            <w:tcW w:w="7299" w:type="dxa"/>
             <w:hideMark/>
           </w:tcPr>
           <w:p>
@@ -5904,13 +4263,6 @@
         <w:tc>
           <w:tcPr>
             <w:tcW w:w="0" w:type="auto"/>
-            <w:tcMar>
-              <w:top w:w="150" w:type="dxa"/>
-              <w:left w:w="0" w:type="dxa"/>
-              <w:bottom w:w="150" w:type="dxa"/>
-              <w:right w:w="240" w:type="dxa"/>
-            </w:tcMar>
-            <w:vAlign w:val="center"/>
             <w:hideMark/>
           </w:tcPr>
           <w:p>
@@ -5921,14 +4273,7 @@
         </w:tc>
         <w:tc>
           <w:tcPr>
-            <w:tcW w:w="0" w:type="auto"/>
-            <w:tcMar>
-              <w:top w:w="150" w:type="dxa"/>
-              <w:left w:w="240" w:type="dxa"/>
-              <w:bottom w:w="150" w:type="dxa"/>
-              <w:right w:w="0" w:type="dxa"/>
-            </w:tcMar>
-            <w:vAlign w:val="center"/>
+            <w:tcW w:w="7299" w:type="dxa"/>
             <w:hideMark/>
           </w:tcPr>
           <w:p>
@@ -5942,13 +4287,6 @@
         <w:tc>
           <w:tcPr>
             <w:tcW w:w="0" w:type="auto"/>
-            <w:tcMar>
-              <w:top w:w="150" w:type="dxa"/>
-              <w:left w:w="0" w:type="dxa"/>
-              <w:bottom w:w="150" w:type="dxa"/>
-              <w:right w:w="240" w:type="dxa"/>
-            </w:tcMar>
-            <w:vAlign w:val="center"/>
             <w:hideMark/>
           </w:tcPr>
           <w:p>
@@ -5959,14 +4297,7 @@
         </w:tc>
         <w:tc>
           <w:tcPr>
-            <w:tcW w:w="0" w:type="auto"/>
-            <w:tcMar>
-              <w:top w:w="150" w:type="dxa"/>
-              <w:left w:w="240" w:type="dxa"/>
-              <w:bottom w:w="150" w:type="dxa"/>
-              <w:right w:w="0" w:type="dxa"/>
-            </w:tcMar>
-            <w:vAlign w:val="center"/>
+            <w:tcW w:w="7299" w:type="dxa"/>
             <w:hideMark/>
           </w:tcPr>
           <w:p>
@@ -5980,13 +4311,6 @@
         <w:tc>
           <w:tcPr>
             <w:tcW w:w="0" w:type="auto"/>
-            <w:tcMar>
-              <w:top w:w="150" w:type="dxa"/>
-              <w:left w:w="0" w:type="dxa"/>
-              <w:bottom w:w="150" w:type="dxa"/>
-              <w:right w:w="240" w:type="dxa"/>
-            </w:tcMar>
-            <w:vAlign w:val="center"/>
             <w:hideMark/>
           </w:tcPr>
           <w:p>
@@ -5997,14 +4321,7 @@
         </w:tc>
         <w:tc>
           <w:tcPr>
-            <w:tcW w:w="0" w:type="auto"/>
-            <w:tcMar>
-              <w:top w:w="150" w:type="dxa"/>
-              <w:left w:w="240" w:type="dxa"/>
-              <w:bottom w:w="150" w:type="dxa"/>
-              <w:right w:w="0" w:type="dxa"/>
-            </w:tcMar>
-            <w:vAlign w:val="center"/>
+            <w:tcW w:w="7299" w:type="dxa"/>
             <w:hideMark/>
           </w:tcPr>
           <w:p>
@@ -6018,13 +4335,6 @@
         <w:tc>
           <w:tcPr>
             <w:tcW w:w="0" w:type="auto"/>
-            <w:tcMar>
-              <w:top w:w="150" w:type="dxa"/>
-              <w:left w:w="0" w:type="dxa"/>
-              <w:bottom w:w="150" w:type="dxa"/>
-              <w:right w:w="240" w:type="dxa"/>
-            </w:tcMar>
-            <w:vAlign w:val="center"/>
             <w:hideMark/>
           </w:tcPr>
           <w:p>
@@ -6035,14 +4345,7 @@
         </w:tc>
         <w:tc>
           <w:tcPr>
-            <w:tcW w:w="0" w:type="auto"/>
-            <w:tcMar>
-              <w:top w:w="150" w:type="dxa"/>
-              <w:left w:w="240" w:type="dxa"/>
-              <w:bottom w:w="150" w:type="dxa"/>
-              <w:right w:w="0" w:type="dxa"/>
-            </w:tcMar>
-            <w:vAlign w:val="center"/>
+            <w:tcW w:w="7299" w:type="dxa"/>
             <w:hideMark/>
           </w:tcPr>
           <w:p>
@@ -6056,32 +4359,17 @@
         <w:tc>
           <w:tcPr>
             <w:tcW w:w="0" w:type="auto"/>
-            <w:tcMar>
-              <w:top w:w="150" w:type="dxa"/>
-              <w:left w:w="0" w:type="dxa"/>
-              <w:bottom w:w="150" w:type="dxa"/>
-              <w:right w:w="240" w:type="dxa"/>
-            </w:tcMar>
-            <w:vAlign w:val="center"/>
-            <w:hideMark/>
-          </w:tcPr>
-          <w:p>
-            <w:r>
-              <w:lastRenderedPageBreak/>
+            <w:hideMark/>
+          </w:tcPr>
+          <w:p>
+            <w:r>
               <w:t>C5</w:t>
             </w:r>
           </w:p>
         </w:tc>
         <w:tc>
           <w:tcPr>
-            <w:tcW w:w="0" w:type="auto"/>
-            <w:tcMar>
-              <w:top w:w="150" w:type="dxa"/>
-              <w:left w:w="240" w:type="dxa"/>
-              <w:bottom w:w="150" w:type="dxa"/>
-              <w:right w:w="0" w:type="dxa"/>
-            </w:tcMar>
-            <w:vAlign w:val="center"/>
+            <w:tcW w:w="7299" w:type="dxa"/>
             <w:hideMark/>
           </w:tcPr>
           <w:p>
@@ -6095,13 +4383,6 @@
         <w:tc>
           <w:tcPr>
             <w:tcW w:w="0" w:type="auto"/>
-            <w:tcMar>
-              <w:top w:w="150" w:type="dxa"/>
-              <w:left w:w="0" w:type="dxa"/>
-              <w:bottom w:w="150" w:type="dxa"/>
-              <w:right w:w="240" w:type="dxa"/>
-            </w:tcMar>
-            <w:vAlign w:val="center"/>
             <w:hideMark/>
           </w:tcPr>
           <w:p>
@@ -6112,14 +4393,7 @@
         </w:tc>
         <w:tc>
           <w:tcPr>
-            <w:tcW w:w="0" w:type="auto"/>
-            <w:tcMar>
-              <w:top w:w="150" w:type="dxa"/>
-              <w:left w:w="240" w:type="dxa"/>
-              <w:bottom w:w="150" w:type="dxa"/>
-              <w:right w:w="0" w:type="dxa"/>
-            </w:tcMar>
-            <w:vAlign w:val="center"/>
+            <w:tcW w:w="7299" w:type="dxa"/>
             <w:hideMark/>
           </w:tcPr>
           <w:p>
@@ -6133,13 +4407,6 @@
         <w:tc>
           <w:tcPr>
             <w:tcW w:w="0" w:type="auto"/>
-            <w:tcMar>
-              <w:top w:w="150" w:type="dxa"/>
-              <w:left w:w="0" w:type="dxa"/>
-              <w:bottom w:w="150" w:type="dxa"/>
-              <w:right w:w="240" w:type="dxa"/>
-            </w:tcMar>
-            <w:vAlign w:val="center"/>
             <w:hideMark/>
           </w:tcPr>
           <w:p>
@@ -6150,14 +4417,7 @@
         </w:tc>
         <w:tc>
           <w:tcPr>
-            <w:tcW w:w="0" w:type="auto"/>
-            <w:tcMar>
-              <w:top w:w="150" w:type="dxa"/>
-              <w:left w:w="240" w:type="dxa"/>
-              <w:bottom w:w="150" w:type="dxa"/>
-              <w:right w:w="0" w:type="dxa"/>
-            </w:tcMar>
-            <w:vAlign w:val="center"/>
+            <w:tcW w:w="7299" w:type="dxa"/>
             <w:hideMark/>
           </w:tcPr>
           <w:p>
@@ -6171,13 +4431,6 @@
         <w:tc>
           <w:tcPr>
             <w:tcW w:w="0" w:type="auto"/>
-            <w:tcMar>
-              <w:top w:w="150" w:type="dxa"/>
-              <w:left w:w="0" w:type="dxa"/>
-              <w:bottom w:w="150" w:type="dxa"/>
-              <w:right w:w="240" w:type="dxa"/>
-            </w:tcMar>
-            <w:vAlign w:val="center"/>
             <w:hideMark/>
           </w:tcPr>
           <w:p>
@@ -6188,14 +4441,7 @@
         </w:tc>
         <w:tc>
           <w:tcPr>
-            <w:tcW w:w="0" w:type="auto"/>
-            <w:tcMar>
-              <w:top w:w="150" w:type="dxa"/>
-              <w:left w:w="240" w:type="dxa"/>
-              <w:bottom w:w="150" w:type="dxa"/>
-              <w:right w:w="0" w:type="dxa"/>
-            </w:tcMar>
-            <w:vAlign w:val="center"/>
+            <w:tcW w:w="7299" w:type="dxa"/>
             <w:hideMark/>
           </w:tcPr>
           <w:p>
@@ -6209,13 +4455,6 @@
         <w:tc>
           <w:tcPr>
             <w:tcW w:w="0" w:type="auto"/>
-            <w:tcMar>
-              <w:top w:w="150" w:type="dxa"/>
-              <w:left w:w="0" w:type="dxa"/>
-              <w:bottom w:w="150" w:type="dxa"/>
-              <w:right w:w="240" w:type="dxa"/>
-            </w:tcMar>
-            <w:vAlign w:val="center"/>
             <w:hideMark/>
           </w:tcPr>
           <w:p>
@@ -6226,14 +4465,7 @@
         </w:tc>
         <w:tc>
           <w:tcPr>
-            <w:tcW w:w="0" w:type="auto"/>
-            <w:tcMar>
-              <w:top w:w="150" w:type="dxa"/>
-              <w:left w:w="240" w:type="dxa"/>
-              <w:bottom w:w="150" w:type="dxa"/>
-              <w:right w:w="0" w:type="dxa"/>
-            </w:tcMar>
-            <w:vAlign w:val="center"/>
+            <w:tcW w:w="7299" w:type="dxa"/>
             <w:hideMark/>
           </w:tcPr>
           <w:p>
@@ -6247,13 +4479,6 @@
         <w:tc>
           <w:tcPr>
             <w:tcW w:w="0" w:type="auto"/>
-            <w:tcMar>
-              <w:top w:w="150" w:type="dxa"/>
-              <w:left w:w="0" w:type="dxa"/>
-              <w:bottom w:w="150" w:type="dxa"/>
-              <w:right w:w="240" w:type="dxa"/>
-            </w:tcMar>
-            <w:vAlign w:val="center"/>
             <w:hideMark/>
           </w:tcPr>
           <w:p>
@@ -6264,14 +4489,7 @@
         </w:tc>
         <w:tc>
           <w:tcPr>
-            <w:tcW w:w="0" w:type="auto"/>
-            <w:tcMar>
-              <w:top w:w="150" w:type="dxa"/>
-              <w:left w:w="240" w:type="dxa"/>
-              <w:bottom w:w="150" w:type="dxa"/>
-              <w:right w:w="0" w:type="dxa"/>
-            </w:tcMar>
-            <w:vAlign w:val="center"/>
+            <w:tcW w:w="7299" w:type="dxa"/>
             <w:hideMark/>
           </w:tcPr>
           <w:p>
@@ -6329,6 +4547,7 @@
     </w:p>
     <w:p>
       <w:r>
+        <w:lastRenderedPageBreak/>
         <w:t>text</w:t>
       </w:r>
     </w:p>
@@ -6462,7 +4681,6 @@
         </w:numPr>
       </w:pPr>
       <w:r>
-        <w:lastRenderedPageBreak/>
         <w:t xml:space="preserve">If a similar lesson already exists, its occurrences count is incremented; </w:t>
       </w:r>
       <w:proofErr w:type="gramStart"/>
@@ -6596,36 +4814,18 @@
     </w:p>
     <w:tbl>
       <w:tblPr>
-        <w:tblW w:w="11280" w:type="dxa"/>
-        <w:tblCellMar>
-          <w:top w:w="15" w:type="dxa"/>
-          <w:left w:w="15" w:type="dxa"/>
-          <w:bottom w:w="15" w:type="dxa"/>
-          <w:right w:w="15" w:type="dxa"/>
-        </w:tblCellMar>
+        <w:tblStyle w:val="TableGrid"/>
+        <w:tblW w:w="8784" w:type="dxa"/>
         <w:tblLook w:val="04A0" w:firstRow="1" w:lastRow="0" w:firstColumn="1" w:lastColumn="0" w:noHBand="0" w:noVBand="1"/>
       </w:tblPr>
       <w:tblGrid>
-        <w:gridCol w:w="910"/>
-        <w:gridCol w:w="10370"/>
+        <w:gridCol w:w="886"/>
+        <w:gridCol w:w="7898"/>
       </w:tblGrid>
       <w:tr>
-        <w:trPr>
-          <w:tblHeader/>
-        </w:trPr>
-        <w:tc>
-          <w:tcPr>
-            <w:tcW w:w="0" w:type="auto"/>
-            <w:tcBorders>
-              <w:top w:val="nil"/>
-            </w:tcBorders>
-            <w:tcMar>
-              <w:top w:w="150" w:type="dxa"/>
-              <w:left w:w="0" w:type="dxa"/>
-              <w:bottom w:w="150" w:type="dxa"/>
-              <w:right w:w="240" w:type="dxa"/>
-            </w:tcMar>
-            <w:vAlign w:val="center"/>
+        <w:tc>
+          <w:tcPr>
+            <w:tcW w:w="0" w:type="auto"/>
             <w:hideMark/>
           </w:tcPr>
           <w:p>
@@ -6636,17 +4836,7 @@
         </w:tc>
         <w:tc>
           <w:tcPr>
-            <w:tcW w:w="0" w:type="auto"/>
-            <w:tcBorders>
-              <w:top w:val="nil"/>
-            </w:tcBorders>
-            <w:tcMar>
-              <w:top w:w="150" w:type="dxa"/>
-              <w:left w:w="240" w:type="dxa"/>
-              <w:bottom w:w="150" w:type="dxa"/>
-              <w:right w:w="240" w:type="dxa"/>
-            </w:tcMar>
-            <w:vAlign w:val="center"/>
+            <w:tcW w:w="7898" w:type="dxa"/>
             <w:hideMark/>
           </w:tcPr>
           <w:p>
@@ -6660,13 +4850,6 @@
         <w:tc>
           <w:tcPr>
             <w:tcW w:w="0" w:type="auto"/>
-            <w:tcMar>
-              <w:top w:w="150" w:type="dxa"/>
-              <w:left w:w="0" w:type="dxa"/>
-              <w:bottom w:w="150" w:type="dxa"/>
-              <w:right w:w="240" w:type="dxa"/>
-            </w:tcMar>
-            <w:vAlign w:val="center"/>
             <w:hideMark/>
           </w:tcPr>
           <w:p>
@@ -6681,14 +4864,7 @@
         </w:tc>
         <w:tc>
           <w:tcPr>
-            <w:tcW w:w="0" w:type="auto"/>
-            <w:tcMar>
-              <w:top w:w="150" w:type="dxa"/>
-              <w:left w:w="240" w:type="dxa"/>
-              <w:bottom w:w="150" w:type="dxa"/>
-              <w:right w:w="0" w:type="dxa"/>
-            </w:tcMar>
-            <w:vAlign w:val="center"/>
+            <w:tcW w:w="7898" w:type="dxa"/>
             <w:hideMark/>
           </w:tcPr>
           <w:p>
@@ -6702,13 +4878,6 @@
         <w:tc>
           <w:tcPr>
             <w:tcW w:w="0" w:type="auto"/>
-            <w:tcMar>
-              <w:top w:w="150" w:type="dxa"/>
-              <w:left w:w="0" w:type="dxa"/>
-              <w:bottom w:w="150" w:type="dxa"/>
-              <w:right w:w="240" w:type="dxa"/>
-            </w:tcMar>
-            <w:vAlign w:val="center"/>
             <w:hideMark/>
           </w:tcPr>
           <w:p>
@@ -6723,14 +4892,7 @@
         </w:tc>
         <w:tc>
           <w:tcPr>
-            <w:tcW w:w="0" w:type="auto"/>
-            <w:tcMar>
-              <w:top w:w="150" w:type="dxa"/>
-              <w:left w:w="240" w:type="dxa"/>
-              <w:bottom w:w="150" w:type="dxa"/>
-              <w:right w:w="0" w:type="dxa"/>
-            </w:tcMar>
-            <w:vAlign w:val="center"/>
+            <w:tcW w:w="7898" w:type="dxa"/>
             <w:hideMark/>
           </w:tcPr>
           <w:p>
@@ -6762,13 +4924,6 @@
         <w:tc>
           <w:tcPr>
             <w:tcW w:w="0" w:type="auto"/>
-            <w:tcMar>
-              <w:top w:w="150" w:type="dxa"/>
-              <w:left w:w="0" w:type="dxa"/>
-              <w:bottom w:w="150" w:type="dxa"/>
-              <w:right w:w="240" w:type="dxa"/>
-            </w:tcMar>
-            <w:vAlign w:val="center"/>
             <w:hideMark/>
           </w:tcPr>
           <w:p>
@@ -6777,20 +4932,14 @@
                 <w:b/>
                 <w:bCs/>
               </w:rPr>
+              <w:lastRenderedPageBreak/>
               <w:t>Video</w:t>
             </w:r>
           </w:p>
         </w:tc>
         <w:tc>
           <w:tcPr>
-            <w:tcW w:w="0" w:type="auto"/>
-            <w:tcMar>
-              <w:top w:w="150" w:type="dxa"/>
-              <w:left w:w="240" w:type="dxa"/>
-              <w:bottom w:w="150" w:type="dxa"/>
-              <w:right w:w="0" w:type="dxa"/>
-            </w:tcMar>
-            <w:vAlign w:val="center"/>
+            <w:tcW w:w="7898" w:type="dxa"/>
             <w:hideMark/>
           </w:tcPr>
           <w:p>
@@ -6877,7 +5026,6 @@
         </w:numPr>
       </w:pPr>
       <w:r>
-        <w:lastRenderedPageBreak/>
         <w:t xml:space="preserve">For each, calls </w:t>
       </w:r>
       <w:proofErr w:type="spellStart"/>
@@ -7285,7 +5433,7 @@
     <w:p>
       <w:r>
         <w:pict w14:anchorId="1F56F3B5">
-          <v:rect id="_x0000_i1122" style="width:0;height:.75pt" o:hralign="center" o:hrstd="t" o:hr="t" fillcolor="#a0a0a0" stroked="f"/>
+          <v:rect id="_x0000_i1032" style="width:0;height:.75pt" o:hralign="center" o:hrstd="t" o:hr="t" fillcolor="#a0a0a0" stroked="f"/>
         </w:pict>
       </w:r>
     </w:p>
@@ -7316,42 +5464,25 @@
           <w:b/>
           <w:bCs/>
         </w:rPr>
+        <w:lastRenderedPageBreak/>
         <w:t>8.1 Core Tables</w:t>
       </w:r>
     </w:p>
     <w:tbl>
       <w:tblPr>
-        <w:tblW w:w="11280" w:type="dxa"/>
-        <w:tblCellMar>
-          <w:top w:w="15" w:type="dxa"/>
-          <w:left w:w="15" w:type="dxa"/>
-          <w:bottom w:w="15" w:type="dxa"/>
-          <w:right w:w="15" w:type="dxa"/>
-        </w:tblCellMar>
+        <w:tblStyle w:val="TableGrid"/>
+        <w:tblW w:w="8926" w:type="dxa"/>
         <w:tblLook w:val="04A0" w:firstRow="1" w:lastRow="0" w:firstColumn="1" w:lastColumn="0" w:noHBand="0" w:noVBand="1"/>
       </w:tblPr>
       <w:tblGrid>
-        <w:gridCol w:w="2583"/>
-        <w:gridCol w:w="2423"/>
-        <w:gridCol w:w="6274"/>
+        <w:gridCol w:w="2559"/>
+        <w:gridCol w:w="2207"/>
+        <w:gridCol w:w="4160"/>
       </w:tblGrid>
       <w:tr>
-        <w:trPr>
-          <w:tblHeader/>
-        </w:trPr>
-        <w:tc>
-          <w:tcPr>
-            <w:tcW w:w="0" w:type="auto"/>
-            <w:tcBorders>
-              <w:top w:val="nil"/>
-            </w:tcBorders>
-            <w:tcMar>
-              <w:top w:w="150" w:type="dxa"/>
-              <w:left w:w="0" w:type="dxa"/>
-              <w:bottom w:w="150" w:type="dxa"/>
-              <w:right w:w="240" w:type="dxa"/>
-            </w:tcMar>
-            <w:vAlign w:val="center"/>
+        <w:tc>
+          <w:tcPr>
+            <w:tcW w:w="0" w:type="auto"/>
             <w:hideMark/>
           </w:tcPr>
           <w:p>
@@ -7363,16 +5494,6 @@
         <w:tc>
           <w:tcPr>
             <w:tcW w:w="0" w:type="auto"/>
-            <w:tcBorders>
-              <w:top w:val="nil"/>
-            </w:tcBorders>
-            <w:tcMar>
-              <w:top w:w="150" w:type="dxa"/>
-              <w:left w:w="240" w:type="dxa"/>
-              <w:bottom w:w="150" w:type="dxa"/>
-              <w:right w:w="240" w:type="dxa"/>
-            </w:tcMar>
-            <w:vAlign w:val="center"/>
             <w:hideMark/>
           </w:tcPr>
           <w:p>
@@ -7383,17 +5504,7 @@
         </w:tc>
         <w:tc>
           <w:tcPr>
-            <w:tcW w:w="0" w:type="auto"/>
-            <w:tcBorders>
-              <w:top w:val="nil"/>
-            </w:tcBorders>
-            <w:tcMar>
-              <w:top w:w="150" w:type="dxa"/>
-              <w:left w:w="240" w:type="dxa"/>
-              <w:bottom w:w="150" w:type="dxa"/>
-              <w:right w:w="240" w:type="dxa"/>
-            </w:tcMar>
-            <w:vAlign w:val="center"/>
+            <w:tcW w:w="4160" w:type="dxa"/>
             <w:hideMark/>
           </w:tcPr>
           <w:p>
@@ -7407,13 +5518,6 @@
         <w:tc>
           <w:tcPr>
             <w:tcW w:w="0" w:type="auto"/>
-            <w:tcMar>
-              <w:top w:w="150" w:type="dxa"/>
-              <w:left w:w="0" w:type="dxa"/>
-              <w:bottom w:w="150" w:type="dxa"/>
-              <w:right w:w="240" w:type="dxa"/>
-            </w:tcMar>
-            <w:vAlign w:val="center"/>
             <w:hideMark/>
           </w:tcPr>
           <w:p>
@@ -7425,13 +5529,6 @@
         <w:tc>
           <w:tcPr>
             <w:tcW w:w="0" w:type="auto"/>
-            <w:tcMar>
-              <w:top w:w="150" w:type="dxa"/>
-              <w:left w:w="240" w:type="dxa"/>
-              <w:bottom w:w="150" w:type="dxa"/>
-              <w:right w:w="240" w:type="dxa"/>
-            </w:tcMar>
-            <w:vAlign w:val="center"/>
             <w:hideMark/>
           </w:tcPr>
           <w:p>
@@ -7442,14 +5539,7 @@
         </w:tc>
         <w:tc>
           <w:tcPr>
-            <w:tcW w:w="0" w:type="auto"/>
-            <w:tcMar>
-              <w:top w:w="150" w:type="dxa"/>
-              <w:left w:w="240" w:type="dxa"/>
-              <w:bottom w:w="150" w:type="dxa"/>
-              <w:right w:w="0" w:type="dxa"/>
-            </w:tcMar>
-            <w:vAlign w:val="center"/>
+            <w:tcW w:w="4160" w:type="dxa"/>
             <w:hideMark/>
           </w:tcPr>
           <w:p>
@@ -7476,19 +5566,11 @@
         <w:tc>
           <w:tcPr>
             <w:tcW w:w="0" w:type="auto"/>
-            <w:tcMar>
-              <w:top w:w="150" w:type="dxa"/>
-              <w:left w:w="0" w:type="dxa"/>
-              <w:bottom w:w="150" w:type="dxa"/>
-              <w:right w:w="240" w:type="dxa"/>
-            </w:tcMar>
-            <w:vAlign w:val="center"/>
             <w:hideMark/>
           </w:tcPr>
           <w:p>
             <w:proofErr w:type="spellStart"/>
             <w:r>
-              <w:lastRenderedPageBreak/>
               <w:t>content_assets</w:t>
             </w:r>
             <w:proofErr w:type="spellEnd"/>
@@ -7497,13 +5579,6 @@
         <w:tc>
           <w:tcPr>
             <w:tcW w:w="0" w:type="auto"/>
-            <w:tcMar>
-              <w:top w:w="150" w:type="dxa"/>
-              <w:left w:w="240" w:type="dxa"/>
-              <w:bottom w:w="150" w:type="dxa"/>
-              <w:right w:w="240" w:type="dxa"/>
-            </w:tcMar>
-            <w:vAlign w:val="center"/>
             <w:hideMark/>
           </w:tcPr>
           <w:p>
@@ -7514,14 +5589,7 @@
         </w:tc>
         <w:tc>
           <w:tcPr>
-            <w:tcW w:w="0" w:type="auto"/>
-            <w:tcMar>
-              <w:top w:w="150" w:type="dxa"/>
-              <w:left w:w="240" w:type="dxa"/>
-              <w:bottom w:w="150" w:type="dxa"/>
-              <w:right w:w="0" w:type="dxa"/>
-            </w:tcMar>
-            <w:vAlign w:val="center"/>
+            <w:tcW w:w="4160" w:type="dxa"/>
             <w:hideMark/>
           </w:tcPr>
           <w:p>
@@ -7548,13 +5616,6 @@
         <w:tc>
           <w:tcPr>
             <w:tcW w:w="0" w:type="auto"/>
-            <w:tcMar>
-              <w:top w:w="150" w:type="dxa"/>
-              <w:left w:w="0" w:type="dxa"/>
-              <w:bottom w:w="150" w:type="dxa"/>
-              <w:right w:w="240" w:type="dxa"/>
-            </w:tcMar>
-            <w:vAlign w:val="center"/>
             <w:hideMark/>
           </w:tcPr>
           <w:p>
@@ -7566,13 +5627,6 @@
         <w:tc>
           <w:tcPr>
             <w:tcW w:w="0" w:type="auto"/>
-            <w:tcMar>
-              <w:top w:w="150" w:type="dxa"/>
-              <w:left w:w="240" w:type="dxa"/>
-              <w:bottom w:w="150" w:type="dxa"/>
-              <w:right w:w="240" w:type="dxa"/>
-            </w:tcMar>
-            <w:vAlign w:val="center"/>
             <w:hideMark/>
           </w:tcPr>
           <w:p>
@@ -7583,14 +5637,7 @@
         </w:tc>
         <w:tc>
           <w:tcPr>
-            <w:tcW w:w="0" w:type="auto"/>
-            <w:tcMar>
-              <w:top w:w="150" w:type="dxa"/>
-              <w:left w:w="240" w:type="dxa"/>
-              <w:bottom w:w="150" w:type="dxa"/>
-              <w:right w:w="0" w:type="dxa"/>
-            </w:tcMar>
-            <w:vAlign w:val="center"/>
+            <w:tcW w:w="4160" w:type="dxa"/>
             <w:hideMark/>
           </w:tcPr>
           <w:p>
@@ -7622,13 +5669,6 @@
         <w:tc>
           <w:tcPr>
             <w:tcW w:w="0" w:type="auto"/>
-            <w:tcMar>
-              <w:top w:w="150" w:type="dxa"/>
-              <w:left w:w="0" w:type="dxa"/>
-              <w:bottom w:w="150" w:type="dxa"/>
-              <w:right w:w="240" w:type="dxa"/>
-            </w:tcMar>
-            <w:vAlign w:val="center"/>
             <w:hideMark/>
           </w:tcPr>
           <w:p>
@@ -7640,13 +5680,6 @@
         <w:tc>
           <w:tcPr>
             <w:tcW w:w="0" w:type="auto"/>
-            <w:tcMar>
-              <w:top w:w="150" w:type="dxa"/>
-              <w:left w:w="240" w:type="dxa"/>
-              <w:bottom w:w="150" w:type="dxa"/>
-              <w:right w:w="240" w:type="dxa"/>
-            </w:tcMar>
-            <w:vAlign w:val="center"/>
             <w:hideMark/>
           </w:tcPr>
           <w:p>
@@ -7657,14 +5690,7 @@
         </w:tc>
         <w:tc>
           <w:tcPr>
-            <w:tcW w:w="0" w:type="auto"/>
-            <w:tcMar>
-              <w:top w:w="150" w:type="dxa"/>
-              <w:left w:w="240" w:type="dxa"/>
-              <w:bottom w:w="150" w:type="dxa"/>
-              <w:right w:w="0" w:type="dxa"/>
-            </w:tcMar>
-            <w:vAlign w:val="center"/>
+            <w:tcW w:w="4160" w:type="dxa"/>
             <w:hideMark/>
           </w:tcPr>
           <w:p>
@@ -7678,13 +5704,6 @@
         <w:tc>
           <w:tcPr>
             <w:tcW w:w="0" w:type="auto"/>
-            <w:tcMar>
-              <w:top w:w="150" w:type="dxa"/>
-              <w:left w:w="0" w:type="dxa"/>
-              <w:bottom w:w="150" w:type="dxa"/>
-              <w:right w:w="240" w:type="dxa"/>
-            </w:tcMar>
-            <w:vAlign w:val="center"/>
             <w:hideMark/>
           </w:tcPr>
           <w:p>
@@ -7698,13 +5717,6 @@
         <w:tc>
           <w:tcPr>
             <w:tcW w:w="0" w:type="auto"/>
-            <w:tcMar>
-              <w:top w:w="150" w:type="dxa"/>
-              <w:left w:w="240" w:type="dxa"/>
-              <w:bottom w:w="150" w:type="dxa"/>
-              <w:right w:w="240" w:type="dxa"/>
-            </w:tcMar>
-            <w:vAlign w:val="center"/>
             <w:hideMark/>
           </w:tcPr>
           <w:p>
@@ -7715,14 +5727,7 @@
         </w:tc>
         <w:tc>
           <w:tcPr>
-            <w:tcW w:w="0" w:type="auto"/>
-            <w:tcMar>
-              <w:top w:w="150" w:type="dxa"/>
-              <w:left w:w="240" w:type="dxa"/>
-              <w:bottom w:w="150" w:type="dxa"/>
-              <w:right w:w="0" w:type="dxa"/>
-            </w:tcMar>
-            <w:vAlign w:val="center"/>
+            <w:tcW w:w="4160" w:type="dxa"/>
             <w:hideMark/>
           </w:tcPr>
           <w:p>
@@ -7749,13 +5754,6 @@
         <w:tc>
           <w:tcPr>
             <w:tcW w:w="0" w:type="auto"/>
-            <w:tcMar>
-              <w:top w:w="150" w:type="dxa"/>
-              <w:left w:w="0" w:type="dxa"/>
-              <w:bottom w:w="150" w:type="dxa"/>
-              <w:right w:w="240" w:type="dxa"/>
-            </w:tcMar>
-            <w:vAlign w:val="center"/>
             <w:hideMark/>
           </w:tcPr>
           <w:p>
@@ -7769,13 +5767,6 @@
         <w:tc>
           <w:tcPr>
             <w:tcW w:w="0" w:type="auto"/>
-            <w:tcMar>
-              <w:top w:w="150" w:type="dxa"/>
-              <w:left w:w="240" w:type="dxa"/>
-              <w:bottom w:w="150" w:type="dxa"/>
-              <w:right w:w="240" w:type="dxa"/>
-            </w:tcMar>
-            <w:vAlign w:val="center"/>
             <w:hideMark/>
           </w:tcPr>
           <w:p>
@@ -7786,14 +5777,7 @@
         </w:tc>
         <w:tc>
           <w:tcPr>
-            <w:tcW w:w="0" w:type="auto"/>
-            <w:tcMar>
-              <w:top w:w="150" w:type="dxa"/>
-              <w:left w:w="240" w:type="dxa"/>
-              <w:bottom w:w="150" w:type="dxa"/>
-              <w:right w:w="0" w:type="dxa"/>
-            </w:tcMar>
-            <w:vAlign w:val="center"/>
+            <w:tcW w:w="4160" w:type="dxa"/>
             <w:hideMark/>
           </w:tcPr>
           <w:p>
@@ -7807,13 +5791,6 @@
         <w:tc>
           <w:tcPr>
             <w:tcW w:w="0" w:type="auto"/>
-            <w:tcMar>
-              <w:top w:w="150" w:type="dxa"/>
-              <w:left w:w="0" w:type="dxa"/>
-              <w:bottom w:w="150" w:type="dxa"/>
-              <w:right w:w="240" w:type="dxa"/>
-            </w:tcMar>
-            <w:vAlign w:val="center"/>
             <w:hideMark/>
           </w:tcPr>
           <w:p>
@@ -7827,13 +5804,6 @@
         <w:tc>
           <w:tcPr>
             <w:tcW w:w="0" w:type="auto"/>
-            <w:tcMar>
-              <w:top w:w="150" w:type="dxa"/>
-              <w:left w:w="240" w:type="dxa"/>
-              <w:bottom w:w="150" w:type="dxa"/>
-              <w:right w:w="240" w:type="dxa"/>
-            </w:tcMar>
-            <w:vAlign w:val="center"/>
             <w:hideMark/>
           </w:tcPr>
           <w:p>
@@ -7844,14 +5814,7 @@
         </w:tc>
         <w:tc>
           <w:tcPr>
-            <w:tcW w:w="0" w:type="auto"/>
-            <w:tcMar>
-              <w:top w:w="150" w:type="dxa"/>
-              <w:left w:w="240" w:type="dxa"/>
-              <w:bottom w:w="150" w:type="dxa"/>
-              <w:right w:w="0" w:type="dxa"/>
-            </w:tcMar>
-            <w:vAlign w:val="center"/>
+            <w:tcW w:w="4160" w:type="dxa"/>
             <w:hideMark/>
           </w:tcPr>
           <w:p>
@@ -7878,13 +5841,6 @@
         <w:tc>
           <w:tcPr>
             <w:tcW w:w="0" w:type="auto"/>
-            <w:tcMar>
-              <w:top w:w="150" w:type="dxa"/>
-              <w:left w:w="0" w:type="dxa"/>
-              <w:bottom w:w="150" w:type="dxa"/>
-              <w:right w:w="240" w:type="dxa"/>
-            </w:tcMar>
-            <w:vAlign w:val="center"/>
             <w:hideMark/>
           </w:tcPr>
           <w:p>
@@ -7896,13 +5852,6 @@
         <w:tc>
           <w:tcPr>
             <w:tcW w:w="0" w:type="auto"/>
-            <w:tcMar>
-              <w:top w:w="150" w:type="dxa"/>
-              <w:left w:w="240" w:type="dxa"/>
-              <w:bottom w:w="150" w:type="dxa"/>
-              <w:right w:w="240" w:type="dxa"/>
-            </w:tcMar>
-            <w:vAlign w:val="center"/>
             <w:hideMark/>
           </w:tcPr>
           <w:p>
@@ -7913,14 +5862,7 @@
         </w:tc>
         <w:tc>
           <w:tcPr>
-            <w:tcW w:w="0" w:type="auto"/>
-            <w:tcMar>
-              <w:top w:w="150" w:type="dxa"/>
-              <w:left w:w="240" w:type="dxa"/>
-              <w:bottom w:w="150" w:type="dxa"/>
-              <w:right w:w="0" w:type="dxa"/>
-            </w:tcMar>
-            <w:vAlign w:val="center"/>
+            <w:tcW w:w="4160" w:type="dxa"/>
             <w:hideMark/>
           </w:tcPr>
           <w:p>
@@ -7947,13 +5889,6 @@
         <w:tc>
           <w:tcPr>
             <w:tcW w:w="0" w:type="auto"/>
-            <w:tcMar>
-              <w:top w:w="150" w:type="dxa"/>
-              <w:left w:w="0" w:type="dxa"/>
-              <w:bottom w:w="150" w:type="dxa"/>
-              <w:right w:w="240" w:type="dxa"/>
-            </w:tcMar>
-            <w:vAlign w:val="center"/>
             <w:hideMark/>
           </w:tcPr>
           <w:p>
@@ -7967,13 +5902,6 @@
         <w:tc>
           <w:tcPr>
             <w:tcW w:w="0" w:type="auto"/>
-            <w:tcMar>
-              <w:top w:w="150" w:type="dxa"/>
-              <w:left w:w="240" w:type="dxa"/>
-              <w:bottom w:w="150" w:type="dxa"/>
-              <w:right w:w="240" w:type="dxa"/>
-            </w:tcMar>
-            <w:vAlign w:val="center"/>
             <w:hideMark/>
           </w:tcPr>
           <w:p>
@@ -7984,14 +5912,7 @@
         </w:tc>
         <w:tc>
           <w:tcPr>
-            <w:tcW w:w="0" w:type="auto"/>
-            <w:tcMar>
-              <w:top w:w="150" w:type="dxa"/>
-              <w:left w:w="240" w:type="dxa"/>
-              <w:bottom w:w="150" w:type="dxa"/>
-              <w:right w:w="0" w:type="dxa"/>
-            </w:tcMar>
-            <w:vAlign w:val="center"/>
+            <w:tcW w:w="4160" w:type="dxa"/>
             <w:hideMark/>
           </w:tcPr>
           <w:p>
@@ -8015,13 +5936,6 @@
         <w:tc>
           <w:tcPr>
             <w:tcW w:w="0" w:type="auto"/>
-            <w:tcMar>
-              <w:top w:w="150" w:type="dxa"/>
-              <w:left w:w="0" w:type="dxa"/>
-              <w:bottom w:w="150" w:type="dxa"/>
-              <w:right w:w="240" w:type="dxa"/>
-            </w:tcMar>
-            <w:vAlign w:val="center"/>
             <w:hideMark/>
           </w:tcPr>
           <w:p>
@@ -8035,13 +5949,6 @@
         <w:tc>
           <w:tcPr>
             <w:tcW w:w="0" w:type="auto"/>
-            <w:tcMar>
-              <w:top w:w="150" w:type="dxa"/>
-              <w:left w:w="240" w:type="dxa"/>
-              <w:bottom w:w="150" w:type="dxa"/>
-              <w:right w:w="240" w:type="dxa"/>
-            </w:tcMar>
-            <w:vAlign w:val="center"/>
             <w:hideMark/>
           </w:tcPr>
           <w:p>
@@ -8052,14 +5959,7 @@
         </w:tc>
         <w:tc>
           <w:tcPr>
-            <w:tcW w:w="0" w:type="auto"/>
-            <w:tcMar>
-              <w:top w:w="150" w:type="dxa"/>
-              <w:left w:w="240" w:type="dxa"/>
-              <w:bottom w:w="150" w:type="dxa"/>
-              <w:right w:w="0" w:type="dxa"/>
-            </w:tcMar>
-            <w:vAlign w:val="center"/>
+            <w:tcW w:w="4160" w:type="dxa"/>
             <w:hideMark/>
           </w:tcPr>
           <w:p>
@@ -8077,6 +5977,14 @@
           <w:bCs/>
         </w:rPr>
       </w:pPr>
+    </w:p>
+    <w:p>
+      <w:pPr>
+        <w:rPr>
+          <w:b/>
+          <w:bCs/>
+        </w:rPr>
+      </w:pPr>
       <w:r>
         <w:rPr>
           <w:b/>
@@ -8124,7 +6032,7 @@
     <w:p>
       <w:r>
         <w:pict w14:anchorId="65D02BD6">
-          <v:rect id="_x0000_i1123" style="width:0;height:.75pt" o:hralign="center" o:hrstd="t" o:hr="t" fillcolor="#a0a0a0" stroked="f"/>
+          <v:rect id="_x0000_i1033" style="width:0;height:.75pt" o:hralign="center" o:hrstd="t" o:hr="t" fillcolor="#a0a0a0" stroked="f"/>
         </w:pict>
       </w:r>
     </w:p>
@@ -8165,58 +6073,29 @@
     </w:p>
     <w:tbl>
       <w:tblPr>
-        <w:tblW w:w="11280" w:type="dxa"/>
-        <w:tblCellMar>
-          <w:top w:w="15" w:type="dxa"/>
-          <w:left w:w="15" w:type="dxa"/>
-          <w:bottom w:w="15" w:type="dxa"/>
-          <w:right w:w="15" w:type="dxa"/>
-        </w:tblCellMar>
+        <w:tblStyle w:val="TableGrid"/>
+        <w:tblW w:w="9067" w:type="dxa"/>
         <w:tblLook w:val="04A0" w:firstRow="1" w:lastRow="0" w:firstColumn="1" w:lastColumn="0" w:noHBand="0" w:noVBand="1"/>
       </w:tblPr>
       <w:tblGrid>
-        <w:gridCol w:w="1683"/>
-        <w:gridCol w:w="9597"/>
+        <w:gridCol w:w="1663"/>
+        <w:gridCol w:w="7404"/>
       </w:tblGrid>
       <w:tr>
-        <w:trPr>
-          <w:tblHeader/>
-        </w:trPr>
-        <w:tc>
-          <w:tcPr>
-            <w:tcW w:w="0" w:type="auto"/>
-            <w:tcBorders>
-              <w:top w:val="nil"/>
-            </w:tcBorders>
-            <w:tcMar>
-              <w:top w:w="150" w:type="dxa"/>
-              <w:left w:w="0" w:type="dxa"/>
-              <w:bottom w:w="150" w:type="dxa"/>
-              <w:right w:w="240" w:type="dxa"/>
-            </w:tcMar>
-            <w:vAlign w:val="center"/>
-            <w:hideMark/>
-          </w:tcPr>
-          <w:p>
-            <w:r>
-              <w:lastRenderedPageBreak/>
+        <w:tc>
+          <w:tcPr>
+            <w:tcW w:w="0" w:type="auto"/>
+            <w:hideMark/>
+          </w:tcPr>
+          <w:p>
+            <w:r>
               <w:t>Field</w:t>
             </w:r>
           </w:p>
         </w:tc>
         <w:tc>
           <w:tcPr>
-            <w:tcW w:w="0" w:type="auto"/>
-            <w:tcBorders>
-              <w:top w:val="nil"/>
-            </w:tcBorders>
-            <w:tcMar>
-              <w:top w:w="150" w:type="dxa"/>
-              <w:left w:w="240" w:type="dxa"/>
-              <w:bottom w:w="150" w:type="dxa"/>
-              <w:right w:w="240" w:type="dxa"/>
-            </w:tcMar>
-            <w:vAlign w:val="center"/>
+            <w:tcW w:w="7404" w:type="dxa"/>
             <w:hideMark/>
           </w:tcPr>
           <w:p>
@@ -8230,13 +6109,6 @@
         <w:tc>
           <w:tcPr>
             <w:tcW w:w="0" w:type="auto"/>
-            <w:tcMar>
-              <w:top w:w="150" w:type="dxa"/>
-              <w:left w:w="0" w:type="dxa"/>
-              <w:bottom w:w="150" w:type="dxa"/>
-              <w:right w:w="240" w:type="dxa"/>
-            </w:tcMar>
-            <w:vAlign w:val="center"/>
             <w:hideMark/>
           </w:tcPr>
           <w:p>
@@ -8251,14 +6123,7 @@
         </w:tc>
         <w:tc>
           <w:tcPr>
-            <w:tcW w:w="0" w:type="auto"/>
-            <w:tcMar>
-              <w:top w:w="150" w:type="dxa"/>
-              <w:left w:w="240" w:type="dxa"/>
-              <w:bottom w:w="150" w:type="dxa"/>
-              <w:right w:w="0" w:type="dxa"/>
-            </w:tcMar>
-            <w:vAlign w:val="center"/>
+            <w:tcW w:w="7404" w:type="dxa"/>
             <w:hideMark/>
           </w:tcPr>
           <w:p>
@@ -8272,13 +6137,6 @@
         <w:tc>
           <w:tcPr>
             <w:tcW w:w="0" w:type="auto"/>
-            <w:tcMar>
-              <w:top w:w="150" w:type="dxa"/>
-              <w:left w:w="0" w:type="dxa"/>
-              <w:bottom w:w="150" w:type="dxa"/>
-              <w:right w:w="240" w:type="dxa"/>
-            </w:tcMar>
-            <w:vAlign w:val="center"/>
             <w:hideMark/>
           </w:tcPr>
           <w:p>
@@ -8293,14 +6151,7 @@
         </w:tc>
         <w:tc>
           <w:tcPr>
-            <w:tcW w:w="0" w:type="auto"/>
-            <w:tcMar>
-              <w:top w:w="150" w:type="dxa"/>
-              <w:left w:w="240" w:type="dxa"/>
-              <w:bottom w:w="150" w:type="dxa"/>
-              <w:right w:w="0" w:type="dxa"/>
-            </w:tcMar>
-            <w:vAlign w:val="center"/>
+            <w:tcW w:w="7404" w:type="dxa"/>
             <w:hideMark/>
           </w:tcPr>
           <w:p>
@@ -8314,13 +6165,6 @@
         <w:tc>
           <w:tcPr>
             <w:tcW w:w="0" w:type="auto"/>
-            <w:tcMar>
-              <w:top w:w="150" w:type="dxa"/>
-              <w:left w:w="0" w:type="dxa"/>
-              <w:bottom w:w="150" w:type="dxa"/>
-              <w:right w:w="240" w:type="dxa"/>
-            </w:tcMar>
-            <w:vAlign w:val="center"/>
             <w:hideMark/>
           </w:tcPr>
           <w:p>
@@ -8335,14 +6179,7 @@
         </w:tc>
         <w:tc>
           <w:tcPr>
-            <w:tcW w:w="0" w:type="auto"/>
-            <w:tcMar>
-              <w:top w:w="150" w:type="dxa"/>
-              <w:left w:w="240" w:type="dxa"/>
-              <w:bottom w:w="150" w:type="dxa"/>
-              <w:right w:w="0" w:type="dxa"/>
-            </w:tcMar>
-            <w:vAlign w:val="center"/>
+            <w:tcW w:w="7404" w:type="dxa"/>
             <w:hideMark/>
           </w:tcPr>
           <w:p>
@@ -8364,13 +6201,6 @@
         <w:tc>
           <w:tcPr>
             <w:tcW w:w="0" w:type="auto"/>
-            <w:tcMar>
-              <w:top w:w="150" w:type="dxa"/>
-              <w:left w:w="0" w:type="dxa"/>
-              <w:bottom w:w="150" w:type="dxa"/>
-              <w:right w:w="240" w:type="dxa"/>
-            </w:tcMar>
-            <w:vAlign w:val="center"/>
             <w:hideMark/>
           </w:tcPr>
           <w:p>
@@ -8385,14 +6215,7 @@
         </w:tc>
         <w:tc>
           <w:tcPr>
-            <w:tcW w:w="0" w:type="auto"/>
-            <w:tcMar>
-              <w:top w:w="150" w:type="dxa"/>
-              <w:left w:w="240" w:type="dxa"/>
-              <w:bottom w:w="150" w:type="dxa"/>
-              <w:right w:w="0" w:type="dxa"/>
-            </w:tcMar>
-            <w:vAlign w:val="center"/>
+            <w:tcW w:w="7404" w:type="dxa"/>
             <w:hideMark/>
           </w:tcPr>
           <w:p>
@@ -8406,13 +6229,6 @@
         <w:tc>
           <w:tcPr>
             <w:tcW w:w="0" w:type="auto"/>
-            <w:tcMar>
-              <w:top w:w="150" w:type="dxa"/>
-              <w:left w:w="0" w:type="dxa"/>
-              <w:bottom w:w="150" w:type="dxa"/>
-              <w:right w:w="240" w:type="dxa"/>
-            </w:tcMar>
-            <w:vAlign w:val="center"/>
             <w:hideMark/>
           </w:tcPr>
           <w:p>
@@ -8427,14 +6243,7 @@
         </w:tc>
         <w:tc>
           <w:tcPr>
-            <w:tcW w:w="0" w:type="auto"/>
-            <w:tcMar>
-              <w:top w:w="150" w:type="dxa"/>
-              <w:left w:w="240" w:type="dxa"/>
-              <w:bottom w:w="150" w:type="dxa"/>
-              <w:right w:w="0" w:type="dxa"/>
-            </w:tcMar>
-            <w:vAlign w:val="center"/>
+            <w:tcW w:w="7404" w:type="dxa"/>
             <w:hideMark/>
           </w:tcPr>
           <w:p>
@@ -8448,13 +6257,6 @@
         <w:tc>
           <w:tcPr>
             <w:tcW w:w="0" w:type="auto"/>
-            <w:tcMar>
-              <w:top w:w="150" w:type="dxa"/>
-              <w:left w:w="0" w:type="dxa"/>
-              <w:bottom w:w="150" w:type="dxa"/>
-              <w:right w:w="240" w:type="dxa"/>
-            </w:tcMar>
-            <w:vAlign w:val="center"/>
             <w:hideMark/>
           </w:tcPr>
           <w:p>
@@ -8469,14 +6271,7 @@
         </w:tc>
         <w:tc>
           <w:tcPr>
-            <w:tcW w:w="0" w:type="auto"/>
-            <w:tcMar>
-              <w:top w:w="150" w:type="dxa"/>
-              <w:left w:w="240" w:type="dxa"/>
-              <w:bottom w:w="150" w:type="dxa"/>
-              <w:right w:w="0" w:type="dxa"/>
-            </w:tcMar>
-            <w:vAlign w:val="center"/>
+            <w:tcW w:w="7404" w:type="dxa"/>
             <w:hideMark/>
           </w:tcPr>
           <w:p>
@@ -8490,13 +6285,6 @@
         <w:tc>
           <w:tcPr>
             <w:tcW w:w="0" w:type="auto"/>
-            <w:tcMar>
-              <w:top w:w="150" w:type="dxa"/>
-              <w:left w:w="0" w:type="dxa"/>
-              <w:bottom w:w="150" w:type="dxa"/>
-              <w:right w:w="240" w:type="dxa"/>
-            </w:tcMar>
-            <w:vAlign w:val="center"/>
             <w:hideMark/>
           </w:tcPr>
           <w:p>
@@ -8511,14 +6299,7 @@
         </w:tc>
         <w:tc>
           <w:tcPr>
-            <w:tcW w:w="0" w:type="auto"/>
-            <w:tcMar>
-              <w:top w:w="150" w:type="dxa"/>
-              <w:left w:w="240" w:type="dxa"/>
-              <w:bottom w:w="150" w:type="dxa"/>
-              <w:right w:w="0" w:type="dxa"/>
-            </w:tcMar>
-            <w:vAlign w:val="center"/>
+            <w:tcW w:w="7404" w:type="dxa"/>
             <w:hideMark/>
           </w:tcPr>
           <w:p>
@@ -8535,6 +6316,7 @@
           <w:b/>
           <w:bCs/>
         </w:rPr>
+        <w:lastRenderedPageBreak/>
         <w:t>Expected output</w:t>
       </w:r>
       <w:r>
@@ -8558,36 +6340,18 @@
     </w:p>
     <w:tbl>
       <w:tblPr>
-        <w:tblW w:w="11280" w:type="dxa"/>
-        <w:tblCellMar>
-          <w:top w:w="15" w:type="dxa"/>
-          <w:left w:w="15" w:type="dxa"/>
-          <w:bottom w:w="15" w:type="dxa"/>
-          <w:right w:w="15" w:type="dxa"/>
-        </w:tblCellMar>
+        <w:tblStyle w:val="TableGrid"/>
+        <w:tblW w:w="9072" w:type="dxa"/>
         <w:tblLook w:val="04A0" w:firstRow="1" w:lastRow="0" w:firstColumn="1" w:lastColumn="0" w:noHBand="0" w:noVBand="1"/>
       </w:tblPr>
       <w:tblGrid>
         <w:gridCol w:w="1857"/>
-        <w:gridCol w:w="9423"/>
+        <w:gridCol w:w="7215"/>
       </w:tblGrid>
       <w:tr>
-        <w:trPr>
-          <w:tblHeader/>
-        </w:trPr>
-        <w:tc>
-          <w:tcPr>
-            <w:tcW w:w="0" w:type="auto"/>
-            <w:tcBorders>
-              <w:top w:val="nil"/>
-            </w:tcBorders>
-            <w:tcMar>
-              <w:top w:w="150" w:type="dxa"/>
-              <w:left w:w="0" w:type="dxa"/>
-              <w:bottom w:w="150" w:type="dxa"/>
-              <w:right w:w="240" w:type="dxa"/>
-            </w:tcMar>
-            <w:vAlign w:val="center"/>
+        <w:tc>
+          <w:tcPr>
+            <w:tcW w:w="0" w:type="auto"/>
             <w:hideMark/>
           </w:tcPr>
           <w:p>
@@ -8598,17 +6362,7 @@
         </w:tc>
         <w:tc>
           <w:tcPr>
-            <w:tcW w:w="0" w:type="auto"/>
-            <w:tcBorders>
-              <w:top w:val="nil"/>
-            </w:tcBorders>
-            <w:tcMar>
-              <w:top w:w="150" w:type="dxa"/>
-              <w:left w:w="240" w:type="dxa"/>
-              <w:bottom w:w="150" w:type="dxa"/>
-              <w:right w:w="240" w:type="dxa"/>
-            </w:tcMar>
-            <w:vAlign w:val="center"/>
+            <w:tcW w:w="7215" w:type="dxa"/>
             <w:hideMark/>
           </w:tcPr>
           <w:p>
@@ -8622,13 +6376,6 @@
         <w:tc>
           <w:tcPr>
             <w:tcW w:w="0" w:type="auto"/>
-            <w:tcMar>
-              <w:top w:w="150" w:type="dxa"/>
-              <w:left w:w="0" w:type="dxa"/>
-              <w:bottom w:w="150" w:type="dxa"/>
-              <w:right w:w="240" w:type="dxa"/>
-            </w:tcMar>
-            <w:vAlign w:val="center"/>
             <w:hideMark/>
           </w:tcPr>
           <w:p>
@@ -8643,14 +6390,7 @@
         </w:tc>
         <w:tc>
           <w:tcPr>
-            <w:tcW w:w="0" w:type="auto"/>
-            <w:tcMar>
-              <w:top w:w="150" w:type="dxa"/>
-              <w:left w:w="240" w:type="dxa"/>
-              <w:bottom w:w="150" w:type="dxa"/>
-              <w:right w:w="0" w:type="dxa"/>
-            </w:tcMar>
-            <w:vAlign w:val="center"/>
+            <w:tcW w:w="7215" w:type="dxa"/>
             <w:hideMark/>
           </w:tcPr>
           <w:p>
@@ -8664,13 +6404,6 @@
         <w:tc>
           <w:tcPr>
             <w:tcW w:w="0" w:type="auto"/>
-            <w:tcMar>
-              <w:top w:w="150" w:type="dxa"/>
-              <w:left w:w="0" w:type="dxa"/>
-              <w:bottom w:w="150" w:type="dxa"/>
-              <w:right w:w="240" w:type="dxa"/>
-            </w:tcMar>
-            <w:vAlign w:val="center"/>
             <w:hideMark/>
           </w:tcPr>
           <w:p>
@@ -8685,14 +6418,7 @@
         </w:tc>
         <w:tc>
           <w:tcPr>
-            <w:tcW w:w="0" w:type="auto"/>
-            <w:tcMar>
-              <w:top w:w="150" w:type="dxa"/>
-              <w:left w:w="240" w:type="dxa"/>
-              <w:bottom w:w="150" w:type="dxa"/>
-              <w:right w:w="0" w:type="dxa"/>
-            </w:tcMar>
-            <w:vAlign w:val="center"/>
+            <w:tcW w:w="7215" w:type="dxa"/>
             <w:hideMark/>
           </w:tcPr>
           <w:p>
@@ -8706,13 +6432,6 @@
         <w:tc>
           <w:tcPr>
             <w:tcW w:w="0" w:type="auto"/>
-            <w:tcMar>
-              <w:top w:w="150" w:type="dxa"/>
-              <w:left w:w="0" w:type="dxa"/>
-              <w:bottom w:w="150" w:type="dxa"/>
-              <w:right w:w="240" w:type="dxa"/>
-            </w:tcMar>
-            <w:vAlign w:val="center"/>
             <w:hideMark/>
           </w:tcPr>
           <w:p>
@@ -8727,14 +6446,7 @@
         </w:tc>
         <w:tc>
           <w:tcPr>
-            <w:tcW w:w="0" w:type="auto"/>
-            <w:tcMar>
-              <w:top w:w="150" w:type="dxa"/>
-              <w:left w:w="240" w:type="dxa"/>
-              <w:bottom w:w="150" w:type="dxa"/>
-              <w:right w:w="0" w:type="dxa"/>
-            </w:tcMar>
-            <w:vAlign w:val="center"/>
+            <w:tcW w:w="7215" w:type="dxa"/>
             <w:hideMark/>
           </w:tcPr>
           <w:p>
@@ -8748,13 +6460,6 @@
         <w:tc>
           <w:tcPr>
             <w:tcW w:w="0" w:type="auto"/>
-            <w:tcMar>
-              <w:top w:w="150" w:type="dxa"/>
-              <w:left w:w="0" w:type="dxa"/>
-              <w:bottom w:w="150" w:type="dxa"/>
-              <w:right w:w="240" w:type="dxa"/>
-            </w:tcMar>
-            <w:vAlign w:val="center"/>
             <w:hideMark/>
           </w:tcPr>
           <w:p>
@@ -8769,14 +6474,7 @@
         </w:tc>
         <w:tc>
           <w:tcPr>
-            <w:tcW w:w="0" w:type="auto"/>
-            <w:tcMar>
-              <w:top w:w="150" w:type="dxa"/>
-              <w:left w:w="240" w:type="dxa"/>
-              <w:bottom w:w="150" w:type="dxa"/>
-              <w:right w:w="0" w:type="dxa"/>
-            </w:tcMar>
-            <w:vAlign w:val="center"/>
+            <w:tcW w:w="7215" w:type="dxa"/>
             <w:hideMark/>
           </w:tcPr>
           <w:p>
@@ -8790,13 +6488,6 @@
         <w:tc>
           <w:tcPr>
             <w:tcW w:w="0" w:type="auto"/>
-            <w:tcMar>
-              <w:top w:w="150" w:type="dxa"/>
-              <w:left w:w="0" w:type="dxa"/>
-              <w:bottom w:w="150" w:type="dxa"/>
-              <w:right w:w="240" w:type="dxa"/>
-            </w:tcMar>
-            <w:vAlign w:val="center"/>
             <w:hideMark/>
           </w:tcPr>
           <w:p>
@@ -8811,14 +6502,7 @@
         </w:tc>
         <w:tc>
           <w:tcPr>
-            <w:tcW w:w="0" w:type="auto"/>
-            <w:tcMar>
-              <w:top w:w="150" w:type="dxa"/>
-              <w:left w:w="240" w:type="dxa"/>
-              <w:bottom w:w="150" w:type="dxa"/>
-              <w:right w:w="0" w:type="dxa"/>
-            </w:tcMar>
-            <w:vAlign w:val="center"/>
+            <w:tcW w:w="7215" w:type="dxa"/>
             <w:hideMark/>
           </w:tcPr>
           <w:p>
@@ -8832,13 +6516,6 @@
         <w:tc>
           <w:tcPr>
             <w:tcW w:w="0" w:type="auto"/>
-            <w:tcMar>
-              <w:top w:w="150" w:type="dxa"/>
-              <w:left w:w="0" w:type="dxa"/>
-              <w:bottom w:w="150" w:type="dxa"/>
-              <w:right w:w="240" w:type="dxa"/>
-            </w:tcMar>
-            <w:vAlign w:val="center"/>
             <w:hideMark/>
           </w:tcPr>
           <w:p>
@@ -8853,14 +6530,7 @@
         </w:tc>
         <w:tc>
           <w:tcPr>
-            <w:tcW w:w="0" w:type="auto"/>
-            <w:tcMar>
-              <w:top w:w="150" w:type="dxa"/>
-              <w:left w:w="240" w:type="dxa"/>
-              <w:bottom w:w="150" w:type="dxa"/>
-              <w:right w:w="0" w:type="dxa"/>
-            </w:tcMar>
-            <w:vAlign w:val="center"/>
+            <w:tcW w:w="7215" w:type="dxa"/>
             <w:hideMark/>
           </w:tcPr>
           <w:p>
@@ -8877,7 +6547,6 @@
           <w:b/>
           <w:bCs/>
         </w:rPr>
-        <w:lastRenderedPageBreak/>
         <w:t>Expected output</w:t>
       </w:r>
       <w:r>
@@ -8901,36 +6570,18 @@
     </w:p>
     <w:tbl>
       <w:tblPr>
-        <w:tblW w:w="11280" w:type="dxa"/>
-        <w:tblCellMar>
-          <w:top w:w="15" w:type="dxa"/>
-          <w:left w:w="15" w:type="dxa"/>
-          <w:bottom w:w="15" w:type="dxa"/>
-          <w:right w:w="15" w:type="dxa"/>
-        </w:tblCellMar>
+        <w:tblStyle w:val="TableGrid"/>
+        <w:tblW w:w="9067" w:type="dxa"/>
         <w:tblLook w:val="04A0" w:firstRow="1" w:lastRow="0" w:firstColumn="1" w:lastColumn="0" w:noHBand="0" w:noVBand="1"/>
       </w:tblPr>
       <w:tblGrid>
         <w:gridCol w:w="883"/>
-        <w:gridCol w:w="10397"/>
+        <w:gridCol w:w="8184"/>
       </w:tblGrid>
       <w:tr>
-        <w:trPr>
-          <w:tblHeader/>
-        </w:trPr>
-        <w:tc>
-          <w:tcPr>
-            <w:tcW w:w="0" w:type="auto"/>
-            <w:tcBorders>
-              <w:top w:val="nil"/>
-            </w:tcBorders>
-            <w:tcMar>
-              <w:top w:w="150" w:type="dxa"/>
-              <w:left w:w="0" w:type="dxa"/>
-              <w:bottom w:w="150" w:type="dxa"/>
-              <w:right w:w="240" w:type="dxa"/>
-            </w:tcMar>
-            <w:vAlign w:val="center"/>
+        <w:tc>
+          <w:tcPr>
+            <w:tcW w:w="0" w:type="auto"/>
             <w:hideMark/>
           </w:tcPr>
           <w:p>
@@ -8941,17 +6592,7 @@
         </w:tc>
         <w:tc>
           <w:tcPr>
-            <w:tcW w:w="0" w:type="auto"/>
-            <w:tcBorders>
-              <w:top w:val="nil"/>
-            </w:tcBorders>
-            <w:tcMar>
-              <w:top w:w="150" w:type="dxa"/>
-              <w:left w:w="240" w:type="dxa"/>
-              <w:bottom w:w="150" w:type="dxa"/>
-              <w:right w:w="240" w:type="dxa"/>
-            </w:tcMar>
-            <w:vAlign w:val="center"/>
+            <w:tcW w:w="8184" w:type="dxa"/>
             <w:hideMark/>
           </w:tcPr>
           <w:p>
@@ -8965,13 +6606,6 @@
         <w:tc>
           <w:tcPr>
             <w:tcW w:w="0" w:type="auto"/>
-            <w:tcMar>
-              <w:top w:w="150" w:type="dxa"/>
-              <w:left w:w="0" w:type="dxa"/>
-              <w:bottom w:w="150" w:type="dxa"/>
-              <w:right w:w="240" w:type="dxa"/>
-            </w:tcMar>
-            <w:vAlign w:val="center"/>
             <w:hideMark/>
           </w:tcPr>
           <w:p>
@@ -8986,14 +6620,7 @@
         </w:tc>
         <w:tc>
           <w:tcPr>
-            <w:tcW w:w="0" w:type="auto"/>
-            <w:tcMar>
-              <w:top w:w="150" w:type="dxa"/>
-              <w:left w:w="240" w:type="dxa"/>
-              <w:bottom w:w="150" w:type="dxa"/>
-              <w:right w:w="0" w:type="dxa"/>
-            </w:tcMar>
-            <w:vAlign w:val="center"/>
+            <w:tcW w:w="8184" w:type="dxa"/>
             <w:hideMark/>
           </w:tcPr>
           <w:p>
@@ -9009,13 +6636,6 @@
         <w:tc>
           <w:tcPr>
             <w:tcW w:w="0" w:type="auto"/>
-            <w:tcMar>
-              <w:top w:w="150" w:type="dxa"/>
-              <w:left w:w="0" w:type="dxa"/>
-              <w:bottom w:w="150" w:type="dxa"/>
-              <w:right w:w="240" w:type="dxa"/>
-            </w:tcMar>
-            <w:vAlign w:val="center"/>
             <w:hideMark/>
           </w:tcPr>
           <w:p>
@@ -9030,14 +6650,7 @@
         </w:tc>
         <w:tc>
           <w:tcPr>
-            <w:tcW w:w="0" w:type="auto"/>
-            <w:tcMar>
-              <w:top w:w="150" w:type="dxa"/>
-              <w:left w:w="240" w:type="dxa"/>
-              <w:bottom w:w="150" w:type="dxa"/>
-              <w:right w:w="0" w:type="dxa"/>
-            </w:tcMar>
-            <w:vAlign w:val="center"/>
+            <w:tcW w:w="8184" w:type="dxa"/>
             <w:hideMark/>
           </w:tcPr>
           <w:p>
@@ -9051,13 +6664,6 @@
         <w:tc>
           <w:tcPr>
             <w:tcW w:w="0" w:type="auto"/>
-            <w:tcMar>
-              <w:top w:w="150" w:type="dxa"/>
-              <w:left w:w="0" w:type="dxa"/>
-              <w:bottom w:w="150" w:type="dxa"/>
-              <w:right w:w="240" w:type="dxa"/>
-            </w:tcMar>
-            <w:vAlign w:val="center"/>
             <w:hideMark/>
           </w:tcPr>
           <w:p>
@@ -9072,14 +6678,7 @@
         </w:tc>
         <w:tc>
           <w:tcPr>
-            <w:tcW w:w="0" w:type="auto"/>
-            <w:tcMar>
-              <w:top w:w="150" w:type="dxa"/>
-              <w:left w:w="240" w:type="dxa"/>
-              <w:bottom w:w="150" w:type="dxa"/>
-              <w:right w:w="0" w:type="dxa"/>
-            </w:tcMar>
-            <w:vAlign w:val="center"/>
+            <w:tcW w:w="8184" w:type="dxa"/>
             <w:hideMark/>
           </w:tcPr>
           <w:p>
@@ -9209,36 +6808,18 @@
     </w:p>
     <w:tbl>
       <w:tblPr>
-        <w:tblW w:w="11280" w:type="dxa"/>
-        <w:tblCellMar>
-          <w:top w:w="15" w:type="dxa"/>
-          <w:left w:w="15" w:type="dxa"/>
-          <w:bottom w:w="15" w:type="dxa"/>
-          <w:right w:w="15" w:type="dxa"/>
-        </w:tblCellMar>
+        <w:tblStyle w:val="TableGrid"/>
+        <w:tblW w:w="8926" w:type="dxa"/>
         <w:tblLook w:val="04A0" w:firstRow="1" w:lastRow="0" w:firstColumn="1" w:lastColumn="0" w:noHBand="0" w:noVBand="1"/>
       </w:tblPr>
       <w:tblGrid>
-        <w:gridCol w:w="6079"/>
-        <w:gridCol w:w="5201"/>
+        <w:gridCol w:w="4673"/>
+        <w:gridCol w:w="4253"/>
       </w:tblGrid>
       <w:tr>
-        <w:trPr>
-          <w:tblHeader/>
-        </w:trPr>
-        <w:tc>
-          <w:tcPr>
-            <w:tcW w:w="0" w:type="auto"/>
-            <w:tcBorders>
-              <w:top w:val="nil"/>
-            </w:tcBorders>
-            <w:tcMar>
-              <w:top w:w="150" w:type="dxa"/>
-              <w:left w:w="0" w:type="dxa"/>
-              <w:bottom w:w="150" w:type="dxa"/>
-              <w:right w:w="240" w:type="dxa"/>
-            </w:tcMar>
-            <w:vAlign w:val="center"/>
+        <w:tc>
+          <w:tcPr>
+            <w:tcW w:w="4673" w:type="dxa"/>
             <w:hideMark/>
           </w:tcPr>
           <w:p>
@@ -9249,17 +6830,7 @@
         </w:tc>
         <w:tc>
           <w:tcPr>
-            <w:tcW w:w="0" w:type="auto"/>
-            <w:tcBorders>
-              <w:top w:val="nil"/>
-            </w:tcBorders>
-            <w:tcMar>
-              <w:top w:w="150" w:type="dxa"/>
-              <w:left w:w="240" w:type="dxa"/>
-              <w:bottom w:w="150" w:type="dxa"/>
-              <w:right w:w="240" w:type="dxa"/>
-            </w:tcMar>
-            <w:vAlign w:val="center"/>
+            <w:tcW w:w="4253" w:type="dxa"/>
             <w:hideMark/>
           </w:tcPr>
           <w:p>
@@ -9272,14 +6843,7 @@
       <w:tr>
         <w:tc>
           <w:tcPr>
-            <w:tcW w:w="0" w:type="auto"/>
-            <w:tcMar>
-              <w:top w:w="150" w:type="dxa"/>
-              <w:left w:w="0" w:type="dxa"/>
-              <w:bottom w:w="150" w:type="dxa"/>
-              <w:right w:w="240" w:type="dxa"/>
-            </w:tcMar>
-            <w:vAlign w:val="center"/>
+            <w:tcW w:w="4673" w:type="dxa"/>
             <w:hideMark/>
           </w:tcPr>
           <w:p>
@@ -9294,14 +6858,7 @@
         </w:tc>
         <w:tc>
           <w:tcPr>
-            <w:tcW w:w="0" w:type="auto"/>
-            <w:tcMar>
-              <w:top w:w="150" w:type="dxa"/>
-              <w:left w:w="240" w:type="dxa"/>
-              <w:bottom w:w="150" w:type="dxa"/>
-              <w:right w:w="0" w:type="dxa"/>
-            </w:tcMar>
-            <w:vAlign w:val="center"/>
+            <w:tcW w:w="4253" w:type="dxa"/>
             <w:hideMark/>
           </w:tcPr>
           <w:p>
@@ -9314,14 +6871,7 @@
       <w:tr>
         <w:tc>
           <w:tcPr>
-            <w:tcW w:w="0" w:type="auto"/>
-            <w:tcMar>
-              <w:top w:w="150" w:type="dxa"/>
-              <w:left w:w="0" w:type="dxa"/>
-              <w:bottom w:w="150" w:type="dxa"/>
-              <w:right w:w="240" w:type="dxa"/>
-            </w:tcMar>
-            <w:vAlign w:val="center"/>
+            <w:tcW w:w="4673" w:type="dxa"/>
             <w:hideMark/>
           </w:tcPr>
           <w:p>
@@ -9336,14 +6886,7 @@
         </w:tc>
         <w:tc>
           <w:tcPr>
-            <w:tcW w:w="0" w:type="auto"/>
-            <w:tcMar>
-              <w:top w:w="150" w:type="dxa"/>
-              <w:left w:w="240" w:type="dxa"/>
-              <w:bottom w:w="150" w:type="dxa"/>
-              <w:right w:w="0" w:type="dxa"/>
-            </w:tcMar>
-            <w:vAlign w:val="center"/>
+            <w:tcW w:w="4253" w:type="dxa"/>
             <w:hideMark/>
           </w:tcPr>
           <w:p>
@@ -9356,14 +6899,7 @@
       <w:tr>
         <w:tc>
           <w:tcPr>
-            <w:tcW w:w="0" w:type="auto"/>
-            <w:tcMar>
-              <w:top w:w="150" w:type="dxa"/>
-              <w:left w:w="0" w:type="dxa"/>
-              <w:bottom w:w="150" w:type="dxa"/>
-              <w:right w:w="240" w:type="dxa"/>
-            </w:tcMar>
-            <w:vAlign w:val="center"/>
+            <w:tcW w:w="4673" w:type="dxa"/>
             <w:hideMark/>
           </w:tcPr>
           <w:p>
@@ -9379,14 +6915,7 @@
         </w:tc>
         <w:tc>
           <w:tcPr>
-            <w:tcW w:w="0" w:type="auto"/>
-            <w:tcMar>
-              <w:top w:w="150" w:type="dxa"/>
-              <w:left w:w="240" w:type="dxa"/>
-              <w:bottom w:w="150" w:type="dxa"/>
-              <w:right w:w="0" w:type="dxa"/>
-            </w:tcMar>
-            <w:vAlign w:val="center"/>
+            <w:tcW w:w="4253" w:type="dxa"/>
             <w:hideMark/>
           </w:tcPr>
           <w:p>
@@ -9399,14 +6928,7 @@
       <w:tr>
         <w:tc>
           <w:tcPr>
-            <w:tcW w:w="0" w:type="auto"/>
-            <w:tcMar>
-              <w:top w:w="150" w:type="dxa"/>
-              <w:left w:w="0" w:type="dxa"/>
-              <w:bottom w:w="150" w:type="dxa"/>
-              <w:right w:w="240" w:type="dxa"/>
-            </w:tcMar>
-            <w:vAlign w:val="center"/>
+            <w:tcW w:w="4673" w:type="dxa"/>
             <w:hideMark/>
           </w:tcPr>
           <w:p>
@@ -9421,14 +6943,7 @@
         </w:tc>
         <w:tc>
           <w:tcPr>
-            <w:tcW w:w="0" w:type="auto"/>
-            <w:tcMar>
-              <w:top w:w="150" w:type="dxa"/>
-              <w:left w:w="240" w:type="dxa"/>
-              <w:bottom w:w="150" w:type="dxa"/>
-              <w:right w:w="0" w:type="dxa"/>
-            </w:tcMar>
-            <w:vAlign w:val="center"/>
+            <w:tcW w:w="4253" w:type="dxa"/>
             <w:hideMark/>
           </w:tcPr>
           <w:p>
@@ -9537,36 +7052,18 @@
     </w:p>
     <w:tbl>
       <w:tblPr>
-        <w:tblW w:w="11280" w:type="dxa"/>
-        <w:tblCellMar>
-          <w:top w:w="15" w:type="dxa"/>
-          <w:left w:w="15" w:type="dxa"/>
-          <w:bottom w:w="15" w:type="dxa"/>
-          <w:right w:w="15" w:type="dxa"/>
-        </w:tblCellMar>
+        <w:tblStyle w:val="TableGrid"/>
+        <w:tblW w:w="8926" w:type="dxa"/>
         <w:tblLook w:val="04A0" w:firstRow="1" w:lastRow="0" w:firstColumn="1" w:lastColumn="0" w:noHBand="0" w:noVBand="1"/>
       </w:tblPr>
       <w:tblGrid>
-        <w:gridCol w:w="3000"/>
-        <w:gridCol w:w="8280"/>
+        <w:gridCol w:w="2979"/>
+        <w:gridCol w:w="5947"/>
       </w:tblGrid>
       <w:tr>
-        <w:trPr>
-          <w:tblHeader/>
-        </w:trPr>
-        <w:tc>
-          <w:tcPr>
-            <w:tcW w:w="0" w:type="auto"/>
-            <w:tcBorders>
-              <w:top w:val="nil"/>
-            </w:tcBorders>
-            <w:tcMar>
-              <w:top w:w="150" w:type="dxa"/>
-              <w:left w:w="0" w:type="dxa"/>
-              <w:bottom w:w="150" w:type="dxa"/>
-              <w:right w:w="240" w:type="dxa"/>
-            </w:tcMar>
-            <w:vAlign w:val="center"/>
+        <w:tc>
+          <w:tcPr>
+            <w:tcW w:w="0" w:type="auto"/>
             <w:hideMark/>
           </w:tcPr>
           <w:p>
@@ -9577,17 +7074,7 @@
         </w:tc>
         <w:tc>
           <w:tcPr>
-            <w:tcW w:w="0" w:type="auto"/>
-            <w:tcBorders>
-              <w:top w:val="nil"/>
-            </w:tcBorders>
-            <w:tcMar>
-              <w:top w:w="150" w:type="dxa"/>
-              <w:left w:w="240" w:type="dxa"/>
-              <w:bottom w:w="150" w:type="dxa"/>
-              <w:right w:w="240" w:type="dxa"/>
-            </w:tcMar>
-            <w:vAlign w:val="center"/>
+            <w:tcW w:w="5947" w:type="dxa"/>
             <w:hideMark/>
           </w:tcPr>
           <w:p>
@@ -9601,13 +7088,6 @@
         <w:tc>
           <w:tcPr>
             <w:tcW w:w="0" w:type="auto"/>
-            <w:tcMar>
-              <w:top w:w="150" w:type="dxa"/>
-              <w:left w:w="0" w:type="dxa"/>
-              <w:bottom w:w="150" w:type="dxa"/>
-              <w:right w:w="240" w:type="dxa"/>
-            </w:tcMar>
-            <w:vAlign w:val="center"/>
             <w:hideMark/>
           </w:tcPr>
           <w:p>
@@ -9622,14 +7102,7 @@
         </w:tc>
         <w:tc>
           <w:tcPr>
-            <w:tcW w:w="0" w:type="auto"/>
-            <w:tcMar>
-              <w:top w:w="150" w:type="dxa"/>
-              <w:left w:w="240" w:type="dxa"/>
-              <w:bottom w:w="150" w:type="dxa"/>
-              <w:right w:w="0" w:type="dxa"/>
-            </w:tcMar>
-            <w:vAlign w:val="center"/>
+            <w:tcW w:w="5947" w:type="dxa"/>
             <w:hideMark/>
           </w:tcPr>
           <w:p>
@@ -9643,13 +7116,6 @@
         <w:tc>
           <w:tcPr>
             <w:tcW w:w="0" w:type="auto"/>
-            <w:tcMar>
-              <w:top w:w="150" w:type="dxa"/>
-              <w:left w:w="0" w:type="dxa"/>
-              <w:bottom w:w="150" w:type="dxa"/>
-              <w:right w:w="240" w:type="dxa"/>
-            </w:tcMar>
-            <w:vAlign w:val="center"/>
             <w:hideMark/>
           </w:tcPr>
           <w:p>
@@ -9664,14 +7130,7 @@
         </w:tc>
         <w:tc>
           <w:tcPr>
-            <w:tcW w:w="0" w:type="auto"/>
-            <w:tcMar>
-              <w:top w:w="150" w:type="dxa"/>
-              <w:left w:w="240" w:type="dxa"/>
-              <w:bottom w:w="150" w:type="dxa"/>
-              <w:right w:w="0" w:type="dxa"/>
-            </w:tcMar>
-            <w:vAlign w:val="center"/>
+            <w:tcW w:w="5947" w:type="dxa"/>
             <w:hideMark/>
           </w:tcPr>
           <w:p>
@@ -9685,13 +7144,6 @@
         <w:tc>
           <w:tcPr>
             <w:tcW w:w="0" w:type="auto"/>
-            <w:tcMar>
-              <w:top w:w="150" w:type="dxa"/>
-              <w:left w:w="0" w:type="dxa"/>
-              <w:bottom w:w="150" w:type="dxa"/>
-              <w:right w:w="240" w:type="dxa"/>
-            </w:tcMar>
-            <w:vAlign w:val="center"/>
             <w:hideMark/>
           </w:tcPr>
           <w:p>
@@ -9706,14 +7158,7 @@
         </w:tc>
         <w:tc>
           <w:tcPr>
-            <w:tcW w:w="0" w:type="auto"/>
-            <w:tcMar>
-              <w:top w:w="150" w:type="dxa"/>
-              <w:left w:w="240" w:type="dxa"/>
-              <w:bottom w:w="150" w:type="dxa"/>
-              <w:right w:w="0" w:type="dxa"/>
-            </w:tcMar>
-            <w:vAlign w:val="center"/>
+            <w:tcW w:w="5947" w:type="dxa"/>
             <w:hideMark/>
           </w:tcPr>
           <w:p>
@@ -9727,13 +7172,6 @@
         <w:tc>
           <w:tcPr>
             <w:tcW w:w="0" w:type="auto"/>
-            <w:tcMar>
-              <w:top w:w="150" w:type="dxa"/>
-              <w:left w:w="0" w:type="dxa"/>
-              <w:bottom w:w="150" w:type="dxa"/>
-              <w:right w:w="240" w:type="dxa"/>
-            </w:tcMar>
-            <w:vAlign w:val="center"/>
             <w:hideMark/>
           </w:tcPr>
           <w:p>
@@ -9748,14 +7186,7 @@
         </w:tc>
         <w:tc>
           <w:tcPr>
-            <w:tcW w:w="0" w:type="auto"/>
-            <w:tcMar>
-              <w:top w:w="150" w:type="dxa"/>
-              <w:left w:w="240" w:type="dxa"/>
-              <w:bottom w:w="150" w:type="dxa"/>
-              <w:right w:w="0" w:type="dxa"/>
-            </w:tcMar>
-            <w:vAlign w:val="center"/>
+            <w:tcW w:w="5947" w:type="dxa"/>
             <w:hideMark/>
           </w:tcPr>
           <w:p>
@@ -9861,7 +7292,6 @@
         </w:numPr>
       </w:pPr>
       <w:r>
-        <w:lastRenderedPageBreak/>
         <w:t xml:space="preserve">Navigate to </w:t>
       </w:r>
       <w:r>
@@ -9968,13 +7398,14 @@
     </w:p>
     <w:p>
       <w:r>
+        <w:lastRenderedPageBreak/>
         <w:t>This demonstrates the JWT auth and role boundaries.</w:t>
       </w:r>
     </w:p>
     <w:p>
       <w:r>
         <w:pict w14:anchorId="7E2E9CB6">
-          <v:rect id="_x0000_i1124" style="width:0;height:.75pt" o:hralign="center" o:hrstd="t" o:hr="t" fillcolor="#a0a0a0" stroked="f"/>
+          <v:rect id="_x0000_i1034" style="width:0;height:.75pt" o:hralign="center" o:hrstd="t" o:hr="t" fillcolor="#a0a0a0" stroked="f"/>
         </w:pict>
       </w:r>
     </w:p>
@@ -10264,6 +7695,7 @@
     </w:p>
     <w:p>
       <w:r>
+        <w:lastRenderedPageBreak/>
         <w:t>curl -</w:t>
       </w:r>
       <w:proofErr w:type="spellStart"/>
@@ -10860,9 +8292,8 @@
     </w:tbl>
     <w:p>
       <w:r>
-        <w:lastRenderedPageBreak/>
         <w:pict w14:anchorId="5D3EE881">
-          <v:rect id="_x0000_i1125" style="width:0;height:.75pt" o:hralign="center" o:hrstd="t" o:hr="t" fillcolor="#a0a0a0" stroked="f"/>
+          <v:rect id="_x0000_i1035" style="width:0;height:.75pt" o:hralign="center" o:hrstd="t" o:hr="t" fillcolor="#a0a0a0" stroked="f"/>
         </w:pict>
       </w:r>
     </w:p>
@@ -11055,6 +8486,7 @@
           </w:tcPr>
           <w:p>
             <w:r>
+              <w:lastRenderedPageBreak/>
               <w:t>No Jupyter/</w:t>
             </w:r>
             <w:proofErr w:type="spellStart"/>
@@ -11501,7 +8933,6 @@
           </w:tcPr>
           <w:p>
             <w:r>
-              <w:lastRenderedPageBreak/>
               <w:t>Multilingual</w:t>
             </w:r>
           </w:p>
@@ -11567,7 +8998,7 @@
     <w:p>
       <w:r>
         <w:pict w14:anchorId="516A7667">
-          <v:rect id="_x0000_i1126" style="width:0;height:.75pt" o:hralign="center" o:hrstd="t" o:hr="t" fillcolor="#a0a0a0" stroked="f"/>
+          <v:rect id="_x0000_i1036" style="width:0;height:.75pt" o:hralign="center" o:hrstd="t" o:hr="t" fillcolor="#a0a0a0" stroked="f"/>
         </w:pict>
       </w:r>
     </w:p>
@@ -11608,6 +9039,7 @@
     </w:p>
     <w:p>
       <w:r>
+        <w:lastRenderedPageBreak/>
         <w:t># Backend</w:t>
       </w:r>
     </w:p>
@@ -11796,7 +9228,6 @@
     <w:p>
       <w:proofErr w:type="spellStart"/>
       <w:r>
-        <w:lastRenderedPageBreak/>
         <w:t>ngrok</w:t>
       </w:r>
       <w:proofErr w:type="spellEnd"/>
@@ -11921,6 +9352,7 @@
           <w:b/>
           <w:bCs/>
         </w:rPr>
+        <w:lastRenderedPageBreak/>
         <w:t>Database migrations</w:t>
       </w:r>
       <w:r>
@@ -11956,7 +9388,7 @@
     <w:p>
       <w:r>
         <w:pict w14:anchorId="7C4D2994">
-          <v:rect id="_x0000_i1127" style="width:0;height:.75pt" o:hralign="center" o:hrstd="t" o:hr="t" fillcolor="#a0a0a0" stroked="f"/>
+          <v:rect id="_x0000_i1037" style="width:0;height:.75pt" o:hralign="center" o:hrstd="t" o:hr="t" fillcolor="#a0a0a0" stroked="f"/>
         </w:pict>
       </w:r>
     </w:p>
@@ -12367,7 +9799,6 @@
           </w:tcPr>
           <w:p>
             <w:r>
-              <w:lastRenderedPageBreak/>
               <w:t>3:00</w:t>
             </w:r>
           </w:p>
@@ -12581,7 +10012,7 @@
     <w:p>
       <w:r>
         <w:pict w14:anchorId="3740FCA4">
-          <v:rect id="_x0000_i1128" style="width:0;height:.75pt" o:hralign="center" o:hrstd="t" o:hr="t" fillcolor="#a0a0a0" stroked="f"/>
+          <v:rect id="_x0000_i1038" style="width:0;height:.75pt" o:hralign="center" o:hrstd="t" o:hr="t" fillcolor="#a0a0a0" stroked="f"/>
         </w:pict>
       </w:r>
     </w:p>
@@ -12602,6 +10033,7 @@
     </w:p>
     <w:p>
       <w:r>
+        <w:lastRenderedPageBreak/>
         <w:t>The JA Assure AI Marketing Agent demonstrates:</w:t>
       </w:r>
     </w:p>
@@ -12668,7 +10100,7 @@
     <w:p>
       <w:r>
         <w:pict w14:anchorId="5328EC61">
-          <v:rect id="_x0000_i1129" style="width:0;height:.75pt" o:hralign="center" o:hrstd="t" o:hr="t" fillcolor="#a0a0a0" stroked="f"/>
+          <v:rect id="_x0000_i1039" style="width:0;height:.75pt" o:hralign="center" o:hrstd="t" o:hr="t" fillcolor="#a0a0a0" stroked="f"/>
         </w:pict>
       </w:r>
     </w:p>
@@ -15905,6 +13337,7 @@
   <w:style w:type="character" w:default="1" w:styleId="DefaultParagraphFont">
     <w:name w:val="Default Paragraph Font"/>
     <w:uiPriority w:val="1"/>
+    <w:semiHidden/>
     <w:unhideWhenUsed/>
   </w:style>
   <w:style w:type="table" w:default="1" w:styleId="TableNormal">
@@ -16378,6 +13811,25 @@
       <w:shd w:val="clear" w:color="auto" w:fill="E1DFDD"/>
     </w:rPr>
   </w:style>
+  <w:style w:type="table" w:styleId="TableGrid">
+    <w:name w:val="Table Grid"/>
+    <w:basedOn w:val="TableNormal"/>
+    <w:uiPriority w:val="39"/>
+    <w:rsid w:val="003A055E"/>
+    <w:pPr>
+      <w:spacing w:after="0" w:line="240" w:lineRule="auto"/>
+    </w:pPr>
+    <w:tblPr>
+      <w:tblBorders>
+        <w:top w:val="single" w:sz="4" w:space="0" w:color="auto"/>
+        <w:left w:val="single" w:sz="4" w:space="0" w:color="auto"/>
+        <w:bottom w:val="single" w:sz="4" w:space="0" w:color="auto"/>
+        <w:right w:val="single" w:sz="4" w:space="0" w:color="auto"/>
+        <w:insideH w:val="single" w:sz="4" w:space="0" w:color="auto"/>
+        <w:insideV w:val="single" w:sz="4" w:space="0" w:color="auto"/>
+      </w:tblBorders>
+    </w:tblPr>
+  </w:style>
 </w:styles>
 </file>
 
